--- a/Project/Project.docx
+++ b/Project/Project.docx
@@ -10,23 +10,14 @@
         <w:textAlignment w:val="baseline"/>
       </w:pPr>
       <w:r>
-        <w:fldChar w:fldCharType="begin"/>
-      </w:r>
-      <w:r>
-        <w:instrText xml:space="preserve"> INCLUDEPICTURE "/Users/karry/Library/Containers/com.microsoft.Word/Data/tmp/WebArchiveCopyPasteTempFiles/YqzrtOP8B8qnAm4FwpnGAAAAAElFTkSuQmCC" \* MERGEFORMATINET </w:instrText>
-      </w:r>
-      <w:r>
-        <w:fldChar w:fldCharType="separate"/>
-      </w:r>
-      <w:r>
         <w:rPr>
           <w:noProof/>
         </w:rPr>
         <w:drawing>
-          <wp:inline distT="0" distB="0" distL="0" distR="0" wp14:anchorId="56E1756C" wp14:editId="0E668FE8">
-            <wp:extent cx="2797065" cy="735980"/>
-            <wp:effectExtent l="0" t="0" r="0" b="635"/>
-            <wp:docPr id="1" name="Picture 1"/>
+          <wp:inline distT="0" distB="0" distL="0" distR="0" wp14:anchorId="006A8F96" wp14:editId="22985B68">
+            <wp:extent cx="3048755" cy="881503"/>
+            <wp:effectExtent l="0" t="0" r="0" b="0"/>
+            <wp:docPr id="5" name="Picture 5"/>
             <wp:cNvGraphicFramePr>
               <a:graphicFrameLocks xmlns:a="http://schemas.openxmlformats.org/drawingml/2006/main" noChangeAspect="1"/>
             </wp:cNvGraphicFramePr>
@@ -34,45 +25,35 @@
               <a:graphicData uri="http://schemas.openxmlformats.org/drawingml/2006/picture">
                 <pic:pic xmlns:pic="http://schemas.openxmlformats.org/drawingml/2006/picture">
                   <pic:nvPicPr>
-                    <pic:cNvPr id="0" name="Picture 1"/>
-                    <pic:cNvPicPr>
-                      <a:picLocks noChangeAspect="1" noChangeArrowheads="1"/>
-                    </pic:cNvPicPr>
+                    <pic:cNvPr id="5" name="Picture 5"/>
+                    <pic:cNvPicPr/>
                   </pic:nvPicPr>
                   <pic:blipFill>
-                    <a:blip r:embed="rId8">
+                    <a:blip r:embed="rId8" cstate="print">
                       <a:extLst>
                         <a:ext uri="{28A0092B-C50C-407E-A947-70E740481C1C}">
                           <a14:useLocalDpi xmlns:a14="http://schemas.microsoft.com/office/drawing/2010/main" val="0"/>
                         </a:ext>
                       </a:extLst>
                     </a:blip>
-                    <a:srcRect/>
                     <a:stretch>
                       <a:fillRect/>
                     </a:stretch>
                   </pic:blipFill>
-                  <pic:spPr bwMode="auto">
+                  <pic:spPr>
                     <a:xfrm>
                       <a:off x="0" y="0"/>
-                      <a:ext cx="2849068" cy="749663"/>
+                      <a:ext cx="3123447" cy="903099"/>
                     </a:xfrm>
                     <a:prstGeom prst="rect">
                       <a:avLst/>
                     </a:prstGeom>
-                    <a:noFill/>
-                    <a:ln>
-                      <a:noFill/>
-                    </a:ln>
                   </pic:spPr>
                 </pic:pic>
               </a:graphicData>
             </a:graphic>
           </wp:inline>
         </w:drawing>
-      </w:r>
-      <w:r>
-        <w:fldChar w:fldCharType="end"/>
       </w:r>
     </w:p>
     <w:p>
@@ -470,6 +451,32 @@
               </w:rPr>
               <w:t>Ren Kai</w:t>
             </w:r>
+            <w:r>
+              <w:rPr>
+                <w:rStyle w:val="normaltextrun"/>
+                <w:lang w:val="en-US"/>
+              </w:rPr>
+              <w:t xml:space="preserve"> </w:t>
+            </w:r>
+            <w:r>
+              <w:rPr>
+                <w:rStyle w:val="normaltextrun"/>
+              </w:rPr>
+              <w:t>(</w:t>
+            </w:r>
+            <w:r>
+              <w:rPr>
+                <w:rStyle w:val="normaltextrun"/>
+                <w:rFonts w:ascii="KaiTi" w:eastAsia="KaiTi" w:hAnsi="KaiTi" w:cs="SimSun" w:hint="eastAsia"/>
+              </w:rPr>
+              <w:t>任凯</w:t>
+            </w:r>
+            <w:r>
+              <w:rPr>
+                <w:rStyle w:val="normaltextrun"/>
+              </w:rPr>
+              <w:t>)</w:t>
+            </w:r>
           </w:p>
         </w:tc>
         <w:tc>
@@ -859,11 +866,19 @@
       <w:pPr>
         <w:pStyle w:val="paragraph"/>
         <w:spacing w:before="0" w:beforeAutospacing="0" w:after="0" w:afterAutospacing="0" w:line="480" w:lineRule="auto"/>
+        <w:jc w:val="center"/>
         <w:textAlignment w:val="baseline"/>
         <w:rPr>
           <w:rStyle w:val="normaltextrun"/>
           <w:lang w:val="it-CH"/>
         </w:rPr>
+      </w:pPr>
+    </w:p>
+    <w:p>
+      <w:pPr>
+        <w:pStyle w:val="paragraph"/>
+        <w:spacing w:before="0" w:beforeAutospacing="0" w:after="0" w:afterAutospacing="0" w:line="480" w:lineRule="auto"/>
+        <w:textAlignment w:val="baseline"/>
       </w:pPr>
     </w:p>
     <w:p>
@@ -874,7 +889,8 @@
         <w:sectPr>
           <w:headerReference w:type="default" r:id="rId9"/>
           <w:footerReference w:type="even" r:id="rId10"/>
-          <w:pgSz w:w="12240" w:h="15840"/>
+          <w:type w:val="continuous"/>
+          <w:pgSz w:w="11900" w:h="16840"/>
           <w:pgMar w:top="1440" w:right="1440" w:bottom="1440" w:left="1440" w:header="708" w:footer="708" w:gutter="0"/>
           <w:cols w:space="708"/>
           <w:titlePg/>
@@ -897,17 +913,6 @@
           <w:lang w:val="en-US"/>
         </w:rPr>
       </w:pPr>
-      <w:r>
-        <w:rPr>
-          <w:rStyle w:val="normaltextrun"/>
-          <w:b/>
-          <w:bCs/>
-          <w:color w:val="1F2328"/>
-          <w:lang w:val="en-US"/>
-        </w:rPr>
-        <w:lastRenderedPageBreak/>
-        <w:t>Conceptualization of Reforms in China's Foreign Exchange Market</w:t>
-      </w:r>
     </w:p>
     <w:p>
       <w:pPr>
@@ -917,6 +922,33 @@
         <w:textAlignment w:val="baseline"/>
         <w:outlineLvl w:val="0"/>
         <w:rPr>
+          <w:rStyle w:val="normaltextrun"/>
+          <w:b/>
+          <w:bCs/>
+          <w:color w:val="1F2328"/>
+          <w:lang w:val="en-US"/>
+        </w:rPr>
+      </w:pPr>
+      <w:r>
+        <w:rPr>
+          <w:rStyle w:val="normaltextrun"/>
+          <w:b/>
+          <w:bCs/>
+          <w:color w:val="1F2328"/>
+          <w:lang w:val="en-US"/>
+        </w:rPr>
+        <w:lastRenderedPageBreak/>
+        <w:t>Conceptualization of Reforms in China's Foreign Exchange Market</w:t>
+      </w:r>
+    </w:p>
+    <w:p>
+      <w:pPr>
+        <w:pStyle w:val="paragraph"/>
+        <w:spacing w:before="0" w:beforeAutospacing="0" w:after="0" w:afterAutospacing="0" w:line="480" w:lineRule="auto"/>
+        <w:jc w:val="center"/>
+        <w:textAlignment w:val="baseline"/>
+        <w:outlineLvl w:val="0"/>
+        <w:rPr>
           <w:b/>
           <w:bCs/>
           <w:color w:val="1F2328"/>
@@ -1020,28 +1052,28 @@
           <w:rStyle w:val="normaltextrun"/>
           <w:lang w:val="en-US"/>
         </w:rPr>
-        <w:t xml:space="preserve"> (as shown in </w:t>
-      </w:r>
-      <w:r>
-        <w:rPr>
-          <w:rStyle w:val="normaltextrun"/>
-          <w:lang w:val="en-US"/>
-        </w:rPr>
-        <w:t>A</w:t>
-      </w:r>
-      <w:r>
-        <w:rPr>
-          <w:rStyle w:val="normaltextrun"/>
-          <w:lang w:val="en-US"/>
-        </w:rPr>
-        <w:t>ppendix Figure 1.)</w:t>
-      </w:r>
-      <w:r>
-        <w:rPr>
-          <w:rStyle w:val="normaltextrun"/>
-          <w:lang w:val="en-US"/>
-        </w:rPr>
-        <w:t>, in 2023, the total trading volume of the forex market in China reached USD 3</w:t>
+        <w:t xml:space="preserve"> (as shown in Figure 1.)</w:t>
+      </w:r>
+      <w:r>
+        <w:rPr>
+          <w:rStyle w:val="normaltextrun"/>
+          <w:lang w:val="en-US"/>
+        </w:rPr>
+        <w:t xml:space="preserve">, in 2023, the total trading volume of the forex market in China reached </w:t>
+      </w:r>
+      <w:r>
+        <w:rPr>
+          <w:rStyle w:val="normaltextrun"/>
+          <w:lang w:val="en-US"/>
+        </w:rPr>
+        <w:t>$</w:t>
+      </w:r>
+      <w:r>
+        <w:rPr>
+          <w:rStyle w:val="normaltextrun"/>
+          <w:lang w:val="en-US"/>
+        </w:rPr>
+        <w:t>3</w:t>
       </w:r>
       <w:r>
         <w:rPr>
@@ -1069,7 +1101,21 @@
           <w:rStyle w:val="normaltextrun"/>
           <w:lang w:val="en-US"/>
         </w:rPr>
-        <w:t xml:space="preserve"> trillion. The average daily trading volume rose from USD 48.6</w:t>
+        <w:t xml:space="preserve"> trillion. The average daily trading volume rose from </w:t>
+      </w:r>
+      <w:r>
+        <w:rPr>
+          <w:rStyle w:val="normaltextrun"/>
+          <w:lang w:val="en-US"/>
+        </w:rPr>
+        <w:t>$</w:t>
+      </w:r>
+      <w:r>
+        <w:rPr>
+          <w:rStyle w:val="normaltextrun"/>
+          <w:lang w:val="en-US"/>
+        </w:rPr>
+        <w:t>48.6</w:t>
       </w:r>
       <w:r>
         <w:rPr>
@@ -1083,7 +1129,21 @@
           <w:rStyle w:val="normaltextrun"/>
           <w:lang w:val="en-US"/>
         </w:rPr>
-        <w:t xml:space="preserve"> billion in 2015 to about USD 9</w:t>
+        <w:t xml:space="preserve"> billion in 2015 to about</w:t>
+      </w:r>
+      <w:r>
+        <w:rPr>
+          <w:rStyle w:val="normaltextrun"/>
+          <w:lang w:val="en-US"/>
+        </w:rPr>
+        <w:t xml:space="preserve"> $</w:t>
+      </w:r>
+      <w:r>
+        <w:rPr>
+          <w:rStyle w:val="normaltextrun"/>
+          <w:lang w:val="en-US"/>
+        </w:rPr>
+        <w:t>9</w:t>
       </w:r>
       <w:r>
         <w:rPr>
@@ -1125,7 +1185,21 @@
           <w:rStyle w:val="normaltextrun"/>
           <w:lang w:val="en-US"/>
         </w:rPr>
-        <w:t xml:space="preserve"> USD 101.0</w:t>
+        <w:t xml:space="preserve"> </w:t>
+      </w:r>
+      <w:r>
+        <w:rPr>
+          <w:rStyle w:val="normaltextrun"/>
+          <w:lang w:val="en-US"/>
+        </w:rPr>
+        <w:t>$</w:t>
+      </w:r>
+      <w:r>
+        <w:rPr>
+          <w:rStyle w:val="normaltextrun"/>
+          <w:lang w:val="en-US"/>
+        </w:rPr>
+        <w:t>101.0</w:t>
       </w:r>
       <w:r>
         <w:rPr>
@@ -1307,14 +1381,49 @@
           <w:rStyle w:val="normaltextrun"/>
           <w:lang w:val="en-US"/>
         </w:rPr>
-        <w:t xml:space="preserve">eople’s Bank of China (PBOC) </w:t>
-      </w:r>
-      <w:r>
-        <w:rPr>
-          <w:rStyle w:val="normaltextrun"/>
-          <w:lang w:val="en-US"/>
-        </w:rPr>
-        <w:t>announced further adjustments to the RMB exchange rate mechanism, whereby the daily exchange rate would no longer be determined by the central bank, but would instead be referenced to the previous day's market closing rate, allowing for greater flexibility in the floating of the RMB.</w:t>
+        <w:t>eople’s Bank of China</w:t>
+      </w:r>
+      <w:r>
+        <w:rPr>
+          <w:rStyle w:val="normaltextrun"/>
+          <w:lang w:val="en-US"/>
+        </w:rPr>
+        <w:t xml:space="preserve"> </w:t>
+      </w:r>
+      <w:r>
+        <w:rPr>
+          <w:rStyle w:val="normaltextrun"/>
+          <w:lang w:val="en-US"/>
+        </w:rPr>
+        <w:t xml:space="preserve">(PBOC) </w:t>
+      </w:r>
+      <w:r>
+        <w:rPr>
+          <w:rStyle w:val="normaltextrun"/>
+          <w:lang w:val="en-US"/>
+        </w:rPr>
+        <w:t>announced further adjustments to the RMB exchange rate mechanism, whereby the daily exchange rate would no longer be determined by the central bank, but would instead be referenced to the previous day</w:t>
+      </w:r>
+      <w:r>
+        <w:rPr>
+          <w:rStyle w:val="normaltextrun"/>
+          <w:lang w:val="en-US"/>
+        </w:rPr>
+        <w:t>’</w:t>
+      </w:r>
+      <w:r>
+        <w:rPr>
+          <w:rStyle w:val="normaltextrun"/>
+          <w:lang w:val="en-US"/>
+        </w:rPr>
+        <w:t>s market closing rate</w:t>
+      </w:r>
+      <w:r>
+        <w:rPr>
+          <w:rStyle w:val="normaltextrun"/>
+          <w:lang w:val="en-US"/>
+        </w:rPr>
+        <w:t>.</w:t>
       </w:r>
       <w:r>
         <w:rPr>
@@ -1350,12 +1459,37 @@
       </w:pPr>
       <w:r>
         <w:rPr>
+          <w:rFonts w:eastAsia="SimSun" w:hint="eastAsia"/>
+          <w:lang w:val="en-US"/>
+        </w:rPr>
+        <w:t>Ho</w:t>
+      </w:r>
+      <w:r>
+        <w:rPr>
           <w:rFonts w:eastAsia="SimSun"/>
           <w:lang w:val="en-US"/>
         </w:rPr>
-        <w:t>In recent years, the international situation has been complex and volatile. In particular, the trade war between China and the United States, which began in 2018, has increased the depreciation pressure on the RMB and intensified exchange rate volatility, which in turn has led to rising pressure for capital outflows, with negative impacts on the economy.</w:t>
-      </w:r>
-      <w:r>
+        <w:t xml:space="preserve">wever, </w:t>
+      </w:r>
+      <w:r>
+        <w:rPr>
+          <w:rFonts w:eastAsia="SimSun"/>
+          <w:lang w:val="en-US"/>
+        </w:rPr>
+        <w:t>i</w:t>
+      </w:r>
+      <w:r>
+        <w:rPr>
+          <w:rFonts w:eastAsia="SimSun"/>
+          <w:lang w:val="en-US"/>
+        </w:rPr>
+        <w:t>n recent years, the international situation has been complex and volatile, and China's foreign exchange market has faced increased pressure.</w:t>
+      </w:r>
+      <w:r>
+        <w:rPr>
+          <w:rFonts w:eastAsia="SimSun"/>
+          <w:lang w:val="en-US"/>
+        </w:rPr>
         <w:t xml:space="preserve"> </w:t>
       </w:r>
       <w:r>
@@ -1363,361 +1497,73 @@
           <w:rFonts w:eastAsia="SimSun"/>
           <w:lang w:val="en-US"/>
         </w:rPr>
-        <w:t xml:space="preserve">Although the current situation has eased, with Trump's second term in office in 2025, he has once again </w:t>
+        <w:t>In particular, the trade war between China and the United States</w:t>
       </w:r>
       <w:r>
         <w:rPr>
           <w:rFonts w:eastAsia="SimSun"/>
           <w:lang w:val="en-US"/>
         </w:rPr>
-        <w:lastRenderedPageBreak/>
-        <w:t xml:space="preserve">shown a tough stance towards China, meaning that China's FX market could once again come under significant pressure. </w:t>
+        <w:t xml:space="preserve"> (US)</w:t>
+      </w:r>
+      <w:r>
+        <w:rPr>
+          <w:rFonts w:eastAsia="SimSun"/>
+          <w:lang w:val="en-US"/>
+        </w:rPr>
+        <w:t xml:space="preserve">, which began in 2018, has increased the depreciation pressure on the RMB and intensified exchange rate volatility, which has led to rising pressure for capital outflows, </w:t>
       </w:r>
       <w:r>
         <w:rPr>
           <w:rFonts w:eastAsia="SimSun" w:hint="eastAsia"/>
           <w:lang w:val="en-US"/>
         </w:rPr>
-        <w:t>As</w:t>
+        <w:t>negatively impac</w:t>
       </w:r>
       <w:r>
         <w:rPr>
           <w:rFonts w:eastAsia="SimSun"/>
           <w:lang w:val="en-US"/>
         </w:rPr>
-        <w:t xml:space="preserve"> Figure 2</w:t>
+        <w:t>ting</w:t>
       </w:r>
       <w:r>
         <w:rPr>
           <w:rFonts w:eastAsia="SimSun"/>
           <w:lang w:val="en-US"/>
         </w:rPr>
-        <w:t>.</w:t>
+        <w:t xml:space="preserve"> the economy.</w:t>
+      </w:r>
+      <w:r>
+        <w:t xml:space="preserve"> </w:t>
       </w:r>
       <w:r>
         <w:rPr>
           <w:rFonts w:eastAsia="SimSun"/>
           <w:lang w:val="en-US"/>
         </w:rPr>
-        <w:t xml:space="preserve"> in </w:t>
+        <w:t xml:space="preserve">Although the current situation has eased, with Trump's second term in office in 2025, he has once again shown a tough stance towards China, meaning that China's </w:t>
       </w:r>
       <w:r>
         <w:rPr>
           <w:rFonts w:eastAsia="SimSun"/>
           <w:lang w:val="en-US"/>
         </w:rPr>
-        <w:t xml:space="preserve">the </w:t>
+        <w:t>forex</w:t>
       </w:r>
       <w:r>
         <w:rPr>
           <w:rFonts w:eastAsia="SimSun"/>
           <w:lang w:val="en-US"/>
         </w:rPr>
-        <w:t>a</w:t>
+        <w:t xml:space="preserve"> market could once again </w:t>
       </w:r>
       <w:r>
         <w:rPr>
           <w:rFonts w:eastAsia="SimSun"/>
           <w:lang w:val="en-US"/>
         </w:rPr>
-        <w:t>ppendix</w:t>
-      </w:r>
-      <w:r>
-        <w:rPr>
-          <w:rFonts w:eastAsia="SimSun"/>
-          <w:lang w:val="en-US"/>
-        </w:rPr>
-        <w:t xml:space="preserve"> show</w:t>
-      </w:r>
-      <w:r>
-        <w:rPr>
-          <w:rFonts w:eastAsia="SimSun"/>
-          <w:lang w:val="en-US"/>
-        </w:rPr>
-        <w:t>s</w:t>
-      </w:r>
-      <w:r>
-        <w:rPr>
-          <w:rFonts w:eastAsia="SimSun"/>
-          <w:lang w:val="en-US"/>
-        </w:rPr>
-        <w:t xml:space="preserve">, </w:t>
-      </w:r>
-      <w:r>
-        <w:rPr>
-          <w:rFonts w:eastAsia="SimSun"/>
-          <w:lang w:val="en-US"/>
-        </w:rPr>
-        <w:t>t</w:t>
-      </w:r>
-      <w:r>
-        <w:rPr>
-          <w:rFonts w:eastAsia="SimSun"/>
-          <w:lang w:val="en-US"/>
-        </w:rPr>
-        <w:t>his project therefore hopes to identify patterns and target policy recommendations based on the experience of the 2015 exchange reform and also the performance of China's foreign exchange market since the reform.</w:t>
-      </w:r>
-    </w:p>
-    <w:p>
-      <w:pPr>
-        <w:spacing w:line="480" w:lineRule="auto"/>
-        <w:rPr>
-          <w:b/>
-          <w:bCs/>
-          <w:lang w:val="en-US"/>
-        </w:rPr>
-      </w:pPr>
-      <w:r>
-        <w:rPr>
-          <w:rFonts w:eastAsia="Microsoft YaHei"/>
-          <w:b/>
-          <w:bCs/>
-          <w:color w:val="202122"/>
-        </w:rPr>
-        <w:t>Ⅱ</w:t>
-      </w:r>
-      <w:r>
-        <w:rPr>
-          <w:rFonts w:eastAsia="Microsoft YaHei"/>
-          <w:b/>
-          <w:bCs/>
-          <w:color w:val="202122"/>
-        </w:rPr>
-        <w:t>.</w:t>
-      </w:r>
-      <w:r>
-        <w:rPr>
-          <w:rFonts w:eastAsia="Microsoft YaHei"/>
-          <w:b/>
-          <w:bCs/>
-          <w:color w:val="202122"/>
-          <w:lang w:val="en-US"/>
-        </w:rPr>
-        <w:t xml:space="preserve"> </w:t>
-      </w:r>
-      <w:r>
-        <w:rPr>
-          <w:b/>
-          <w:bCs/>
-          <w:lang w:val="en-US"/>
-        </w:rPr>
-        <w:t>Solution for Q1</w:t>
-      </w:r>
-      <w:r>
-        <w:rPr>
-          <w:b/>
-          <w:bCs/>
-          <w:lang w:val="en-US"/>
-        </w:rPr>
-        <w:t>:</w:t>
-      </w:r>
-      <w:r>
-        <w:rPr>
-          <w:b/>
-          <w:bCs/>
-          <w:lang w:val="en-US"/>
-        </w:rPr>
-        <w:t xml:space="preserve"> </w:t>
-      </w:r>
-      <w:r>
-        <w:rPr>
-          <w:rStyle w:val="normaltextrun"/>
-          <w:b/>
-          <w:bCs/>
-          <w:color w:val="1F2328"/>
-          <w:lang w:val="en-US"/>
-        </w:rPr>
-        <w:t xml:space="preserve">2015 </w:t>
-      </w:r>
-      <w:r>
-        <w:rPr>
-          <w:rStyle w:val="normaltextrun"/>
-          <w:b/>
-          <w:bCs/>
-          <w:color w:val="1F2328"/>
-          <w:lang w:val="en-US"/>
-        </w:rPr>
-        <w:t>e</w:t>
-      </w:r>
-      <w:r>
-        <w:rPr>
-          <w:rStyle w:val="normaltextrun"/>
-          <w:b/>
-          <w:bCs/>
-          <w:color w:val="1F2328"/>
-          <w:lang w:val="en-US"/>
-        </w:rPr>
-        <w:t xml:space="preserve">xchange </w:t>
-      </w:r>
-      <w:r>
-        <w:rPr>
-          <w:rStyle w:val="normaltextrun"/>
-          <w:b/>
-          <w:bCs/>
-          <w:color w:val="1F2328"/>
-          <w:lang w:val="en-US"/>
-        </w:rPr>
-        <w:t>r</w:t>
-      </w:r>
-      <w:r>
-        <w:rPr>
-          <w:rStyle w:val="normaltextrun"/>
-          <w:b/>
-          <w:bCs/>
-          <w:color w:val="1F2328"/>
-          <w:lang w:val="en-US"/>
-        </w:rPr>
-        <w:t>eforms</w:t>
-      </w:r>
-      <w:r>
-        <w:rPr>
-          <w:rStyle w:val="normaltextrun"/>
-          <w:b/>
-          <w:bCs/>
-          <w:color w:val="1F2328"/>
-          <w:lang w:val="en-US"/>
-        </w:rPr>
-        <w:t xml:space="preserve"> and </w:t>
-      </w:r>
-      <w:r>
-        <w:rPr>
-          <w:rStyle w:val="normaltextrun"/>
-          <w:b/>
-          <w:bCs/>
-          <w:color w:val="1F2328"/>
-          <w:lang w:val="en-US"/>
-        </w:rPr>
-        <w:t>e</w:t>
-      </w:r>
-      <w:r>
-        <w:rPr>
-          <w:rStyle w:val="normaltextrun"/>
-          <w:b/>
-          <w:bCs/>
-          <w:color w:val="1F2328"/>
-          <w:lang w:val="en-US"/>
-        </w:rPr>
-        <w:t>valuation</w:t>
-      </w:r>
-    </w:p>
-    <w:p>
-      <w:pPr>
-        <w:spacing w:line="480" w:lineRule="auto"/>
-        <w:rPr>
-          <w:b/>
-          <w:bCs/>
-        </w:rPr>
-      </w:pPr>
-    </w:p>
-    <w:p>
-      <w:pPr>
-        <w:spacing w:line="480" w:lineRule="auto"/>
-        <w:rPr>
-          <w:b/>
-          <w:bCs/>
-          <w:lang w:val="en-US"/>
-        </w:rPr>
-      </w:pPr>
-      <w:r>
-        <w:rPr>
-          <w:rFonts w:eastAsia="Microsoft YaHei"/>
-          <w:b/>
-          <w:bCs/>
-          <w:color w:val="202122"/>
-        </w:rPr>
-        <w:t>Ⅲ</w:t>
-      </w:r>
-      <w:r>
-        <w:rPr>
-          <w:rFonts w:eastAsia="Microsoft YaHei"/>
-          <w:b/>
-          <w:bCs/>
-          <w:color w:val="202122"/>
-        </w:rPr>
-        <w:t>.</w:t>
-      </w:r>
-      <w:r>
-        <w:rPr>
-          <w:rFonts w:eastAsia="Microsoft YaHei"/>
-          <w:b/>
-          <w:bCs/>
-          <w:color w:val="202122"/>
-          <w:lang w:val="en-US"/>
-        </w:rPr>
-        <w:t xml:space="preserve"> </w:t>
-      </w:r>
-      <w:r>
-        <w:rPr>
-          <w:b/>
-          <w:bCs/>
-          <w:lang w:val="en-US"/>
-        </w:rPr>
-        <w:t>So</w:t>
-      </w:r>
-      <w:r>
-        <w:rPr>
-          <w:b/>
-          <w:bCs/>
-          <w:lang w:val="en-US"/>
-        </w:rPr>
-        <w:t>l</w:t>
-      </w:r>
-      <w:r>
-        <w:rPr>
-          <w:b/>
-          <w:bCs/>
-          <w:lang w:val="en-US"/>
-        </w:rPr>
-        <w:t>ution for Q3</w:t>
-      </w:r>
-      <w:r>
-        <w:rPr>
-          <w:b/>
-          <w:bCs/>
-          <w:lang w:val="en-US"/>
-        </w:rPr>
-        <w:t>:</w:t>
-      </w:r>
-      <w:r>
-        <w:rPr>
-          <w:b/>
-          <w:bCs/>
-          <w:lang w:val="en-US"/>
-        </w:rPr>
-        <w:t xml:space="preserve"> </w:t>
-      </w:r>
-      <w:r>
-        <w:rPr>
-          <w:rFonts w:hint="eastAsia"/>
-          <w:b/>
-          <w:bCs/>
-          <w:lang w:val="en-US"/>
-        </w:rPr>
-        <w:t>F</w:t>
-      </w:r>
-      <w:r>
-        <w:rPr>
-          <w:b/>
-          <w:bCs/>
-          <w:lang w:val="en-US"/>
-        </w:rPr>
-        <w:t>inancial Regulation Compar</w:t>
-      </w:r>
-      <w:r>
-        <w:rPr>
-          <w:b/>
-          <w:bCs/>
-          <w:lang w:val="en-US"/>
-        </w:rPr>
-        <w:t>is</w:t>
-      </w:r>
-      <w:r>
-        <w:rPr>
-          <w:b/>
-          <w:bCs/>
-          <w:lang w:val="en-US"/>
-        </w:rPr>
-        <w:t>on</w:t>
+        <w:t>face greater difficulties.</w:t>
       </w:r>
     </w:p>
     <w:p>
@@ -1726,20 +1572,899 @@
         <w:ind w:firstLine="720"/>
         <w:jc w:val="both"/>
         <w:rPr>
-          <w:lang w:val="en-US"/>
-        </w:rPr>
-      </w:pPr>
-      <w:r>
-        <w:rPr>
-          <w:lang w:val="en-US"/>
-        </w:rPr>
-        <w:t>At the macro level, the USA has a decentralized system with multiple agencies</w:t>
-      </w:r>
-      <w:r>
-        <w:rPr>
-          <w:lang w:val="en-US"/>
-        </w:rPr>
-        <w:t xml:space="preserve"> overseeing different aspect</w:t>
+          <w:rFonts w:eastAsia="SimSun"/>
+          <w:lang w:val="en-US"/>
+        </w:rPr>
+      </w:pPr>
+      <w:r>
+        <w:rPr>
+          <w:rFonts w:eastAsia="SimSun"/>
+          <w:lang w:val="en-US"/>
+        </w:rPr>
+        <w:lastRenderedPageBreak/>
+        <w:t>As shown in Figure 2, our project hopes to propose targeted reforms based on the experience of the 2015 exchange reform and the performance of China's foreign exchange market since the reform, and in light of the complex situation we are currently facing, to promote its efficient and smooth development.</w:t>
+      </w:r>
+    </w:p>
+    <w:p>
+      <w:pPr>
+        <w:spacing w:line="480" w:lineRule="auto"/>
+        <w:jc w:val="both"/>
+        <w:rPr>
+          <w:rFonts w:eastAsia="SimSun"/>
+          <w:lang w:val="en-US"/>
+        </w:rPr>
+      </w:pPr>
+    </w:p>
+    <w:p>
+      <w:pPr>
+        <w:spacing w:line="480" w:lineRule="auto"/>
+        <w:rPr>
+          <w:b/>
+          <w:bCs/>
+          <w:lang w:val="en-US"/>
+        </w:rPr>
+      </w:pPr>
+      <w:r>
+        <w:rPr>
+          <w:rFonts w:eastAsia="Microsoft YaHei"/>
+          <w:b/>
+          <w:bCs/>
+          <w:color w:val="202122"/>
+        </w:rPr>
+        <w:t>Ⅱ</w:t>
+      </w:r>
+      <w:r>
+        <w:rPr>
+          <w:rFonts w:eastAsia="Microsoft YaHei"/>
+          <w:b/>
+          <w:bCs/>
+          <w:color w:val="202122"/>
+        </w:rPr>
+        <w:t>.</w:t>
+      </w:r>
+      <w:r>
+        <w:rPr>
+          <w:rFonts w:eastAsia="Microsoft YaHei"/>
+          <w:b/>
+          <w:bCs/>
+          <w:color w:val="202122"/>
+          <w:lang w:val="en-US"/>
+        </w:rPr>
+        <w:t xml:space="preserve"> </w:t>
+      </w:r>
+      <w:r>
+        <w:rPr>
+          <w:b/>
+          <w:bCs/>
+          <w:lang w:val="en-US"/>
+        </w:rPr>
+        <w:t>Solution for Q1</w:t>
+      </w:r>
+      <w:r>
+        <w:rPr>
+          <w:b/>
+          <w:bCs/>
+          <w:lang w:val="en-US"/>
+        </w:rPr>
+        <w:t>:</w:t>
+      </w:r>
+      <w:r>
+        <w:rPr>
+          <w:b/>
+          <w:bCs/>
+          <w:lang w:val="en-US"/>
+        </w:rPr>
+        <w:t xml:space="preserve"> </w:t>
+      </w:r>
+      <w:r>
+        <w:rPr>
+          <w:b/>
+          <w:bCs/>
+          <w:lang w:val="en-US"/>
+        </w:rPr>
+        <w:t>D</w:t>
+      </w:r>
+      <w:r>
+        <w:rPr>
+          <w:b/>
+          <w:bCs/>
+          <w:lang w:val="en-US"/>
+        </w:rPr>
+        <w:t xml:space="preserve">etails and </w:t>
+      </w:r>
+      <w:r>
+        <w:rPr>
+          <w:rStyle w:val="normaltextrun"/>
+          <w:b/>
+          <w:bCs/>
+          <w:color w:val="1F2328"/>
+          <w:lang w:val="en-US"/>
+        </w:rPr>
+        <w:t>evaluation</w:t>
+      </w:r>
+      <w:r>
+        <w:rPr>
+          <w:rStyle w:val="normaltextrun"/>
+          <w:b/>
+          <w:bCs/>
+          <w:color w:val="1F2328"/>
+          <w:lang w:val="en-US"/>
+        </w:rPr>
+        <w:t xml:space="preserve"> </w:t>
+      </w:r>
+      <w:r>
+        <w:rPr>
+          <w:rStyle w:val="normaltextrun"/>
+          <w:b/>
+          <w:bCs/>
+          <w:color w:val="1F2328"/>
+          <w:lang w:val="en-US"/>
+        </w:rPr>
+        <w:t xml:space="preserve">of </w:t>
+      </w:r>
+      <w:r>
+        <w:rPr>
+          <w:rStyle w:val="normaltextrun"/>
+          <w:b/>
+          <w:bCs/>
+          <w:color w:val="1F2328"/>
+          <w:lang w:val="en-US"/>
+        </w:rPr>
+        <w:t xml:space="preserve">2015 </w:t>
+      </w:r>
+      <w:r>
+        <w:rPr>
+          <w:rStyle w:val="normaltextrun"/>
+          <w:b/>
+          <w:bCs/>
+          <w:color w:val="1F2328"/>
+          <w:lang w:val="en-US"/>
+        </w:rPr>
+        <w:t>e</w:t>
+      </w:r>
+      <w:r>
+        <w:rPr>
+          <w:rStyle w:val="normaltextrun"/>
+          <w:b/>
+          <w:bCs/>
+          <w:color w:val="1F2328"/>
+          <w:lang w:val="en-US"/>
+        </w:rPr>
+        <w:t xml:space="preserve">xchange </w:t>
+      </w:r>
+      <w:r>
+        <w:rPr>
+          <w:rStyle w:val="normaltextrun"/>
+          <w:b/>
+          <w:bCs/>
+          <w:color w:val="1F2328"/>
+          <w:lang w:val="en-US"/>
+        </w:rPr>
+        <w:t>r</w:t>
+      </w:r>
+      <w:r>
+        <w:rPr>
+          <w:rStyle w:val="normaltextrun"/>
+          <w:b/>
+          <w:bCs/>
+          <w:color w:val="1F2328"/>
+          <w:lang w:val="en-US"/>
+        </w:rPr>
+        <w:t>eforms</w:t>
+      </w:r>
+    </w:p>
+    <w:p>
+      <w:pPr>
+        <w:pStyle w:val="paragraph"/>
+        <w:spacing w:before="0" w:beforeAutospacing="0" w:after="0" w:afterAutospacing="0" w:line="480" w:lineRule="auto"/>
+        <w:ind w:firstLine="555"/>
+        <w:jc w:val="both"/>
+        <w:textAlignment w:val="baseline"/>
+        <w:rPr>
+          <w:color w:val="000000"/>
+          <w:lang w:val="en-US"/>
+        </w:rPr>
+      </w:pPr>
+      <w:r>
+        <w:rPr>
+          <w:color w:val="000000"/>
+          <w:lang w:val="en-US"/>
+        </w:rPr>
+        <w:t xml:space="preserve">Chinese </w:t>
+      </w:r>
+      <w:r>
+        <w:rPr>
+          <w:color w:val="000000"/>
+          <w:lang w:val="en-US"/>
+        </w:rPr>
+        <w:t xml:space="preserve">forex </w:t>
+      </w:r>
+      <w:r>
+        <w:rPr>
+          <w:color w:val="000000"/>
+          <w:lang w:val="en-US"/>
+        </w:rPr>
+        <w:t>market underwent major reforms reflecting the gradual shift from a central</w:t>
+      </w:r>
+      <w:r>
+        <w:rPr>
+          <w:color w:val="000000"/>
+          <w:lang w:val="en-US"/>
+        </w:rPr>
+        <w:t>ly</w:t>
+      </w:r>
+      <w:r>
+        <w:rPr>
+          <w:color w:val="000000"/>
+          <w:lang w:val="en-US"/>
+        </w:rPr>
+        <w:t xml:space="preserve"> planned economy to a market-oriented system. One of the most important reforms is represented by the 2015 foreign exchange reform. The </w:t>
+      </w:r>
+      <w:r>
+        <w:rPr>
+          <w:color w:val="000000"/>
+          <w:lang w:val="en-US"/>
+        </w:rPr>
+        <w:t>PBOC</w:t>
+      </w:r>
+      <w:r>
+        <w:rPr>
+          <w:color w:val="000000"/>
+          <w:lang w:val="en-US"/>
+        </w:rPr>
+        <w:t xml:space="preserve"> announced the implementation of a "managed float</w:t>
+      </w:r>
+      <w:r>
+        <w:rPr>
+          <w:color w:val="000000"/>
+          <w:lang w:val="en-US"/>
+        </w:rPr>
+        <w:t>”</w:t>
+      </w:r>
+      <w:r>
+        <w:rPr>
+          <w:color w:val="000000"/>
+          <w:lang w:val="en-US"/>
+        </w:rPr>
+        <w:t xml:space="preserve"> exchange rate system based on market supply and demand, with reference to a basket of currencies.</w:t>
+      </w:r>
+    </w:p>
+    <w:p>
+      <w:pPr>
+        <w:pStyle w:val="paragraph"/>
+        <w:spacing w:before="0" w:beforeAutospacing="0" w:after="0" w:afterAutospacing="0" w:line="480" w:lineRule="auto"/>
+        <w:ind w:firstLine="555"/>
+        <w:jc w:val="both"/>
+        <w:textAlignment w:val="baseline"/>
+        <w:rPr>
+          <w:rStyle w:val="normaltextrun"/>
+          <w:rFonts w:eastAsiaTheme="majorEastAsia"/>
+          <w:lang w:val="en-US"/>
+        </w:rPr>
+      </w:pPr>
+      <w:r>
+        <w:rPr>
+          <w:rStyle w:val="normaltextrun"/>
+          <w:rFonts w:eastAsiaTheme="majorEastAsia"/>
+          <w:lang w:val="en-US"/>
+        </w:rPr>
+        <w:t xml:space="preserve">In Figure 3, </w:t>
+      </w:r>
+      <w:r>
+        <w:rPr>
+          <w:rStyle w:val="normaltextrun"/>
+          <w:rFonts w:eastAsiaTheme="majorEastAsia"/>
+          <w:lang w:val="en-US"/>
+        </w:rPr>
+        <w:t xml:space="preserve">we see the foreign reserves in China from 2000 to 2024. The reserves grew steadily until late 2014, mainly driven by trade surplus, </w:t>
+      </w:r>
+      <w:r>
+        <w:rPr>
+          <w:rStyle w:val="normaltextrun"/>
+          <w:rFonts w:eastAsiaTheme="majorEastAsia"/>
+          <w:lang w:val="en-US"/>
+        </w:rPr>
+        <w:t>f</w:t>
+      </w:r>
+      <w:r>
+        <w:rPr>
+          <w:rStyle w:val="normaltextrun"/>
+          <w:rFonts w:eastAsiaTheme="majorEastAsia"/>
+          <w:lang w:val="en-US"/>
+        </w:rPr>
+        <w:t xml:space="preserve">oreign </w:t>
+      </w:r>
+      <w:r>
+        <w:rPr>
+          <w:rStyle w:val="normaltextrun"/>
+          <w:rFonts w:eastAsiaTheme="majorEastAsia"/>
+          <w:lang w:val="en-US"/>
+        </w:rPr>
+        <w:t>d</w:t>
+      </w:r>
+      <w:r>
+        <w:rPr>
+          <w:rStyle w:val="normaltextrun"/>
+          <w:rFonts w:eastAsiaTheme="majorEastAsia"/>
+          <w:lang w:val="en-US"/>
+        </w:rPr>
+        <w:t xml:space="preserve">irect </w:t>
+      </w:r>
+      <w:r>
+        <w:rPr>
+          <w:rStyle w:val="normaltextrun"/>
+          <w:rFonts w:eastAsiaTheme="majorEastAsia"/>
+          <w:lang w:val="en-US"/>
+        </w:rPr>
+        <w:t>i</w:t>
+      </w:r>
+      <w:r>
+        <w:rPr>
+          <w:rStyle w:val="normaltextrun"/>
+          <w:rFonts w:eastAsiaTheme="majorEastAsia"/>
+          <w:lang w:val="en-US"/>
+        </w:rPr>
+        <w:t xml:space="preserve">nvestment </w:t>
+      </w:r>
+      <w:r>
+        <w:rPr>
+          <w:rStyle w:val="normaltextrun"/>
+          <w:rFonts w:eastAsiaTheme="majorEastAsia"/>
+          <w:lang w:val="en-US"/>
+        </w:rPr>
+        <w:t>and the tightly controlled exchange rate regime at the time (Neely</w:t>
+      </w:r>
+      <w:r>
+        <w:rPr>
+          <w:rStyle w:val="normaltextrun"/>
+          <w:rFonts w:eastAsiaTheme="majorEastAsia" w:hint="eastAsia"/>
+          <w:lang w:val="en-US"/>
+        </w:rPr>
+        <w:t>,</w:t>
+      </w:r>
+      <w:r>
+        <w:rPr>
+          <w:rStyle w:val="normaltextrun"/>
+          <w:rFonts w:eastAsiaTheme="majorEastAsia"/>
+          <w:lang w:val="en-US"/>
+        </w:rPr>
+        <w:t xml:space="preserve"> 2017). A sharp decline happened around the time whe</w:t>
+      </w:r>
+      <w:r>
+        <w:rPr>
+          <w:rStyle w:val="normaltextrun"/>
+          <w:rFonts w:eastAsiaTheme="majorEastAsia"/>
+          <w:lang w:val="en-US"/>
+        </w:rPr>
+        <w:t>n</w:t>
+      </w:r>
+      <w:r>
+        <w:rPr>
+          <w:rStyle w:val="normaltextrun"/>
+          <w:rFonts w:eastAsiaTheme="majorEastAsia"/>
+          <w:lang w:val="en-US"/>
+        </w:rPr>
+        <w:t xml:space="preserve"> the 2015 policy was implemented. The managed float meant that market forces had </w:t>
+      </w:r>
+      <w:r>
+        <w:rPr>
+          <w:rStyle w:val="normaltextrun"/>
+          <w:rFonts w:eastAsiaTheme="majorEastAsia"/>
+          <w:lang w:val="en-US"/>
+        </w:rPr>
+        <w:t xml:space="preserve">a </w:t>
+      </w:r>
+      <w:r>
+        <w:rPr>
+          <w:rStyle w:val="normaltextrun"/>
+          <w:rFonts w:eastAsiaTheme="majorEastAsia"/>
+          <w:lang w:val="en-US"/>
+        </w:rPr>
+        <w:t>greater influence on the CNY and had the consequence of depreciation and an outflow of capital, which forced the reserve down (Neely, 2017). However, after the first decline</w:t>
+      </w:r>
+      <w:r>
+        <w:rPr>
+          <w:rStyle w:val="normaltextrun"/>
+          <w:rFonts w:eastAsiaTheme="majorEastAsia"/>
+          <w:lang w:val="en-US"/>
+        </w:rPr>
+        <w:t>,</w:t>
+      </w:r>
+      <w:r>
+        <w:rPr>
+          <w:rStyle w:val="normaltextrun"/>
+          <w:rFonts w:eastAsiaTheme="majorEastAsia"/>
+          <w:lang w:val="en-US"/>
+        </w:rPr>
+        <w:t xml:space="preserve"> the foreign exchange reserve stabilized.</w:t>
+      </w:r>
+    </w:p>
+    <w:p>
+      <w:pPr>
+        <w:pStyle w:val="paragraph"/>
+        <w:spacing w:before="0" w:beforeAutospacing="0" w:after="0" w:afterAutospacing="0" w:line="480" w:lineRule="auto"/>
+        <w:ind w:firstLine="555"/>
+        <w:jc w:val="both"/>
+        <w:textAlignment w:val="baseline"/>
+        <w:rPr>
+          <w:rStyle w:val="eop"/>
+          <w:rFonts w:eastAsiaTheme="majorEastAsia"/>
+          <w:color w:val="000000"/>
+          <w:lang w:val="en-US"/>
+        </w:rPr>
+      </w:pPr>
+      <w:r>
+        <w:rPr>
+          <w:color w:val="000000"/>
+          <w:lang w:val="en-US"/>
+        </w:rPr>
+        <w:t>Figure 4</w:t>
+      </w:r>
+      <w:r>
+        <w:rPr>
+          <w:color w:val="000000"/>
+          <w:lang w:val="en-US"/>
+        </w:rPr>
+        <w:t xml:space="preserve"> </w:t>
+      </w:r>
+      <w:r>
+        <w:rPr>
+          <w:color w:val="000000"/>
+          <w:lang w:val="en-US"/>
+        </w:rPr>
+        <w:t xml:space="preserve">shows the evolution of China’s exchange rate regime from 2014 to 2017, highlighting the shift from </w:t>
+      </w:r>
+      <w:r>
+        <w:rPr>
+          <w:color w:val="000000"/>
+          <w:lang w:val="en-US"/>
+        </w:rPr>
+        <w:t xml:space="preserve">being linked to the dollar </w:t>
+      </w:r>
+      <w:r>
+        <w:rPr>
+          <w:color w:val="000000"/>
+          <w:lang w:val="en-US"/>
+        </w:rPr>
+        <w:t xml:space="preserve">to a broader basket peg and the </w:t>
+      </w:r>
+      <w:r>
+        <w:rPr>
+          <w:color w:val="000000"/>
+          <w:lang w:val="en-US"/>
+        </w:rPr>
+        <w:t>“</w:t>
+      </w:r>
+      <w:r>
+        <w:rPr>
+          <w:color w:val="000000"/>
+          <w:lang w:val="en-US"/>
+        </w:rPr>
+        <w:t>broad depreciation</w:t>
+      </w:r>
+      <w:r>
+        <w:rPr>
+          <w:color w:val="000000"/>
+          <w:lang w:val="en-US"/>
+        </w:rPr>
+        <w:t>”</w:t>
+      </w:r>
+      <w:r>
+        <w:rPr>
+          <w:color w:val="000000"/>
+          <w:lang w:val="en-US"/>
+        </w:rPr>
+        <w:t xml:space="preserve"> of the RMB. Before Aug</w:t>
+      </w:r>
+      <w:r>
+        <w:rPr>
+          <w:color w:val="000000"/>
+          <w:lang w:val="en-US"/>
+        </w:rPr>
+        <w:t>.</w:t>
+      </w:r>
+      <w:r>
+        <w:rPr>
+          <w:color w:val="000000"/>
+          <w:lang w:val="en-US"/>
+        </w:rPr>
+        <w:t xml:space="preserve"> 2015, the RMB was tightly linked to the USD, as shown by the close alignment of the RMB/USD rate and the DXY Index. In Aug</w:t>
+      </w:r>
+      <w:r>
+        <w:rPr>
+          <w:color w:val="000000"/>
+          <w:lang w:val="en-US"/>
+        </w:rPr>
+        <w:t>.</w:t>
+      </w:r>
+      <w:r>
+        <w:rPr>
+          <w:color w:val="000000"/>
+          <w:lang w:val="en-US"/>
+        </w:rPr>
+        <w:t xml:space="preserve"> 2015,</w:t>
+      </w:r>
+      <w:r>
+        <w:rPr>
+          <w:color w:val="000000"/>
+          <w:lang w:val="en-US"/>
+        </w:rPr>
+        <w:t xml:space="preserve"> as we know,</w:t>
+      </w:r>
+      <w:r>
+        <w:rPr>
+          <w:color w:val="000000"/>
+          <w:lang w:val="en-US"/>
+        </w:rPr>
+        <w:t xml:space="preserve"> the PBOC announced reforms to the central parity mechanism to increase market flexibility, leading to a 1.9% devaluation and significant market turbulence</w:t>
+      </w:r>
+      <w:r>
+        <w:rPr>
+          <w:rFonts w:eastAsia="SimSun"/>
+          <w:color w:val="000000"/>
+          <w:lang w:val="en-US"/>
+        </w:rPr>
+        <w:t xml:space="preserve">. </w:t>
+      </w:r>
+      <w:r>
+        <w:rPr>
+          <w:color w:val="000000"/>
+          <w:lang w:val="en-US"/>
+        </w:rPr>
+        <w:t xml:space="preserve">This sparked capital outflows and global volatility, forcing the PBOC to intervene by selling reserves (over </w:t>
+      </w:r>
+      <w:r>
+        <w:rPr>
+          <w:color w:val="000000"/>
+          <w:lang w:val="en-US"/>
+        </w:rPr>
+        <w:lastRenderedPageBreak/>
+        <w:t>$300 billion in 2015) and tightening capital controls</w:t>
+      </w:r>
+      <w:r>
+        <w:rPr>
+          <w:color w:val="000000"/>
+          <w:lang w:val="en-US"/>
+        </w:rPr>
+        <w:t>.</w:t>
+      </w:r>
+      <w:r>
+        <w:rPr>
+          <w:color w:val="000000"/>
+          <w:lang w:val="en-US"/>
+        </w:rPr>
+        <w:t xml:space="preserve"> </w:t>
+      </w:r>
+      <w:r>
+        <w:rPr>
+          <w:color w:val="000000"/>
+          <w:lang w:val="en-US"/>
+        </w:rPr>
+        <w:t>I</w:t>
+      </w:r>
+      <w:r>
+        <w:rPr>
+          <w:color w:val="000000"/>
+          <w:lang w:val="en-US"/>
+        </w:rPr>
+        <w:t>n t</w:t>
+      </w:r>
+      <w:r>
+        <w:rPr>
+          <w:color w:val="000000"/>
+          <w:lang w:val="en-US"/>
+        </w:rPr>
+        <w:t>he broad depreciation phase (2015</w:t>
+      </w:r>
+      <w:r>
+        <w:rPr>
+          <w:color w:val="000000"/>
+          <w:lang w:val="en-US"/>
+        </w:rPr>
+        <w:t xml:space="preserve"> to </w:t>
+      </w:r>
+      <w:r>
+        <w:rPr>
+          <w:color w:val="000000"/>
+          <w:lang w:val="en-US"/>
+        </w:rPr>
+        <w:t>2016)</w:t>
+      </w:r>
+      <w:r>
+        <w:rPr>
+          <w:color w:val="000000"/>
+          <w:lang w:val="en-US"/>
+        </w:rPr>
+        <w:t>,</w:t>
+      </w:r>
+      <w:r>
+        <w:rPr>
+          <w:color w:val="000000"/>
+          <w:lang w:val="en-US"/>
+        </w:rPr>
+        <w:t xml:space="preserve"> the RMB weaken</w:t>
+      </w:r>
+      <w:r>
+        <w:rPr>
+          <w:color w:val="000000"/>
+          <w:lang w:val="en-US"/>
+        </w:rPr>
+        <w:t>ed even</w:t>
+      </w:r>
+      <w:r>
+        <w:rPr>
+          <w:color w:val="000000"/>
+          <w:lang w:val="en-US"/>
+        </w:rPr>
+        <w:t xml:space="preserve"> further, with the REER depreciating by 6.8% by December 2016</w:t>
+      </w:r>
+      <w:r>
+        <w:rPr>
+          <w:color w:val="000000"/>
+          <w:lang w:val="en-US"/>
+        </w:rPr>
+        <w:t xml:space="preserve">. </w:t>
+      </w:r>
+      <w:r>
+        <w:rPr>
+          <w:color w:val="000000"/>
+          <w:lang w:val="en-US"/>
+        </w:rPr>
+        <w:t>By 2017, the RMB stabilized under a broad basket peg, reducing dependence on the USD while allowing market forces to play a greater role</w:t>
+      </w:r>
+      <w:r>
+        <w:rPr>
+          <w:color w:val="000000"/>
+          <w:lang w:val="en-US"/>
+        </w:rPr>
+        <w:t xml:space="preserve"> </w:t>
+      </w:r>
+      <w:r>
+        <w:rPr>
+          <w:color w:val="000000"/>
+          <w:lang w:val="en-US"/>
+        </w:rPr>
+        <w:t>The</w:t>
+      </w:r>
+      <w:r>
+        <w:rPr>
+          <w:color w:val="000000"/>
+          <w:lang w:val="en-US"/>
+        </w:rPr>
+        <w:t xml:space="preserve"> earl</w:t>
+      </w:r>
+      <w:r>
+        <w:rPr>
+          <w:color w:val="000000"/>
+          <w:lang w:val="en-US"/>
+        </w:rPr>
+        <w:t>ier</w:t>
+      </w:r>
+      <w:r>
+        <w:rPr>
+          <w:color w:val="000000"/>
+          <w:lang w:val="en-US"/>
+        </w:rPr>
+        <w:t xml:space="preserve"> me</w:t>
+      </w:r>
+      <w:r>
+        <w:rPr>
+          <w:color w:val="000000"/>
+          <w:lang w:val="en-US"/>
+        </w:rPr>
+        <w:t>nt</w:t>
+      </w:r>
+      <w:r>
+        <w:rPr>
+          <w:color w:val="000000"/>
+          <w:lang w:val="en-US"/>
+        </w:rPr>
+        <w:t>ioned</w:t>
+      </w:r>
+      <w:r>
+        <w:rPr>
+          <w:color w:val="000000"/>
+          <w:lang w:val="en-US"/>
+        </w:rPr>
+        <w:t xml:space="preserve"> </w:t>
+      </w:r>
+      <w:r>
+        <w:rPr>
+          <w:color w:val="000000"/>
+          <w:lang w:val="en-US"/>
+        </w:rPr>
+        <w:t>figure</w:t>
+      </w:r>
+      <w:r>
+        <w:rPr>
+          <w:color w:val="000000"/>
+          <w:lang w:val="en-US"/>
+        </w:rPr>
+        <w:t xml:space="preserve"> illustrates the challenges of transitioning to a managed float system, balancing flexibility with stability in the face of market pressures.</w:t>
+      </w:r>
+    </w:p>
+    <w:p>
+      <w:pPr>
+        <w:pStyle w:val="paragraph"/>
+        <w:spacing w:before="0" w:beforeAutospacing="0" w:after="0" w:afterAutospacing="0" w:line="480" w:lineRule="auto"/>
+        <w:ind w:firstLine="555"/>
+        <w:jc w:val="both"/>
+        <w:textAlignment w:val="baseline"/>
+        <w:rPr>
+          <w:color w:val="000000"/>
+          <w:lang w:val="en-US"/>
+        </w:rPr>
+      </w:pPr>
+      <w:r>
+        <w:rPr>
+          <w:color w:val="000000"/>
+          <w:lang w:val="en-US"/>
+        </w:rPr>
+        <w:t xml:space="preserve">To broaden </w:t>
+      </w:r>
+      <w:r>
+        <w:rPr>
+          <w:color w:val="000000"/>
+          <w:lang w:val="en-US"/>
+        </w:rPr>
+        <w:t xml:space="preserve">the </w:t>
+      </w:r>
+      <w:r>
+        <w:rPr>
+          <w:color w:val="000000"/>
+          <w:lang w:val="en-US"/>
+        </w:rPr>
+        <w:t xml:space="preserve">market focus beyond the RMB/USD exchange rate, the China Foreign Exchange Trade System (CFETS) introduced the CFETS RMB Index in December 2015. Initially consisting of 13 currencies weighted by trade volumes, the index was expanded in 2016 to include 24 currencies, reducing the </w:t>
+      </w:r>
+      <w:r>
+        <w:rPr>
+          <w:color w:val="000000"/>
+          <w:lang w:val="en-US"/>
+        </w:rPr>
+        <w:t>dominance of the US dollar and reflecting China’s growing trade ties with a wider set of partners.</w:t>
+      </w:r>
+      <w:r>
+        <w:rPr>
+          <w:color w:val="000000"/>
+          <w:lang w:val="en-US"/>
+        </w:rPr>
+        <w:t xml:space="preserve"> </w:t>
+      </w:r>
+      <w:r>
+        <w:rPr>
+          <w:rFonts w:hint="eastAsia"/>
+          <w:color w:val="000000"/>
+          <w:lang w:val="en-US"/>
+        </w:rPr>
+        <w:t>Figure</w:t>
+      </w:r>
+      <w:r>
+        <w:rPr>
+          <w:color w:val="000000"/>
+          <w:lang w:val="en-US"/>
+        </w:rPr>
+        <w:t xml:space="preserve"> </w:t>
+      </w:r>
+      <w:r>
+        <w:rPr>
+          <w:color w:val="000000"/>
+          <w:lang w:val="en-US"/>
+        </w:rPr>
+        <w:t>5</w:t>
+      </w:r>
+      <w:r>
+        <w:rPr>
+          <w:color w:val="000000"/>
+          <w:lang w:val="en-US"/>
+        </w:rPr>
+        <w:t xml:space="preserve">. </w:t>
+      </w:r>
+      <w:r>
+        <w:rPr>
+          <w:rStyle w:val="normaltextrun"/>
+          <w:rFonts w:eastAsiaTheme="majorEastAsia"/>
+          <w:lang w:val="en-US"/>
+        </w:rPr>
+        <w:t>represents the composition of the CFETS RMB Index, introduced by the CFETS in 2016 compared to 2024.</w:t>
+      </w:r>
+      <w:r>
+        <w:rPr>
+          <w:sz w:val="18"/>
+          <w:szCs w:val="18"/>
+          <w:lang w:val="en-US"/>
+        </w:rPr>
+        <w:t xml:space="preserve"> </w:t>
+      </w:r>
+      <w:r>
+        <w:rPr>
+          <w:rStyle w:val="normaltextrun"/>
+          <w:rFonts w:eastAsiaTheme="majorEastAsia"/>
+          <w:lang w:val="en-US"/>
+        </w:rPr>
+        <w:t xml:space="preserve">The figure presents the weightings of major and smaller currencies in the CFETS RMB Index, illustrating how these weights evolved between 2016 and 2024. The data </w:t>
+      </w:r>
+      <w:r>
+        <w:rPr>
+          <w:rStyle w:val="normaltextrun"/>
+          <w:rFonts w:eastAsiaTheme="majorEastAsia"/>
+          <w:lang w:val="en-US"/>
+        </w:rPr>
+        <w:t>demonstrates a decline in the weight of major currencies (USD, EUR, JPY) over time, accompanied by a notable increase in the weightings of smaller currencies, which were introduced after the basket’s expansion.</w:t>
+      </w:r>
+      <w:r>
+        <w:rPr>
+          <w:color w:val="000000"/>
+          <w:lang w:val="en-US"/>
+        </w:rPr>
+        <w:t xml:space="preserve"> </w:t>
+      </w:r>
+      <w:r>
+        <w:rPr>
+          <w:rStyle w:val="normaltextrun"/>
+          <w:rFonts w:eastAsiaTheme="majorEastAsia"/>
+          <w:lang w:val="en-US"/>
+        </w:rPr>
+        <w:t xml:space="preserve">This change aligns with China's broader goals of fostering currency stability, trade competitiveness, and regional integration while reducing dependency on the USD. </w:t>
+      </w:r>
+      <w:r>
+        <w:rPr>
+          <w:rStyle w:val="normaltextrun"/>
+          <w:rFonts w:eastAsiaTheme="majorEastAsia"/>
+          <w:b/>
+          <w:bCs/>
+          <w:lang w:val="en-US"/>
+        </w:rPr>
+        <w:t>The shift also supports the RMB’s continued path toward internationalization.</w:t>
+      </w:r>
+    </w:p>
+    <w:p>
+      <w:pPr>
+        <w:pStyle w:val="paragraph"/>
+        <w:spacing w:before="0" w:beforeAutospacing="0" w:after="0" w:afterAutospacing="0" w:line="480" w:lineRule="auto"/>
+        <w:ind w:firstLine="555"/>
+        <w:jc w:val="both"/>
+        <w:textAlignment w:val="baseline"/>
+        <w:rPr>
+          <w:rStyle w:val="normaltextrun"/>
+          <w:rFonts w:eastAsiaTheme="majorEastAsia"/>
+          <w:lang w:val="en-US"/>
+        </w:rPr>
+      </w:pPr>
+      <w:r>
+        <w:rPr>
+          <w:rStyle w:val="normaltextrun"/>
+          <w:rFonts w:eastAsiaTheme="majorEastAsia"/>
+          <w:lang w:val="en-US"/>
+        </w:rPr>
+        <w:t>Clark (2017) found that although the central parity mechanism became more predictable and market-responsive, its role in guiding intra-day RMB/USD exchange rate changes was inconsistent. Instead, FX interventions by the PBC to dampen volatility had a more significant impact on daily exchange rate movements. This highlights a persistent tension between market-driven mechanisms and China’s preference for stability, which remains a core feature of its currency management approach.</w:t>
+      </w:r>
+    </w:p>
+    <w:p>
+      <w:pPr>
+        <w:pStyle w:val="paragraph"/>
+        <w:spacing w:before="0" w:beforeAutospacing="0" w:after="0" w:afterAutospacing="0" w:line="480" w:lineRule="auto"/>
+        <w:ind w:firstLine="555"/>
+        <w:jc w:val="both"/>
+        <w:textAlignment w:val="baseline"/>
+      </w:pPr>
+      <w:r>
+        <w:lastRenderedPageBreak/>
+        <w:t xml:space="preserve">Figure </w:t>
+      </w:r>
+      <w:r>
+        <w:t>6</w:t>
+      </w:r>
+      <w:r>
+        <w:t xml:space="preserve"> shows a box plot illustrating the trade balance of China before and after the policy implementation. The pre-2015</w:t>
+      </w:r>
+      <w:r>
+        <w:rPr>
+          <w:lang w:val="en-US"/>
+        </w:rPr>
+        <w:t xml:space="preserve"> </w:t>
+      </w:r>
+      <w:r>
+        <w:t>policy plot shows a narrow interquartile, which indicate</w:t>
       </w:r>
       <w:r>
         <w:rPr>
@@ -1748,64 +2473,353 @@
         <w:t>s</w:t>
       </w:r>
       <w:r>
-        <w:rPr>
-          <w:lang w:val="en-US"/>
-        </w:rPr>
-        <w:t xml:space="preserve"> of the regulation.</w:t>
-      </w:r>
-      <w:r>
-        <w:rPr>
-          <w:lang w:val="en-US"/>
-        </w:rPr>
-        <w:t xml:space="preserve"> The central bank</w:t>
-      </w:r>
-      <w:r>
-        <w:rPr>
-          <w:lang w:val="en-US"/>
-        </w:rPr>
-        <w:t xml:space="preserve">, </w:t>
-      </w:r>
-      <w:r>
-        <w:rPr>
-          <w:lang w:val="en-US"/>
-        </w:rPr>
-        <w:t xml:space="preserve">the Federal Reserve has the role of managing the monetary policy </w:t>
-      </w:r>
-      <w:r>
-        <w:rPr>
-          <w:lang w:val="en-US"/>
-        </w:rPr>
-        <w:t>through</w:t>
-      </w:r>
-      <w:r>
-        <w:rPr>
-          <w:lang w:val="en-US"/>
-        </w:rPr>
-        <w:t xml:space="preserve"> interest rate </w:t>
-      </w:r>
-      <w:r>
-        <w:rPr>
-          <w:lang w:val="en-US"/>
-        </w:rPr>
-        <w:t xml:space="preserve">adjustment </w:t>
-      </w:r>
-      <w:r>
-        <w:rPr>
-          <w:lang w:val="en-US"/>
-        </w:rPr>
-        <w:t xml:space="preserve">to achieve stable prices, maximum employment, and moderate long-term interest rates. The Securities </w:t>
-      </w:r>
-      <w:r>
-        <w:rPr>
-          <w:lang w:val="en-US"/>
-        </w:rPr>
-        <w:t xml:space="preserve">and </w:t>
-      </w:r>
-      <w:r>
-        <w:rPr>
-          <w:lang w:val="en-US"/>
-        </w:rPr>
-        <w:t>Exchange Commission (SEC) has the key role of monitoring and regulating securities exchange. The Commodity Futures Trading Commission (CFTC) has the key role of regulator of the derivatives market.</w:t>
+        <w:t xml:space="preserve"> a lower variability compared to the post-2015 policy plot. In the post-2015 policy plot</w:t>
+      </w:r>
+      <w:r>
+        <w:rPr>
+          <w:lang w:val="en-US"/>
+        </w:rPr>
+        <w:t>,</w:t>
+      </w:r>
+      <w:r>
+        <w:t xml:space="preserve"> we see a larger amount of variability and more extreme outliers. The median surplus is larger which indicate</w:t>
+      </w:r>
+      <w:r>
+        <w:rPr>
+          <w:lang w:val="en-US"/>
+        </w:rPr>
+        <w:t>s</w:t>
+      </w:r>
+      <w:r>
+        <w:t xml:space="preserve"> that we see more trade surplus after the policy implementation. This indicates that the 2015 policy introduced more flexibility in relation to the exchange rate however it also introduced more volatility in the trade performance.</w:t>
+      </w:r>
+    </w:p>
+    <w:p>
+      <w:pPr>
+        <w:pStyle w:val="paragraph"/>
+        <w:spacing w:before="0" w:beforeAutospacing="0" w:after="0" w:afterAutospacing="0" w:line="480" w:lineRule="auto"/>
+        <w:ind w:firstLine="555"/>
+        <w:jc w:val="both"/>
+        <w:textAlignment w:val="baseline"/>
+      </w:pPr>
+      <w:r>
+        <w:t>The trade war between China and the U</w:t>
+      </w:r>
+      <w:r>
+        <w:rPr>
+          <w:lang w:val="en-US"/>
+        </w:rPr>
+        <w:t>S</w:t>
+      </w:r>
+      <w:r>
+        <w:t xml:space="preserve">, which began in 2018, has significantly altered the dynamics of exchange rate relationships, introducing structural breaks that have amplified dependency shifts among currencies. This conflict increased depreciation pressures on the RMB and heightened exchange rate volatility. As a result, the trade war intensified capital outflow pressures, negatively impacting China's economy. While tensions eased in subsequent years, the situation has re-emerged as a point of concern with Donald Trump's return to office in 2025. His renewed hardline stance against China suggests that China’s </w:t>
+      </w:r>
+      <w:r>
+        <w:rPr>
+          <w:lang w:val="en-US"/>
+        </w:rPr>
+        <w:t xml:space="preserve">forex </w:t>
+      </w:r>
+      <w:r>
+        <w:t>market may once again face considerable strain.</w:t>
+      </w:r>
+    </w:p>
+    <w:p>
+      <w:pPr>
+        <w:pStyle w:val="paragraph"/>
+        <w:spacing w:before="0" w:beforeAutospacing="0" w:after="0" w:afterAutospacing="0" w:line="480" w:lineRule="auto"/>
+        <w:ind w:firstLine="555"/>
+        <w:jc w:val="both"/>
+        <w:textAlignment w:val="baseline"/>
+      </w:pPr>
+      <w:r>
+        <w:t xml:space="preserve">To investigate these dependency shifts, we conducted a difference-in-differences analysis. Recognizing China’s efforts to internationalize the CNY, understanding the currency's dependency dynamics with key trading partners becomes crucial. Using an </w:t>
+      </w:r>
+      <w:r>
+        <w:rPr>
+          <w:rFonts w:hint="eastAsia"/>
+        </w:rPr>
+        <w:t>o</w:t>
+      </w:r>
+      <w:r>
+        <w:t xml:space="preserve">rdinary </w:t>
+      </w:r>
+      <w:r>
+        <w:rPr>
+          <w:rFonts w:hint="eastAsia"/>
+        </w:rPr>
+        <w:t>l</w:t>
+      </w:r>
+      <w:r>
+        <w:t xml:space="preserve">east </w:t>
+      </w:r>
+      <w:r>
+        <w:rPr>
+          <w:rFonts w:hint="eastAsia"/>
+        </w:rPr>
+        <w:t>s</w:t>
+      </w:r>
+      <w:r>
+        <w:t xml:space="preserve">quares regression model, we analyzed the relationship between the CNY and the currencies of China’s six largest trade partners: the Australian dollar (AUD), South Korean won (KRW), Hong Kong dollar (HKD), Singapore dollar (SGD), and South African rand (ZAR). Our study examined two distinct periods: the pre-trade war phase (January 4, 2016, to March 22, 2018, the date when President Trump imposed $50 billion worth of tariffs on Chinese imports) and the post-trade war phase (ending </w:t>
+      </w:r>
+      <w:r>
+        <w:rPr>
+          <w:rFonts w:hint="eastAsia"/>
+        </w:rPr>
+        <w:t>o</w:t>
+      </w:r>
+      <w:r>
+        <w:t>n May</w:t>
+      </w:r>
+      <w:r>
+        <w:t xml:space="preserve"> </w:t>
+      </w:r>
+      <w:r>
+        <w:rPr>
+          <w:lang w:val="en-US"/>
+        </w:rPr>
+        <w:t>1</w:t>
+      </w:r>
+      <w:r>
+        <w:t xml:space="preserve">, 2020, to avoid confounding effects from the COVID-19 pandemic and the Biden administration). Detailed information about the regression </w:t>
+      </w:r>
+      <w:r>
+        <w:lastRenderedPageBreak/>
+        <w:t>methodology is available in Appendix xxx.</w:t>
+      </w:r>
+      <w:r>
+        <w:t xml:space="preserve"> </w:t>
+      </w:r>
+      <w:r>
+        <w:t>Our findings</w:t>
+      </w:r>
+      <w:r>
+        <w:t xml:space="preserve"> (see figure xxx empirical statistics)</w:t>
+      </w:r>
+      <w:r>
+        <w:t xml:space="preserve"> reveal no statistically significant evidence of a change in the sensitivity of CNY exchange rates to fluctuations in the USD, underscoring the resilience of the CNY in this regard. However, the most notable result is the consistent significance of the dummy variable in all regressions. The positive coefficients in most cases indicate that the CNY depreciated against nearly all its major trading partners’ currencies during the trade war. This depreciation highlights the vulnerability of the RMB to external shocks, such as the trade war, underscoring its relative weakness in international markets.</w:t>
+      </w:r>
+    </w:p>
+    <w:p>
+      <w:pPr>
+        <w:pStyle w:val="paragraph"/>
+        <w:spacing w:before="0" w:beforeAutospacing="0" w:after="0" w:afterAutospacing="0" w:line="480" w:lineRule="auto"/>
+        <w:ind w:firstLine="555"/>
+        <w:jc w:val="both"/>
+        <w:textAlignment w:val="baseline"/>
+        <w:rPr>
+          <w:color w:val="000000"/>
+          <w:shd w:val="clear" w:color="auto" w:fill="FFFFFF"/>
+          <w:lang w:val="en-US"/>
+        </w:rPr>
+      </w:pPr>
+      <w:r>
+        <w:t>As China pursues the internationalization of its currency, addressing these vulnerabilities will be essential. The findings emphasize the need for strategic measures to bolster the RMB's stability and resilience in the face of external pressures. This becomes particularly pertinent when viewed alongside the broader context of the 2015 foreign exchange reform in China. While the reform introduced greater flexibility in exchange rates, it also resulted in increased volatility in trade performance. The trade war and its impacts further illuminate the challenges that China must navigate to strengthen the RMB’s position on the global stage.</w:t>
+      </w:r>
+      <w:r>
+        <w:t xml:space="preserve"> </w:t>
+      </w:r>
+    </w:p>
+    <w:p>
+      <w:pPr>
+        <w:pStyle w:val="paragraph"/>
+        <w:spacing w:before="0" w:beforeAutospacing="0" w:after="0" w:afterAutospacing="0" w:line="480" w:lineRule="auto"/>
+        <w:ind w:firstLine="555"/>
+        <w:jc w:val="both"/>
+        <w:textAlignment w:val="baseline"/>
+        <w:rPr>
+          <w:color w:val="000000"/>
+          <w:shd w:val="clear" w:color="auto" w:fill="FFFFFF"/>
+          <w:lang w:val="en-US"/>
+        </w:rPr>
+      </w:pPr>
+      <w:r>
+        <w:rPr>
+          <w:color w:val="000000"/>
+          <w:shd w:val="clear" w:color="auto" w:fill="FFFFFF"/>
+          <w:lang w:val="en-US"/>
+        </w:rPr>
+        <w:t>All in all</w:t>
+      </w:r>
+      <w:r>
+        <w:rPr>
+          <w:color w:val="000000"/>
+          <w:shd w:val="clear" w:color="auto" w:fill="FFFFFF"/>
+          <w:lang w:val="en-US"/>
+        </w:rPr>
+        <w:t>.</w:t>
+      </w:r>
+    </w:p>
+    <w:p>
+      <w:pPr>
+        <w:pStyle w:val="paragraph"/>
+        <w:spacing w:before="0" w:beforeAutospacing="0" w:after="0" w:afterAutospacing="0" w:line="480" w:lineRule="auto"/>
+        <w:jc w:val="both"/>
+        <w:textAlignment w:val="baseline"/>
+        <w:rPr>
+          <w:color w:val="000000"/>
+          <w:lang w:val="en-US"/>
+        </w:rPr>
+      </w:pPr>
+    </w:p>
+    <w:p>
+      <w:pPr>
+        <w:spacing w:line="480" w:lineRule="auto"/>
+        <w:rPr>
+          <w:b/>
+          <w:bCs/>
+          <w:lang w:val="en-US"/>
+        </w:rPr>
+      </w:pPr>
+      <w:r>
+        <w:rPr>
+          <w:rFonts w:eastAsia="Microsoft YaHei"/>
+          <w:b/>
+          <w:bCs/>
+          <w:color w:val="202122"/>
+        </w:rPr>
+        <w:t>Ⅲ</w:t>
+      </w:r>
+      <w:r>
+        <w:rPr>
+          <w:rFonts w:eastAsia="Microsoft YaHei"/>
+          <w:b/>
+          <w:bCs/>
+          <w:color w:val="202122"/>
+        </w:rPr>
+        <w:t>.</w:t>
+      </w:r>
+      <w:r>
+        <w:rPr>
+          <w:rFonts w:eastAsia="Microsoft YaHei"/>
+          <w:b/>
+          <w:bCs/>
+          <w:color w:val="202122"/>
+          <w:lang w:val="en-US"/>
+        </w:rPr>
+        <w:t xml:space="preserve"> </w:t>
+      </w:r>
+      <w:r>
+        <w:rPr>
+          <w:b/>
+          <w:bCs/>
+          <w:lang w:val="en-US"/>
+        </w:rPr>
+        <w:t>So</w:t>
+      </w:r>
+      <w:r>
+        <w:rPr>
+          <w:b/>
+          <w:bCs/>
+          <w:lang w:val="en-US"/>
+        </w:rPr>
+        <w:t>l</w:t>
+      </w:r>
+      <w:r>
+        <w:rPr>
+          <w:b/>
+          <w:bCs/>
+          <w:lang w:val="en-US"/>
+        </w:rPr>
+        <w:t>ution for Q3</w:t>
+      </w:r>
+      <w:r>
+        <w:rPr>
+          <w:b/>
+          <w:bCs/>
+          <w:lang w:val="en-US"/>
+        </w:rPr>
+        <w:t>:</w:t>
+      </w:r>
+      <w:r>
+        <w:rPr>
+          <w:b/>
+          <w:bCs/>
+          <w:lang w:val="en-US"/>
+        </w:rPr>
+        <w:t xml:space="preserve"> </w:t>
+      </w:r>
+      <w:r>
+        <w:rPr>
+          <w:b/>
+          <w:bCs/>
+          <w:lang w:val="en-US"/>
+        </w:rPr>
+        <w:t>Forex market</w:t>
+      </w:r>
+      <w:r>
+        <w:rPr>
+          <w:b/>
+          <w:bCs/>
+          <w:lang w:val="en-US"/>
+        </w:rPr>
+        <w:t xml:space="preserve"> </w:t>
+      </w:r>
+      <w:r>
+        <w:rPr>
+          <w:b/>
+          <w:bCs/>
+          <w:lang w:val="en-US"/>
+        </w:rPr>
+        <w:t>r</w:t>
+      </w:r>
+      <w:r>
+        <w:rPr>
+          <w:b/>
+          <w:bCs/>
+          <w:lang w:val="en-US"/>
+        </w:rPr>
+        <w:t xml:space="preserve">egulation </w:t>
+      </w:r>
+      <w:r>
+        <w:rPr>
+          <w:b/>
+          <w:bCs/>
+          <w:lang w:val="en-US"/>
+        </w:rPr>
+        <w:t>c</w:t>
+      </w:r>
+      <w:r>
+        <w:rPr>
+          <w:b/>
+          <w:bCs/>
+          <w:lang w:val="en-US"/>
+        </w:rPr>
+        <w:t>ompar</w:t>
+      </w:r>
+      <w:r>
+        <w:rPr>
+          <w:b/>
+          <w:bCs/>
+          <w:lang w:val="en-US"/>
+        </w:rPr>
+        <w:t>is</w:t>
+      </w:r>
+      <w:r>
+        <w:rPr>
+          <w:b/>
+          <w:bCs/>
+          <w:lang w:val="en-US"/>
+        </w:rPr>
+        <w:t>on</w:t>
+      </w:r>
+      <w:r>
+        <w:rPr>
+          <w:b/>
+          <w:bCs/>
+          <w:lang w:val="en-US"/>
+        </w:rPr>
+        <w:t xml:space="preserve"> </w:t>
+      </w:r>
+      <w:r>
+        <w:rPr>
+          <w:b/>
+          <w:bCs/>
+          <w:color w:val="FF0000"/>
+          <w:highlight w:val="yellow"/>
+          <w:lang w:val="en-US"/>
+        </w:rPr>
+        <w:t>(2 pages)</w:t>
       </w:r>
     </w:p>
     <w:p>
@@ -1821,37 +2835,43 @@
         <w:rPr>
           <w:lang w:val="en-US"/>
         </w:rPr>
-        <w:t xml:space="preserve">In contrast, China has a centralized system </w:t>
-      </w:r>
-      <w:r>
-        <w:rPr>
-          <w:lang w:val="en-US"/>
-        </w:rPr>
-        <w:t xml:space="preserve">largely </w:t>
-      </w:r>
-      <w:r>
-        <w:rPr>
-          <w:lang w:val="en-US"/>
-        </w:rPr>
-        <w:t>controlled by the central bank, the People’s Bank of China</w:t>
-      </w:r>
-      <w:r>
-        <w:rPr>
-          <w:lang w:val="en-US"/>
-        </w:rPr>
-        <w:t xml:space="preserve"> (PBOC)</w:t>
-      </w:r>
-      <w:r>
-        <w:rPr>
-          <w:lang w:val="en-US"/>
-        </w:rPr>
-        <w:t xml:space="preserve">. </w:t>
-      </w:r>
-      <w:r>
-        <w:rPr>
-          <w:lang w:val="en-US"/>
-        </w:rPr>
-        <w:t>The China Securities Regulatory Commission (CSRC) regulates the securities and futures market, protects investors, and ensures market stability. The China Banking and Insurance Regulatory Commission (CBIRC) monitors these institutions to ensure compliance with China’s foreign exchange regulations set by the State Administration of Foreign Exchange (SAFE). Unlike China, the USA doesn’t have a direct counterpart to SAFE. Instead, the regulation of the foreign exchange market is handled through a combination of roles played by the Federal Reserve, the US Treasury, and the SEC.</w:t>
+        <w:t>Both the United States</w:t>
+      </w:r>
+      <w:r>
+        <w:rPr>
+          <w:lang w:val="en-US"/>
+        </w:rPr>
+        <w:t xml:space="preserve"> (US)</w:t>
+      </w:r>
+      <w:r>
+        <w:rPr>
+          <w:lang w:val="en-US"/>
+        </w:rPr>
+        <w:t xml:space="preserve"> and Hong Kong</w:t>
+      </w:r>
+      <w:r>
+        <w:rPr>
+          <w:lang w:val="en-US"/>
+        </w:rPr>
+        <w:t xml:space="preserve"> (HK)</w:t>
+      </w:r>
+      <w:r>
+        <w:rPr>
+          <w:lang w:val="en-US"/>
+        </w:rPr>
+        <w:t xml:space="preserve"> have advanced foreign exchange markets. We will systematically compare the relevant policies and draw reference</w:t>
+      </w:r>
+      <w:r>
+        <w:rPr>
+          <w:lang w:val="en-US"/>
+        </w:rPr>
+        <w:t>s</w:t>
+      </w:r>
+      <w:r>
+        <w:rPr>
+          <w:lang w:val="en-US"/>
+        </w:rPr>
+        <w:t xml:space="preserve"> from them.</w:t>
       </w:r>
     </w:p>
     <w:p>
@@ -1867,660 +2887,2293 @@
         <w:rPr>
           <w:lang w:val="en-US"/>
         </w:rPr>
-        <w:t xml:space="preserve">The exchange rate </w:t>
-      </w:r>
-      <w:r>
-        <w:rPr>
-          <w:lang w:val="en-US"/>
-        </w:rPr>
-        <w:t xml:space="preserve">system is also different. The </w:t>
-      </w:r>
-      <w:r>
-        <w:rPr>
-          <w:lang w:val="en-US"/>
-        </w:rPr>
-        <w:t xml:space="preserve">USA </w:t>
-      </w:r>
-      <w:r>
-        <w:rPr>
-          <w:lang w:val="en-US"/>
-        </w:rPr>
-        <w:t>operates under</w:t>
-      </w:r>
-      <w:r>
-        <w:rPr>
-          <w:lang w:val="en-US"/>
-        </w:rPr>
-        <w:t xml:space="preserve"> a free-floating exchange rate</w:t>
-      </w:r>
-      <w:r>
-        <w:rPr>
-          <w:lang w:val="en-US"/>
-        </w:rPr>
-        <w:t xml:space="preserve"> system in which the exchange rate is driven</w:t>
-      </w:r>
-      <w:r>
-        <w:rPr>
-          <w:lang w:val="en-US"/>
-        </w:rPr>
-        <w:t xml:space="preserve"> by market forces. </w:t>
-      </w:r>
-      <w:r>
-        <w:rPr>
-          <w:lang w:val="en-US"/>
-        </w:rPr>
-        <w:t xml:space="preserve">On the other hand, </w:t>
-      </w:r>
-      <w:r>
-        <w:rPr>
-          <w:lang w:val="en-US"/>
-        </w:rPr>
-        <w:t xml:space="preserve">China </w:t>
-      </w:r>
-      <w:r>
-        <w:rPr>
-          <w:lang w:val="en-US"/>
-        </w:rPr>
-        <w:t>uses a</w:t>
-      </w:r>
-      <w:r>
-        <w:rPr>
-          <w:lang w:val="en-US"/>
-        </w:rPr>
-        <w:t xml:space="preserve"> single, managed floating exchange rate system based on market supply and </w:t>
-      </w:r>
-      <w:r>
-        <w:rPr>
+        <w:t xml:space="preserve">The detailed comparison results are shown in Table </w:t>
+      </w:r>
+      <w:r>
+        <w:rPr>
+          <w:lang w:val="en-US"/>
+        </w:rPr>
+        <w:t>2</w:t>
+      </w:r>
+      <w:r>
+        <w:rPr>
+          <w:lang w:val="en-US"/>
+        </w:rPr>
+        <w:t>. We have analyzed various dimensions such as Regulatory Structure, Exchange Rate System, etc.</w:t>
+      </w:r>
+      <w:r>
+        <w:rPr>
+          <w:lang w:val="en-US"/>
+        </w:rPr>
+        <w:t>,</w:t>
+      </w:r>
+      <w:r>
+        <w:rPr>
+          <w:lang w:val="en-US"/>
+        </w:rPr>
+        <w:t xml:space="preserve"> and compared the strengths and weaknesses of each region.</w:t>
+      </w:r>
+      <w:r>
+        <w:rPr>
+          <w:lang w:val="en-US"/>
+        </w:rPr>
+        <w:t xml:space="preserve"> </w:t>
+      </w:r>
+      <w:r>
+        <w:rPr>
+          <w:lang w:val="en-US"/>
+        </w:rPr>
+        <w:t>Specifically</w:t>
+      </w:r>
+      <w:r>
+        <w:rPr>
+          <w:lang w:val="en-US"/>
+        </w:rPr>
+        <w:t>,</w:t>
+      </w:r>
+      <w:r>
+        <w:rPr>
+          <w:lang w:val="en-US"/>
+        </w:rPr>
+        <w:t xml:space="preserve"> we need to focus on</w:t>
+      </w:r>
+      <w:r>
+        <w:rPr>
+          <w:lang w:val="en-US"/>
+        </w:rPr>
+        <w:t xml:space="preserve"> (1.5 Pages)</w:t>
+      </w:r>
+      <w:r>
+        <w:rPr>
+          <w:lang w:val="en-US"/>
+        </w:rPr>
+        <w:t>:</w:t>
+      </w:r>
+    </w:p>
+    <w:p>
+      <w:pPr>
+        <w:pStyle w:val="ListParagraph"/>
+        <w:numPr>
+          <w:ilvl w:val="0"/>
+          <w:numId w:val="2"/>
+        </w:numPr>
+        <w:spacing w:line="480" w:lineRule="auto"/>
+        <w:jc w:val="both"/>
+        <w:rPr>
+          <w:rFonts w:ascii="Times New Roman" w:hAnsi="Times New Roman" w:cs="Times New Roman"/>
+          <w:lang w:val="en-US"/>
+        </w:rPr>
+      </w:pPr>
+      <w:r>
+        <w:rPr>
+          <w:rFonts w:ascii="Times New Roman" w:hAnsi="Times New Roman" w:cs="Times New Roman"/>
+          <w:lang w:val="en-US"/>
+        </w:rPr>
+        <w:t xml:space="preserve">The biggest differences between </w:t>
+      </w:r>
+      <w:r>
+        <w:rPr>
+          <w:rFonts w:ascii="Times New Roman" w:hAnsi="Times New Roman" w:cs="Times New Roman"/>
+          <w:lang w:val="en-US"/>
+        </w:rPr>
+        <w:t xml:space="preserve">the </w:t>
+      </w:r>
+      <w:r>
+        <w:rPr>
+          <w:rFonts w:ascii="Times New Roman" w:hAnsi="Times New Roman" w:cs="Times New Roman"/>
+          <w:lang w:val="en-US"/>
+        </w:rPr>
+        <w:t>three</w:t>
+      </w:r>
+      <w:r>
+        <w:rPr>
+          <w:rFonts w:ascii="Times New Roman" w:hAnsi="Times New Roman" w:cs="Times New Roman"/>
+          <w:lang w:val="en-US"/>
+        </w:rPr>
+        <w:t xml:space="preserve"> </w:t>
+      </w:r>
+      <w:r>
+        <w:rPr>
+          <w:rFonts w:ascii="Times New Roman" w:hAnsi="Times New Roman" w:cs="Times New Roman"/>
+          <w:lang w:val="en-US"/>
+        </w:rPr>
+        <w:t>regions</w:t>
+      </w:r>
+    </w:p>
+    <w:p>
+      <w:pPr>
+        <w:pStyle w:val="ListParagraph"/>
+        <w:numPr>
+          <w:ilvl w:val="0"/>
+          <w:numId w:val="2"/>
+        </w:numPr>
+        <w:spacing w:line="480" w:lineRule="auto"/>
+        <w:jc w:val="both"/>
+        <w:rPr>
+          <w:rFonts w:ascii="Times New Roman" w:hAnsi="Times New Roman" w:cs="Times New Roman"/>
+          <w:lang w:val="en-US"/>
+        </w:rPr>
+      </w:pPr>
+      <w:r>
+        <w:rPr>
+          <w:rFonts w:ascii="Times New Roman" w:hAnsi="Times New Roman" w:cs="Times New Roman"/>
           <w:lang w:val="en-US"/>
         </w:rPr>
         <w:lastRenderedPageBreak/>
-        <w:t xml:space="preserve">demand, </w:t>
-      </w:r>
-      <w:r>
-        <w:rPr>
-          <w:lang w:val="en-US"/>
-        </w:rPr>
-        <w:t xml:space="preserve">however, </w:t>
-      </w:r>
-      <w:r>
-        <w:rPr>
-          <w:lang w:val="en-US"/>
-        </w:rPr>
-        <w:t>when it exceeds certain ranges</w:t>
-      </w:r>
-      <w:r>
-        <w:rPr>
-          <w:lang w:val="en-US"/>
-        </w:rPr>
+        <w:t xml:space="preserve">The </w:t>
+      </w:r>
+      <w:r>
+        <w:rPr>
+          <w:rFonts w:ascii="Times New Roman" w:hAnsi="Times New Roman" w:cs="Times New Roman"/>
+          <w:lang w:val="en-US"/>
+        </w:rPr>
+        <w:t xml:space="preserve">most important strength </w:t>
+      </w:r>
+      <w:r>
+        <w:rPr>
+          <w:rFonts w:ascii="Times New Roman" w:hAnsi="Times New Roman" w:cs="Times New Roman"/>
+          <w:lang w:val="en-US"/>
+        </w:rPr>
+        <w:t xml:space="preserve">of </w:t>
+      </w:r>
+      <w:r>
+        <w:rPr>
+          <w:rFonts w:ascii="Times New Roman" w:hAnsi="Times New Roman" w:cs="Times New Roman"/>
+          <w:lang w:val="en-US"/>
+        </w:rPr>
+        <w:t xml:space="preserve">the </w:t>
+      </w:r>
+      <w:r>
+        <w:rPr>
+          <w:rFonts w:ascii="Times New Roman" w:hAnsi="Times New Roman" w:cs="Times New Roman"/>
+          <w:lang w:val="en-US"/>
+        </w:rPr>
+        <w:t>US and HK, which we can learn from</w:t>
+      </w:r>
+      <w:r>
+        <w:rPr>
+          <w:rFonts w:ascii="Times New Roman" w:hAnsi="Times New Roman" w:cs="Times New Roman"/>
+          <w:lang w:val="en-US"/>
+        </w:rPr>
+        <w:t>, and China’s streng</w:t>
+      </w:r>
+      <w:r>
+        <w:rPr>
+          <w:rFonts w:ascii="Times New Roman" w:hAnsi="Times New Roman" w:cs="Times New Roman"/>
+          <w:lang w:val="en-US"/>
+        </w:rPr>
+        <w:t>th</w:t>
+      </w:r>
+      <w:r>
+        <w:rPr>
+          <w:rFonts w:ascii="Times New Roman" w:hAnsi="Times New Roman" w:cs="Times New Roman"/>
+          <w:lang w:val="en-US"/>
+        </w:rPr>
+        <w:t>.</w:t>
+      </w:r>
+    </w:p>
+    <w:p>
+      <w:pPr>
+        <w:pStyle w:val="ListParagraph"/>
+        <w:numPr>
+          <w:ilvl w:val="0"/>
+          <w:numId w:val="2"/>
+        </w:numPr>
+        <w:spacing w:line="480" w:lineRule="auto"/>
+        <w:jc w:val="both"/>
+        <w:rPr>
+          <w:rFonts w:ascii="Times New Roman" w:hAnsi="Times New Roman" w:cs="Times New Roman"/>
+          <w:lang w:val="en-US"/>
+        </w:rPr>
+      </w:pPr>
+      <w:r>
+        <w:rPr>
+          <w:rFonts w:ascii="Times New Roman" w:hAnsi="Times New Roman" w:cs="Times New Roman"/>
+          <w:lang w:val="en-US"/>
+        </w:rPr>
+        <w:t>The most shortcoming of CHINA, which we need to improve.</w:t>
+      </w:r>
+      <w:r>
+        <w:rPr>
+          <w:rFonts w:ascii="Times New Roman" w:hAnsi="Times New Roman" w:cs="Times New Roman"/>
+          <w:lang w:val="en-US"/>
+        </w:rPr>
+        <w:t xml:space="preserve"> And US&amp;HK’s shortcomings which we need to </w:t>
+      </w:r>
+      <w:r>
+        <w:rPr>
+          <w:rFonts w:ascii="Times New Roman" w:hAnsi="Times New Roman" w:cs="Times New Roman"/>
+          <w:lang w:val="en-US"/>
+        </w:rPr>
+        <w:t>avoid.</w:t>
+      </w:r>
+    </w:p>
+    <w:p>
+      <w:pPr>
+        <w:pStyle w:val="ListParagraph"/>
+        <w:numPr>
+          <w:ilvl w:val="0"/>
+          <w:numId w:val="2"/>
+        </w:numPr>
+        <w:spacing w:line="480" w:lineRule="auto"/>
+        <w:jc w:val="both"/>
+        <w:rPr>
+          <w:rFonts w:ascii="Times New Roman" w:hAnsi="Times New Roman" w:cs="Times New Roman"/>
+          <w:lang w:val="en-US"/>
+        </w:rPr>
+      </w:pPr>
+      <w:r>
+        <w:rPr>
+          <w:rFonts w:ascii="Times New Roman" w:hAnsi="Times New Roman" w:cs="Times New Roman"/>
+          <w:lang w:val="en-US"/>
+        </w:rPr>
+        <w:t xml:space="preserve">How </w:t>
+      </w:r>
+      <w:r>
+        <w:rPr>
+          <w:rFonts w:ascii="Times New Roman" w:hAnsi="Times New Roman" w:cs="Times New Roman"/>
+          <w:lang w:val="en-US"/>
+        </w:rPr>
+        <w:t>are</w:t>
+      </w:r>
+      <w:r>
+        <w:rPr>
+          <w:rFonts w:ascii="Times New Roman" w:hAnsi="Times New Roman" w:cs="Times New Roman"/>
+          <w:lang w:val="en-US"/>
+        </w:rPr>
+        <w:t xml:space="preserve"> some detailed </w:t>
+      </w:r>
+      <w:r>
+        <w:rPr>
+          <w:rFonts w:ascii="Times New Roman" w:hAnsi="Times New Roman" w:cs="Times New Roman"/>
+          <w:lang w:val="en-US"/>
+        </w:rPr>
+        <w:t>regulation</w:t>
+      </w:r>
+      <w:r>
+        <w:rPr>
+          <w:rFonts w:ascii="Times New Roman" w:hAnsi="Times New Roman" w:cs="Times New Roman"/>
+          <w:lang w:val="en-US"/>
+        </w:rPr>
+        <w:t>s</w:t>
+      </w:r>
+      <w:r>
+        <w:rPr>
+          <w:rFonts w:ascii="Times New Roman" w:hAnsi="Times New Roman" w:cs="Times New Roman"/>
+          <w:lang w:val="en-US"/>
+        </w:rPr>
+        <w:t xml:space="preserve"> performed</w:t>
+      </w:r>
+      <w:r>
+        <w:rPr>
+          <w:rFonts w:ascii="Times New Roman" w:hAnsi="Times New Roman" w:cs="Times New Roman"/>
+          <w:lang w:val="en-US"/>
+        </w:rPr>
+        <w:t>?</w:t>
+      </w:r>
+    </w:p>
+    <w:p>
+      <w:pPr>
+        <w:spacing w:line="480" w:lineRule="auto"/>
+        <w:jc w:val="both"/>
+        <w:rPr>
+          <w:b/>
+          <w:bCs/>
+          <w:color w:val="FF0000"/>
+          <w:highlight w:val="yellow"/>
+          <w:lang w:val="en-US"/>
+        </w:rPr>
+      </w:pPr>
+      <w:r>
+        <w:rPr>
+          <w:b/>
+          <w:bCs/>
+          <w:color w:val="FF0000"/>
+          <w:highlight w:val="yellow"/>
+          <w:lang w:val="en-US"/>
+        </w:rPr>
+        <w:t xml:space="preserve">2, 4, </w:t>
+      </w:r>
+      <w:r>
+        <w:rPr>
+          <w:b/>
+          <w:bCs/>
+          <w:color w:val="FF0000"/>
+          <w:highlight w:val="yellow"/>
+          <w:lang w:val="en-US"/>
+        </w:rPr>
+        <w:t xml:space="preserve">and </w:t>
+      </w:r>
+      <w:r>
+        <w:rPr>
+          <w:b/>
+          <w:bCs/>
+          <w:color w:val="FF0000"/>
+          <w:highlight w:val="yellow"/>
+          <w:lang w:val="en-US"/>
+        </w:rPr>
+        <w:t>5 Solutions have the same questions:</w:t>
+      </w:r>
+    </w:p>
+    <w:p>
+      <w:pPr>
+        <w:pStyle w:val="ListParagraph"/>
+        <w:numPr>
+          <w:ilvl w:val="0"/>
+          <w:numId w:val="2"/>
+        </w:numPr>
+        <w:spacing w:line="480" w:lineRule="auto"/>
+        <w:jc w:val="both"/>
+        <w:rPr>
+          <w:rFonts w:ascii="Times New Roman" w:eastAsia="SimSun" w:hAnsi="Times New Roman" w:cs="Times New Roman"/>
+          <w:b/>
+          <w:bCs/>
+          <w:color w:val="FF0000"/>
+          <w:highlight w:val="yellow"/>
+          <w:lang w:val="en-US"/>
+        </w:rPr>
+      </w:pPr>
+      <w:r>
+        <w:rPr>
+          <w:rFonts w:ascii="Times New Roman" w:eastAsia="SimSun" w:hAnsi="Times New Roman" w:cs="Times New Roman"/>
+          <w:b/>
+          <w:bCs/>
+          <w:color w:val="FF0000"/>
+          <w:highlight w:val="yellow"/>
+          <w:lang w:val="en-US"/>
+        </w:rPr>
+        <w:t xml:space="preserve">Refer to too old papers, </w:t>
+      </w:r>
+      <w:r>
+        <w:rPr>
+          <w:rFonts w:ascii="Times New Roman" w:eastAsia="SimSun" w:hAnsi="Times New Roman" w:cs="Times New Roman"/>
+          <w:b/>
+          <w:bCs/>
+          <w:color w:val="FF0000"/>
+          <w:highlight w:val="yellow"/>
+          <w:lang w:val="en-US"/>
+        </w:rPr>
+        <w:t xml:space="preserve">NFRA is </w:t>
+      </w:r>
+      <w:r>
+        <w:rPr>
+          <w:rFonts w:ascii="Times New Roman" w:eastAsia="SimSun" w:hAnsi="Times New Roman" w:cs="Times New Roman"/>
+          <w:b/>
+          <w:bCs/>
+          <w:color w:val="FF0000"/>
+          <w:highlight w:val="yellow"/>
+          <w:lang w:val="en-US"/>
+        </w:rPr>
+        <w:t>a central coordinating body</w:t>
+      </w:r>
+    </w:p>
+    <w:p>
+      <w:pPr>
+        <w:pStyle w:val="ListParagraph"/>
+        <w:numPr>
+          <w:ilvl w:val="0"/>
+          <w:numId w:val="2"/>
+        </w:numPr>
+        <w:spacing w:line="480" w:lineRule="auto"/>
+        <w:jc w:val="both"/>
+        <w:rPr>
+          <w:rFonts w:ascii="Times New Roman" w:eastAsia="SimSun" w:hAnsi="Times New Roman" w:cs="Times New Roman"/>
+          <w:b/>
+          <w:bCs/>
+          <w:color w:val="FF0000"/>
+          <w:highlight w:val="yellow"/>
+          <w:lang w:val="en-US"/>
+        </w:rPr>
+      </w:pPr>
+      <w:r>
+        <w:rPr>
+          <w:rFonts w:ascii="Times New Roman" w:eastAsia="SimSun" w:hAnsi="Times New Roman" w:cs="Times New Roman"/>
+          <w:b/>
+          <w:bCs/>
+          <w:color w:val="FF0000"/>
+          <w:highlight w:val="yellow"/>
+          <w:lang w:val="en-US"/>
+        </w:rPr>
+        <w:t xml:space="preserve">The reforms </w:t>
+      </w:r>
+      <w:r>
+        <w:rPr>
+          <w:rFonts w:ascii="Times New Roman" w:eastAsia="SimSun" w:hAnsi="Times New Roman" w:cs="Times New Roman"/>
+          <w:b/>
+          <w:bCs/>
+          <w:color w:val="FF0000"/>
+          <w:highlight w:val="yellow"/>
+          <w:lang w:val="en-US"/>
+        </w:rPr>
+        <w:t>ne</w:t>
+      </w:r>
+      <w:r>
+        <w:rPr>
+          <w:rFonts w:ascii="Times New Roman" w:eastAsia="SimSun" w:hAnsi="Times New Roman" w:cs="Times New Roman"/>
+          <w:b/>
+          <w:bCs/>
+          <w:color w:val="FF0000"/>
+          <w:highlight w:val="yellow"/>
+          <w:lang w:val="en-US"/>
+        </w:rPr>
+        <w:t xml:space="preserve">ed to be </w:t>
+      </w:r>
+      <w:r>
+        <w:rPr>
+          <w:rFonts w:ascii="Times New Roman" w:eastAsia="SimSun" w:hAnsi="Times New Roman" w:cs="Times New Roman"/>
+          <w:b/>
+          <w:bCs/>
+          <w:color w:val="FF0000"/>
+          <w:highlight w:val="yellow"/>
+          <w:lang w:val="en-US"/>
+        </w:rPr>
+        <w:t xml:space="preserve">correlated to the existing Questions, the questions mentioned in Q1 and other questions blocked the way </w:t>
+      </w:r>
+      <w:r>
+        <w:rPr>
+          <w:rFonts w:ascii="Times New Roman" w:eastAsia="SimSun" w:hAnsi="Times New Roman" w:cs="Times New Roman"/>
+          <w:b/>
+          <w:bCs/>
+          <w:color w:val="FF0000"/>
+          <w:highlight w:val="yellow"/>
+          <w:lang w:val="en-US"/>
+        </w:rPr>
+        <w:t>RMB be international</w:t>
+      </w:r>
+    </w:p>
+    <w:p>
+      <w:pPr>
+        <w:pStyle w:val="ListParagraph"/>
+        <w:numPr>
+          <w:ilvl w:val="0"/>
+          <w:numId w:val="2"/>
+        </w:numPr>
+        <w:spacing w:line="480" w:lineRule="auto"/>
+        <w:jc w:val="both"/>
+        <w:rPr>
+          <w:rFonts w:ascii="Times New Roman" w:eastAsia="SimSun" w:hAnsi="Times New Roman" w:cs="Times New Roman"/>
+          <w:b/>
+          <w:bCs/>
+          <w:color w:val="FF0000"/>
+          <w:highlight w:val="yellow"/>
+          <w:lang w:val="en-US"/>
+        </w:rPr>
+      </w:pPr>
+      <w:r>
+        <w:rPr>
+          <w:rFonts w:ascii="Times New Roman" w:eastAsia="SimSun" w:hAnsi="Times New Roman" w:cs="Times New Roman"/>
+          <w:b/>
+          <w:bCs/>
+          <w:color w:val="FF0000"/>
+          <w:highlight w:val="yellow"/>
+          <w:lang w:val="en-US"/>
+        </w:rPr>
+        <w:t>Say</w:t>
+      </w:r>
+      <w:r>
+        <w:rPr>
+          <w:rFonts w:ascii="Times New Roman" w:eastAsia="SimSun" w:hAnsi="Times New Roman" w:cs="Times New Roman"/>
+          <w:b/>
+          <w:bCs/>
+          <w:color w:val="FF0000"/>
+          <w:highlight w:val="yellow"/>
+          <w:lang w:val="en-US"/>
+        </w:rPr>
+        <w:t xml:space="preserve"> the </w:t>
+      </w:r>
+      <w:r>
+        <w:rPr>
+          <w:rFonts w:ascii="Times New Roman" w:eastAsia="SimSun" w:hAnsi="Times New Roman" w:cs="Times New Roman"/>
+          <w:b/>
+          <w:bCs/>
+          <w:color w:val="FF0000"/>
+          <w:highlight w:val="yellow"/>
+          <w:lang w:val="en-US"/>
+        </w:rPr>
+        <w:t>q</w:t>
+      </w:r>
+      <w:r>
+        <w:rPr>
+          <w:rFonts w:ascii="Times New Roman" w:eastAsia="SimSun" w:hAnsi="Times New Roman" w:cs="Times New Roman"/>
+          <w:b/>
+          <w:bCs/>
+          <w:color w:val="FF0000"/>
+          <w:highlight w:val="yellow"/>
+          <w:lang w:val="en-US"/>
+        </w:rPr>
+        <w:t xml:space="preserve">uestion first and then </w:t>
+      </w:r>
+      <w:r>
+        <w:rPr>
+          <w:rFonts w:ascii="Times New Roman" w:eastAsia="SimSun" w:hAnsi="Times New Roman" w:cs="Times New Roman"/>
+          <w:b/>
+          <w:bCs/>
+          <w:color w:val="FF0000"/>
+          <w:highlight w:val="yellow"/>
+          <w:lang w:val="en-US"/>
+        </w:rPr>
+        <w:t xml:space="preserve">answer </w:t>
+      </w:r>
+      <w:r>
+        <w:rPr>
+          <w:rFonts w:ascii="Times New Roman" w:eastAsia="SimSun" w:hAnsi="Times New Roman" w:cs="Times New Roman"/>
+          <w:b/>
+          <w:bCs/>
+          <w:color w:val="FF0000"/>
+          <w:highlight w:val="yellow"/>
+          <w:lang w:val="en-US"/>
+        </w:rPr>
+        <w:t>it</w:t>
+      </w:r>
+      <w:r>
+        <w:rPr>
+          <w:rFonts w:ascii="Times New Roman" w:eastAsia="SimSun" w:hAnsi="Times New Roman" w:cs="Times New Roman"/>
+          <w:b/>
+          <w:bCs/>
+          <w:color w:val="FF0000"/>
+          <w:highlight w:val="yellow"/>
+          <w:lang w:val="en-US"/>
+        </w:rPr>
+        <w:t>!</w:t>
+      </w:r>
+    </w:p>
+    <w:p>
+      <w:pPr>
+        <w:pStyle w:val="ListParagraph"/>
+        <w:numPr>
+          <w:ilvl w:val="0"/>
+          <w:numId w:val="2"/>
+        </w:numPr>
+        <w:spacing w:line="480" w:lineRule="auto"/>
+        <w:jc w:val="both"/>
+        <w:rPr>
+          <w:rFonts w:ascii="Times New Roman" w:eastAsia="SimSun" w:hAnsi="Times New Roman" w:cs="Times New Roman"/>
+          <w:b/>
+          <w:bCs/>
+          <w:color w:val="FF0000"/>
+          <w:highlight w:val="yellow"/>
+          <w:lang w:val="en-US"/>
+        </w:rPr>
+      </w:pPr>
+      <w:r>
+        <w:rPr>
+          <w:rFonts w:ascii="Times New Roman" w:eastAsia="SimSun" w:hAnsi="Times New Roman" w:cs="Times New Roman"/>
+          <w:b/>
+          <w:bCs/>
+          <w:color w:val="FF0000"/>
+          <w:highlight w:val="yellow"/>
+          <w:lang w:val="en-US"/>
+        </w:rPr>
+        <w:t>Answer Q4</w:t>
+      </w:r>
+      <w:r>
+        <w:rPr>
+          <w:rFonts w:ascii="Times New Roman" w:eastAsia="SimSun" w:hAnsi="Times New Roman" w:cs="Times New Roman"/>
+          <w:b/>
+          <w:bCs/>
+          <w:color w:val="FF0000"/>
+          <w:highlight w:val="yellow"/>
+          <w:lang w:val="en-US"/>
+        </w:rPr>
+        <w:t xml:space="preserve"> </w:t>
+      </w:r>
+      <w:r>
+        <w:rPr>
+          <w:rFonts w:ascii="Times New Roman" w:eastAsia="SimSun" w:hAnsi="Times New Roman" w:cs="Times New Roman"/>
+          <w:b/>
+          <w:bCs/>
+          <w:color w:val="FF0000"/>
+          <w:highlight w:val="yellow"/>
+          <w:lang w:val="en-US"/>
+        </w:rPr>
+        <w:t>(</w:t>
+      </w:r>
+      <w:r>
+        <w:rPr>
+          <w:rFonts w:ascii="Times New Roman" w:eastAsia="SimSun" w:hAnsi="Times New Roman" w:cs="Times New Roman"/>
+          <w:b/>
+          <w:bCs/>
+          <w:color w:val="FF0000"/>
+          <w:highlight w:val="yellow"/>
+          <w:lang w:val="en-US"/>
+        </w:rPr>
+        <w:t>1.5</w:t>
+      </w:r>
+      <w:r>
+        <w:rPr>
+          <w:rFonts w:ascii="Times New Roman" w:eastAsia="SimSun" w:hAnsi="Times New Roman" w:cs="Times New Roman"/>
+          <w:b/>
+          <w:bCs/>
+          <w:color w:val="FF0000"/>
+          <w:highlight w:val="yellow"/>
+          <w:lang w:val="en-US"/>
+        </w:rPr>
+        <w:t>)</w:t>
+      </w:r>
+      <w:r>
+        <w:rPr>
+          <w:rFonts w:ascii="Times New Roman" w:eastAsia="SimSun" w:hAnsi="Times New Roman" w:cs="Times New Roman"/>
+          <w:b/>
+          <w:bCs/>
+          <w:color w:val="FF0000"/>
+          <w:highlight w:val="yellow"/>
+          <w:lang w:val="en-US"/>
+        </w:rPr>
+        <w:t xml:space="preserve"> first and </w:t>
+      </w:r>
+      <w:r>
+        <w:rPr>
+          <w:rFonts w:ascii="Times New Roman" w:eastAsia="SimSun" w:hAnsi="Times New Roman" w:cs="Times New Roman"/>
+          <w:b/>
+          <w:bCs/>
+          <w:color w:val="FF0000"/>
+          <w:highlight w:val="yellow"/>
+          <w:lang w:val="en-US"/>
+        </w:rPr>
+        <w:t>then Q2</w:t>
+      </w:r>
+      <w:r>
+        <w:rPr>
+          <w:rFonts w:ascii="Times New Roman" w:eastAsia="SimSun" w:hAnsi="Times New Roman" w:cs="Times New Roman"/>
+          <w:b/>
+          <w:bCs/>
+          <w:color w:val="FF0000"/>
+          <w:highlight w:val="yellow"/>
+          <w:lang w:val="en-US"/>
+        </w:rPr>
+        <w:t>(1)</w:t>
+      </w:r>
+      <w:r>
+        <w:rPr>
+          <w:rFonts w:ascii="Times New Roman" w:eastAsia="SimSun" w:hAnsi="Times New Roman" w:cs="Times New Roman"/>
+          <w:b/>
+          <w:bCs/>
+          <w:color w:val="FF0000"/>
+          <w:highlight w:val="yellow"/>
+          <w:lang w:val="en-US"/>
+        </w:rPr>
+        <w:t>, Q5</w:t>
+      </w:r>
+      <w:r>
+        <w:rPr>
+          <w:rFonts w:ascii="Times New Roman" w:eastAsia="SimSun" w:hAnsi="Times New Roman" w:cs="Times New Roman"/>
+          <w:b/>
+          <w:bCs/>
+          <w:color w:val="FF0000"/>
+          <w:highlight w:val="yellow"/>
+          <w:lang w:val="en-US"/>
+        </w:rPr>
+        <w:t>(1)</w:t>
+      </w:r>
+      <w:r>
+        <w:rPr>
+          <w:rFonts w:ascii="Times New Roman" w:eastAsia="SimSun" w:hAnsi="Times New Roman" w:cs="Times New Roman"/>
+          <w:b/>
+          <w:bCs/>
+          <w:color w:val="FF0000"/>
+          <w:highlight w:val="yellow"/>
+          <w:lang w:val="en-US"/>
+        </w:rPr>
+        <w:t>.</w:t>
+      </w:r>
+    </w:p>
+    <w:p>
+      <w:pPr>
+        <w:spacing w:line="480" w:lineRule="auto"/>
+        <w:rPr>
+          <w:b/>
+          <w:bCs/>
+        </w:rPr>
+      </w:pPr>
+      <w:r>
+        <w:rPr>
+          <w:rFonts w:eastAsia="Microsoft YaHei"/>
+          <w:b/>
+          <w:bCs/>
+          <w:color w:val="202122"/>
+        </w:rPr>
+        <w:t>Ⅳ</w:t>
+      </w:r>
+      <w:r>
+        <w:rPr>
+          <w:rFonts w:eastAsia="Microsoft YaHei"/>
+          <w:b/>
+          <w:bCs/>
+          <w:color w:val="202122"/>
+        </w:rPr>
+        <w:t>.</w:t>
+      </w:r>
+      <w:r>
+        <w:rPr>
+          <w:rFonts w:eastAsia="Microsoft YaHei"/>
+          <w:b/>
+          <w:bCs/>
+          <w:color w:val="202122"/>
+          <w:lang w:val="en-US"/>
+        </w:rPr>
+        <w:t xml:space="preserve"> </w:t>
+      </w:r>
+      <w:r>
+        <w:rPr>
+          <w:b/>
+          <w:bCs/>
+          <w:lang w:val="en-US"/>
+        </w:rPr>
+        <w:t>Solution for Q2</w:t>
+      </w:r>
+      <w:r>
+        <w:rPr>
+          <w:b/>
+          <w:bCs/>
+          <w:lang w:val="en-US"/>
+        </w:rPr>
+        <w:t>:</w:t>
+      </w:r>
+      <w:r>
+        <w:rPr>
+          <w:b/>
+          <w:bCs/>
+          <w:lang w:val="en-US"/>
+        </w:rPr>
+        <w:t xml:space="preserve"> Changes for </w:t>
+      </w:r>
+      <w:r>
+        <w:rPr>
+          <w:b/>
+          <w:bCs/>
+          <w:lang w:val="en-US"/>
+        </w:rPr>
+        <w:t>r</w:t>
+      </w:r>
+      <w:r>
+        <w:rPr>
+          <w:b/>
+          <w:bCs/>
+          <w:lang w:val="en-US"/>
+        </w:rPr>
+        <w:t xml:space="preserve">egulatory </w:t>
+      </w:r>
+      <w:r>
+        <w:rPr>
+          <w:b/>
+          <w:bCs/>
+          <w:lang w:val="en-US"/>
+        </w:rPr>
+        <w:t>a</w:t>
+      </w:r>
+      <w:r>
+        <w:rPr>
+          <w:b/>
+          <w:bCs/>
+          <w:lang w:val="en-US"/>
+        </w:rPr>
+        <w:t>gencies</w:t>
+      </w:r>
+      <w:r>
+        <w:rPr>
+          <w:b/>
+          <w:bCs/>
+          <w:lang w:val="en-US"/>
+        </w:rPr>
+        <w:t xml:space="preserve"> (More relevant to the trade</w:t>
+      </w:r>
+      <w:r>
+        <w:rPr>
+          <w:b/>
+          <w:bCs/>
+          <w:lang w:val="en-US"/>
+        </w:rPr>
+        <w:t xml:space="preserve"> </w:t>
+      </w:r>
+      <w:r>
+        <w:rPr>
+          <w:b/>
+          <w:bCs/>
+          <w:lang w:val="en-US"/>
+        </w:rPr>
+        <w:t>war)</w:t>
+      </w:r>
+    </w:p>
+    <w:p>
+      <w:pPr>
+        <w:pStyle w:val="NoSpacing"/>
+        <w:ind w:firstLine="720"/>
+        <w:rPr>
+          <w:lang w:val="en-US"/>
+        </w:rPr>
+      </w:pPr>
+      <w:r>
+        <w:rPr>
+          <w:lang w:val="en-US"/>
+        </w:rPr>
+        <w:t xml:space="preserve">The main regulatory agencies involved in the forex market are </w:t>
+      </w:r>
+      <w:r>
+        <w:rPr>
+          <w:lang w:val="en-US"/>
+        </w:rPr>
+        <w:t xml:space="preserve">the </w:t>
+      </w:r>
+      <w:r>
+        <w:rPr>
+          <w:lang w:val="en-US"/>
+        </w:rPr>
+        <w:t>PB</w:t>
+      </w:r>
+      <w:r>
+        <w:rPr>
+          <w:lang w:val="en-US"/>
+        </w:rPr>
+        <w:t>O</w:t>
+      </w:r>
+      <w:r>
+        <w:rPr>
+          <w:lang w:val="en-US"/>
+        </w:rPr>
+        <w:t xml:space="preserve">C, State Administration of Foreign Exchange (SAFE), </w:t>
+      </w:r>
+      <w:r>
+        <w:rPr>
+          <w:lang w:val="en-US"/>
+        </w:rPr>
+        <w:t>National Financial Regulatory Administration</w:t>
+      </w:r>
+      <w:r>
+        <w:rPr>
+          <w:lang w:val="en-US"/>
+        </w:rPr>
+        <w:t xml:space="preserve"> (</w:t>
+      </w:r>
+      <w:r>
+        <w:rPr>
+          <w:rFonts w:hint="eastAsia"/>
+          <w:lang w:val="en-US" w:eastAsia="zh-CN"/>
+        </w:rPr>
+        <w:t>NFRA</w:t>
+      </w:r>
+      <w:r>
+        <w:rPr>
+          <w:lang w:val="en-US"/>
+        </w:rPr>
+        <w:t xml:space="preserve">) and China Regulatory Commission (CSRC). The most significant issue with these regulatory bodies is the fragmentation of responsibilities among them and their lack of coordination, which often leads to overlapping powers. This situation makes the forex market inefficient, slowing down its development. </w:t>
+      </w:r>
+      <w:r>
+        <w:rPr>
+          <w:rFonts w:hint="eastAsia"/>
+          <w:lang w:val="en-US" w:eastAsia="zh-CN"/>
+        </w:rPr>
+        <w:t>The</w:t>
+      </w:r>
+      <w:r>
+        <w:rPr>
+          <w:lang w:val="en-US"/>
+        </w:rPr>
+        <w:t xml:space="preserve"> first fundamental step is to establish a central coordinating body that oversees and align</w:t>
+      </w:r>
+      <w:r>
+        <w:rPr>
+          <w:lang w:val="en-US"/>
+        </w:rPr>
+        <w:t>s</w:t>
+      </w:r>
+      <w:r>
+        <w:rPr>
+          <w:lang w:val="en-US"/>
+        </w:rPr>
+        <w:t xml:space="preserve"> policies across these agencies.</w:t>
+      </w:r>
+    </w:p>
+    <w:p>
+      <w:pPr>
+        <w:pStyle w:val="NoSpacing"/>
+        <w:ind w:firstLine="720"/>
+        <w:rPr>
+          <w:lang w:val="en-US"/>
+        </w:rPr>
+      </w:pPr>
+      <w:r>
+        <w:rPr>
+          <w:lang w:val="en-US"/>
+        </w:rPr>
+        <w:t>Address</w:t>
+      </w:r>
+      <w:r>
+        <w:rPr>
+          <w:rFonts w:hint="eastAsia"/>
+          <w:lang w:val="en-US" w:eastAsia="zh-CN"/>
+        </w:rPr>
+        <w:t>ing</w:t>
+      </w:r>
+      <w:r>
+        <w:rPr>
+          <w:lang w:val="en-US"/>
+        </w:rPr>
+        <w:t xml:space="preserve"> this issue, we can continue more specific changes to the single agencies:</w:t>
+      </w:r>
+    </w:p>
+    <w:p>
+      <w:pPr>
+        <w:pStyle w:val="NoSpacing"/>
+        <w:numPr>
+          <w:ilvl w:val="0"/>
+          <w:numId w:val="8"/>
+        </w:numPr>
+        <w:rPr>
+          <w:lang w:val="en-US"/>
+        </w:rPr>
+      </w:pPr>
+      <w:r>
+        <w:rPr>
+          <w:i/>
+          <w:iCs/>
+          <w:u w:val="single"/>
+          <w:lang w:val="en-US"/>
+        </w:rPr>
+        <w:t>PB</w:t>
+      </w:r>
+      <w:r>
+        <w:rPr>
+          <w:rFonts w:hint="eastAsia"/>
+          <w:i/>
+          <w:iCs/>
+          <w:u w:val="single"/>
+          <w:lang w:val="en-US" w:eastAsia="zh-CN"/>
+        </w:rPr>
+        <w:t>O</w:t>
+      </w:r>
+      <w:r>
+        <w:rPr>
+          <w:i/>
+          <w:iCs/>
+          <w:u w:val="single"/>
+          <w:lang w:val="en-US"/>
+        </w:rPr>
+        <w:t>C</w:t>
+      </w:r>
+      <w:r>
+        <w:rPr>
+          <w:lang w:val="en-US"/>
+        </w:rPr>
+        <w:t xml:space="preserve">: it should be more transparent and independent. This is required to build trust among global investors and reduce speculation. The agency should publish regular updates and provide clear guidance on the actions that </w:t>
+      </w:r>
+      <w:r>
+        <w:rPr>
+          <w:lang w:val="en-US"/>
+        </w:rPr>
+        <w:t>are</w:t>
+      </w:r>
+      <w:r>
+        <w:rPr>
+          <w:lang w:val="en-US"/>
+        </w:rPr>
+        <w:t xml:space="preserve"> undertak</w:t>
+      </w:r>
+      <w:r>
+        <w:rPr>
+          <w:lang w:val="en-US"/>
+        </w:rPr>
+        <w:t>en</w:t>
+      </w:r>
+      <w:r>
+        <w:rPr>
+          <w:lang w:val="en-US"/>
+        </w:rPr>
+        <w:t xml:space="preserve"> to manage the exchange rate. Moreover, it should be granted better operational independence from the government. Once the main objective is set, the government shouldn’t intervene in the </w:t>
+      </w:r>
+      <w:r>
+        <w:rPr>
+          <w:lang w:val="en-US"/>
+        </w:rPr>
+        <w:lastRenderedPageBreak/>
+        <w:t>operat</w:t>
+      </w:r>
+      <w:r>
+        <w:rPr>
+          <w:lang w:val="en-US"/>
+        </w:rPr>
+        <w:t>ion</w:t>
+      </w:r>
+      <w:r>
+        <w:rPr>
+          <w:lang w:val="en-US"/>
+        </w:rPr>
+        <w:t xml:space="preserve"> of PB</w:t>
+      </w:r>
+      <w:r>
+        <w:rPr>
+          <w:rFonts w:hint="eastAsia"/>
+          <w:lang w:val="en-US" w:eastAsia="zh-CN"/>
+        </w:rPr>
+        <w:t>O</w:t>
+      </w:r>
+      <w:r>
+        <w:rPr>
+          <w:lang w:val="en-US"/>
+        </w:rPr>
+        <w:t>C. These two changes would enhance RMB credibility, attracting more investors and strengthening the stability of the currency.</w:t>
+      </w:r>
+    </w:p>
+    <w:p>
+      <w:pPr>
+        <w:pStyle w:val="NoSpacing"/>
+        <w:numPr>
+          <w:ilvl w:val="0"/>
+          <w:numId w:val="8"/>
+        </w:numPr>
+        <w:rPr>
+          <w:lang w:val="en-US"/>
+        </w:rPr>
+      </w:pPr>
+      <w:r>
+        <w:rPr>
+          <w:rFonts w:hint="eastAsia"/>
+          <w:i/>
+          <w:iCs/>
+          <w:u w:val="single"/>
+          <w:lang w:val="en-US" w:eastAsia="zh-CN"/>
+        </w:rPr>
+        <w:t>NFRA</w:t>
+      </w:r>
+      <w:r>
+        <w:rPr>
+          <w:lang w:val="en-US"/>
+        </w:rPr>
+        <w:t>: it should improve risk management in the financial sector and promote more innovation in terms of products offered by banks. Improving risk management systems in the banking sector is essential to guarantee stability to the RMB and consequently increase its adoption. At the same time, issuing regulation</w:t>
+      </w:r>
+      <w:r>
+        <w:rPr>
+          <w:lang w:val="en-US"/>
+        </w:rPr>
+        <w:t>s</w:t>
+      </w:r>
+      <w:r>
+        <w:rPr>
+          <w:lang w:val="en-US"/>
+        </w:rPr>
+        <w:t xml:space="preserve"> to stimulate banks</w:t>
+      </w:r>
+      <w:r>
+        <w:rPr>
+          <w:lang w:val="en-US"/>
+        </w:rPr>
+        <w:t>’</w:t>
+      </w:r>
+      <w:r>
+        <w:rPr>
+          <w:lang w:val="en-US"/>
+        </w:rPr>
+        <w:t xml:space="preserve"> offering of RMB-denominated assets and forex trading would increase liquidity and stability in the forex market.</w:t>
+      </w:r>
+    </w:p>
+    <w:p>
+      <w:pPr>
+        <w:pStyle w:val="NoSpacing"/>
+        <w:numPr>
+          <w:ilvl w:val="0"/>
+          <w:numId w:val="7"/>
+        </w:numPr>
+        <w:rPr>
+          <w:lang w:val="en-US"/>
+        </w:rPr>
+      </w:pPr>
+      <w:r>
+        <w:rPr>
+          <w:i/>
+          <w:iCs/>
+          <w:u w:val="single"/>
+          <w:lang w:val="en-US"/>
+        </w:rPr>
+        <w:t>CSRC</w:t>
+      </w:r>
+      <w:r>
+        <w:rPr>
+          <w:lang w:val="en-US"/>
+        </w:rPr>
+        <w:t>: it should simplify its approval process for foreign institutional investors, expand the scope of allowed financial products connected to the forex market</w:t>
+      </w:r>
+      <w:r>
+        <w:rPr>
+          <w:lang w:val="en-US"/>
+        </w:rPr>
+        <w:t>,</w:t>
+      </w:r>
+      <w:r>
+        <w:rPr>
+          <w:lang w:val="en-US"/>
+        </w:rPr>
+        <w:t xml:space="preserve"> and strengthen its supervision mechanisms to combat market manipulation and insider trading. A simplified approval process would reduce bureaucracy and avoid deterring participation. Allowing more complex financial products on the forex market would permit investors to manage currency risks more effectively</w:t>
+      </w:r>
+      <w:r>
+        <w:rPr>
+          <w:lang w:val="en-US"/>
+        </w:rPr>
+        <w:t>,</w:t>
+      </w:r>
+      <w:r>
+        <w:rPr>
+          <w:lang w:val="en-US"/>
+        </w:rPr>
+        <w:t xml:space="preserve"> attracting more foreign investors. Finally, strengthening supervision o</w:t>
+      </w:r>
+      <w:r>
+        <w:rPr>
+          <w:lang w:val="en-US"/>
+        </w:rPr>
+        <w:t>f</w:t>
+      </w:r>
+      <w:r>
+        <w:rPr>
+          <w:lang w:val="en-US"/>
+        </w:rPr>
+        <w:t xml:space="preserve"> financial crimes would make the market safer</w:t>
+      </w:r>
+      <w:r>
+        <w:rPr>
+          <w:lang w:val="en-US"/>
+        </w:rPr>
+        <w:t>,</w:t>
+      </w:r>
+      <w:r>
+        <w:rPr>
+          <w:lang w:val="en-US"/>
+        </w:rPr>
+        <w:t xml:space="preserve"> building investors’ confidence.</w:t>
+      </w:r>
+    </w:p>
+    <w:p>
+      <w:pPr>
+        <w:pStyle w:val="NoSpacing"/>
+        <w:ind w:firstLine="720"/>
+        <w:rPr>
+          <w:lang w:val="en-US"/>
+        </w:rPr>
+      </w:pPr>
+      <w:r>
+        <w:rPr>
+          <w:lang w:val="en-US"/>
+        </w:rPr>
+        <w:t>The implementation of these changes would create a more robust, transparent, and efficient forex market.</w:t>
+      </w:r>
+    </w:p>
+    <w:p>
+      <w:pPr>
+        <w:spacing w:line="480" w:lineRule="auto"/>
+        <w:rPr>
+          <w:b/>
+          <w:bCs/>
+          <w:lang w:val="en-US"/>
+        </w:rPr>
+      </w:pPr>
+    </w:p>
+    <w:p>
+      <w:pPr>
+        <w:spacing w:line="480" w:lineRule="auto"/>
+        <w:rPr>
+          <w:b/>
+          <w:bCs/>
+          <w:lang w:val="en-US"/>
+        </w:rPr>
+      </w:pPr>
+      <w:r>
+        <w:rPr>
+          <w:rFonts w:eastAsia="Microsoft YaHei"/>
+          <w:b/>
+          <w:bCs/>
+          <w:color w:val="202122"/>
+        </w:rPr>
+        <w:t>Ⅴ</w:t>
+      </w:r>
+      <w:r>
+        <w:rPr>
+          <w:rFonts w:eastAsia="Microsoft YaHei"/>
+          <w:b/>
+          <w:bCs/>
+          <w:color w:val="202122"/>
+        </w:rPr>
+        <w:t>.</w:t>
+      </w:r>
+      <w:r>
+        <w:rPr>
+          <w:rFonts w:eastAsia="Microsoft YaHei"/>
+          <w:b/>
+          <w:bCs/>
+          <w:color w:val="202122"/>
+          <w:lang w:val="en-US"/>
+        </w:rPr>
+        <w:t xml:space="preserve"> </w:t>
+      </w:r>
+      <w:r>
+        <w:rPr>
+          <w:b/>
+          <w:bCs/>
+          <w:lang w:val="en-US"/>
+        </w:rPr>
+        <w:t>Solution for Q4</w:t>
+      </w:r>
+      <w:r>
+        <w:rPr>
+          <w:b/>
+          <w:bCs/>
+          <w:lang w:val="en-US"/>
+        </w:rPr>
+        <w:t>:</w:t>
+      </w:r>
+      <w:r>
+        <w:rPr>
+          <w:b/>
+          <w:bCs/>
+          <w:lang w:val="en-US"/>
+        </w:rPr>
+        <w:t xml:space="preserve"> R</w:t>
+      </w:r>
+      <w:r>
+        <w:rPr>
+          <w:b/>
+          <w:bCs/>
+          <w:lang w:val="en-US"/>
+        </w:rPr>
+        <w:t>eform</w:t>
+      </w:r>
+      <w:r>
+        <w:rPr>
+          <w:b/>
+          <w:bCs/>
+          <w:lang w:val="en-US"/>
+        </w:rPr>
+        <w:t>s for</w:t>
+      </w:r>
+      <w:r>
+        <w:rPr>
+          <w:b/>
+          <w:bCs/>
+          <w:lang w:val="en-US"/>
+        </w:rPr>
+        <w:t xml:space="preserve"> </w:t>
+      </w:r>
+      <w:r>
+        <w:rPr>
+          <w:b/>
+          <w:bCs/>
+          <w:lang w:val="en-US"/>
+        </w:rPr>
+        <w:t>f</w:t>
+      </w:r>
+      <w:r>
+        <w:rPr>
+          <w:b/>
+          <w:bCs/>
+          <w:lang w:val="en-US"/>
+        </w:rPr>
+        <w:t xml:space="preserve">inancial </w:t>
+      </w:r>
+      <w:r>
+        <w:rPr>
+          <w:b/>
+          <w:bCs/>
+          <w:lang w:val="en-US"/>
+        </w:rPr>
+        <w:t>r</w:t>
+      </w:r>
+      <w:r>
+        <w:rPr>
+          <w:b/>
+          <w:bCs/>
+          <w:lang w:val="en-US"/>
+        </w:rPr>
+        <w:t>egulation</w:t>
+      </w:r>
+      <w:r>
+        <w:rPr>
+          <w:b/>
+          <w:bCs/>
+          <w:lang w:val="en-US"/>
+        </w:rPr>
+        <w:t xml:space="preserve"> (</w:t>
+      </w:r>
+      <w:r>
+        <w:rPr>
+          <w:b/>
+          <w:bCs/>
+          <w:lang w:val="en-US"/>
+        </w:rPr>
+        <w:t>Thinking about the</w:t>
+      </w:r>
+      <w:r>
+        <w:rPr>
+          <w:b/>
+          <w:bCs/>
+          <w:lang w:val="en-US"/>
+        </w:rPr>
+        <w:t xml:space="preserve"> trade war)</w:t>
+      </w:r>
+    </w:p>
+    <w:p>
+      <w:pPr>
+        <w:pStyle w:val="NoSpacing"/>
+        <w:ind w:firstLine="720"/>
+        <w:rPr>
+          <w:lang w:val="en-US"/>
+        </w:rPr>
+      </w:pPr>
+      <w:r>
+        <w:rPr>
+          <w:lang w:val="en-US"/>
+        </w:rPr>
+        <w:t xml:space="preserve">To reform financial regulation in China effectively, one critical area to address is the exchange rate system. While the RMB has made strides in independence, as seen in its reduced reliance on the USD, the current managed exchange rate remains a limiting factor. Transitioning to a free-floating exchange rate system would be a bold but necessary reform. </w:t>
+      </w:r>
+      <w:r>
+        <w:rPr>
+          <w:lang w:val="en-US"/>
+        </w:rPr>
+        <w:lastRenderedPageBreak/>
+        <w:t>This shift would align the RMB with global currencies operating under market-driven systems, setting the stage for it to compete with the USD as a global currency.</w:t>
+      </w:r>
+    </w:p>
+    <w:p>
+      <w:pPr>
+        <w:pStyle w:val="NoSpacing"/>
+        <w:ind w:firstLine="720"/>
+        <w:rPr>
+          <w:lang w:val="en-US"/>
+        </w:rPr>
+      </w:pPr>
+      <w:r>
+        <w:rPr>
+          <w:lang w:val="en-US"/>
+        </w:rPr>
+        <w:t>However, this reform cannot be rushed. The experiences of other developing nations, such as Argentina and Mexico, underscore the potential dangers of poorly managed transitions. Without adequate safeguards, moving to a free-floating exchange rate could lead to excessive volatility, speculative attacks, and loss of confidence in the currency. To avoid such outcomes, China would need to implement robust mechanisms to stabilize the RMB during the transition. These could include enhanced monetary policy tools and carefully planned intervention strategies to mitigate abrupt fluctuations.</w:t>
+      </w:r>
+    </w:p>
+    <w:p>
+      <w:pPr>
+        <w:pStyle w:val="NoSpacing"/>
+        <w:ind w:firstLine="720"/>
+        <w:rPr>
+          <w:lang w:val="en-US"/>
+        </w:rPr>
+      </w:pPr>
+      <w:r>
+        <w:rPr>
+          <w:lang w:val="en-US"/>
+        </w:rPr>
+        <w:t xml:space="preserve">At the same time, regulatory adjustments should focus on strengthening the RMB’s role in global trade. Encouraging more trade settlements in </w:t>
+      </w:r>
+      <w:r>
+        <w:rPr>
+          <w:lang w:val="en-US"/>
+        </w:rPr>
+        <w:t xml:space="preserve">the </w:t>
+      </w:r>
+      <w:r>
+        <w:rPr>
+          <w:lang w:val="en-US"/>
+        </w:rPr>
+        <w:t>RMB would reduce dependency on the USD while boosting the currency's visibility and credibility on the international stage. While progress has been made in this area, such as agreements with key trading partners, the scope of these efforts must expand. Policies that incentivize foreign companies to adopt the RMB for cross-border transactions would accelerate this shift.</w:t>
+      </w:r>
+    </w:p>
+    <w:p>
+      <w:pPr>
+        <w:pStyle w:val="NoSpacing"/>
+        <w:ind w:firstLine="720"/>
+        <w:rPr>
+          <w:lang w:val="en-US"/>
+        </w:rPr>
+      </w:pPr>
+      <w:r>
+        <w:rPr>
+          <w:lang w:val="en-US"/>
+        </w:rPr>
+        <w:t>A crucial component of financial reform involves improving transparency and regulatory alignment. China’s regulatory framework needs to be more predictable and aligned with international standards. This would build trust among global market participants, particularly foreign investors and central banks, who are critical to RMB internationalization. For instance, greater clarity around the People’s Bank of China’s intervention policies and monetary goals would reduce uncertainty and encourage wider acceptance of the RMB.</w:t>
+      </w:r>
+    </w:p>
+    <w:p>
+      <w:pPr>
+        <w:pStyle w:val="NoSpacing"/>
+        <w:ind w:firstLine="720"/>
+        <w:rPr>
+          <w:lang w:val="en-US"/>
+        </w:rPr>
+      </w:pPr>
+      <w:r>
+        <w:rPr>
+          <w:lang w:val="en-US"/>
+        </w:rPr>
+        <w:t xml:space="preserve">Ultimately, these reforms aim to create a financial environment where the RMB operates with greater autonomy and stability while integrating seamlessly into global markets. Addressing these challenges requires not only structural changes but also a commitment to gradual, coordinated progress. Through careful planning and international cooperation, China </w:t>
+      </w:r>
+      <w:r>
+        <w:rPr>
+          <w:lang w:val="en-US"/>
+        </w:rPr>
+        <w:lastRenderedPageBreak/>
+        <w:t>can establish a financial regulatory framework that supports its ambitions to make the RMB a leading global currency.</w:t>
+      </w:r>
+    </w:p>
+    <w:p>
+      <w:pPr>
+        <w:spacing w:line="480" w:lineRule="auto"/>
+        <w:rPr>
+          <w:b/>
+          <w:bCs/>
+          <w:lang w:val="en-US"/>
+        </w:rPr>
+      </w:pPr>
+    </w:p>
+    <w:p>
+      <w:pPr>
+        <w:spacing w:line="480" w:lineRule="auto"/>
+        <w:rPr>
+          <w:b/>
+          <w:bCs/>
+          <w:lang w:val="en-US"/>
+        </w:rPr>
+      </w:pPr>
+    </w:p>
+    <w:p>
+      <w:pPr>
+        <w:spacing w:line="480" w:lineRule="auto"/>
+        <w:rPr>
+          <w:b/>
+          <w:bCs/>
+          <w:lang w:val="en-US"/>
+        </w:rPr>
+      </w:pPr>
+    </w:p>
+    <w:p>
+      <w:pPr>
+        <w:spacing w:line="480" w:lineRule="auto"/>
+        <w:rPr>
+          <w:b/>
+          <w:bCs/>
+          <w:lang w:val="en-US"/>
+        </w:rPr>
+      </w:pPr>
+      <w:r>
+        <w:rPr>
+          <w:rFonts w:eastAsia="Microsoft YaHei"/>
+          <w:b/>
+          <w:bCs/>
+          <w:color w:val="202122"/>
+        </w:rPr>
+        <w:t>Ⅵ.</w:t>
+      </w:r>
+      <w:r>
+        <w:rPr>
+          <w:rFonts w:eastAsia="Microsoft YaHei"/>
+          <w:b/>
+          <w:bCs/>
+          <w:color w:val="202122"/>
+          <w:lang w:val="en-US"/>
+        </w:rPr>
+        <w:t xml:space="preserve"> </w:t>
+      </w:r>
+      <w:r>
+        <w:rPr>
+          <w:b/>
+          <w:bCs/>
+          <w:lang w:val="en-US"/>
+        </w:rPr>
+        <w:t>Solution for Q5:</w:t>
+      </w:r>
+      <w:r>
+        <w:rPr>
+          <w:b/>
+          <w:bCs/>
+          <w:lang w:val="en-US"/>
+        </w:rPr>
+        <w:t xml:space="preserve"> </w:t>
+      </w:r>
+      <w:r>
+        <w:rPr>
+          <w:b/>
+          <w:bCs/>
+          <w:lang w:val="en-US"/>
+        </w:rPr>
+        <w:t>R</w:t>
+      </w:r>
+      <w:r>
+        <w:rPr>
+          <w:b/>
+          <w:bCs/>
+          <w:lang w:val="en-US"/>
+        </w:rPr>
+        <w:t xml:space="preserve">eforms </w:t>
+      </w:r>
+      <w:r>
+        <w:rPr>
+          <w:b/>
+          <w:bCs/>
+          <w:lang w:val="en-US"/>
+        </w:rPr>
+        <w:t xml:space="preserve">to </w:t>
+      </w:r>
+      <w:r>
+        <w:rPr>
+          <w:b/>
+          <w:bCs/>
+          <w:lang w:val="en-US"/>
+        </w:rPr>
+        <w:t>m</w:t>
+      </w:r>
+      <w:r>
+        <w:rPr>
+          <w:b/>
+          <w:bCs/>
+          <w:lang w:val="en-US"/>
+        </w:rPr>
+        <w:t xml:space="preserve">ake </w:t>
+      </w:r>
+      <w:r>
+        <w:rPr>
+          <w:b/>
+          <w:bCs/>
+          <w:lang w:val="en-US"/>
+        </w:rPr>
+        <w:t>C</w:t>
+      </w:r>
+      <w:r>
+        <w:rPr>
+          <w:b/>
+          <w:bCs/>
+          <w:lang w:val="en-US"/>
+        </w:rPr>
+        <w:t xml:space="preserve">hinese </w:t>
+      </w:r>
+      <w:r>
+        <w:rPr>
+          <w:b/>
+          <w:bCs/>
+          <w:lang w:val="en-US"/>
+        </w:rPr>
+        <w:t>c</w:t>
+      </w:r>
+      <w:r>
+        <w:rPr>
+          <w:b/>
+          <w:bCs/>
+          <w:lang w:val="en-US"/>
+        </w:rPr>
+        <w:t xml:space="preserve">apital </w:t>
+      </w:r>
+      <w:r>
+        <w:rPr>
+          <w:b/>
+          <w:bCs/>
+          <w:lang w:val="en-US"/>
+        </w:rPr>
+        <w:t>m</w:t>
+      </w:r>
+      <w:r>
+        <w:rPr>
+          <w:b/>
+          <w:bCs/>
+          <w:lang w:val="en-US"/>
+        </w:rPr>
+        <w:t>arkets more efficient</w:t>
+      </w:r>
+      <w:r>
+        <w:rPr>
+          <w:b/>
+          <w:bCs/>
+          <w:lang w:val="en-US"/>
+        </w:rPr>
+        <w:t xml:space="preserve"> </w:t>
+      </w:r>
+      <w:r>
+        <w:rPr>
+          <w:b/>
+          <w:bCs/>
+          <w:lang w:val="en-US"/>
+        </w:rPr>
+        <w:t>and safer</w:t>
+      </w:r>
+    </w:p>
+    <w:p>
+      <w:pPr>
+        <w:pStyle w:val="NoSpacing"/>
+        <w:ind w:firstLine="720"/>
+        <w:rPr>
+          <w:lang w:val="en-US"/>
+        </w:rPr>
+      </w:pPr>
+      <w:r>
+        <w:rPr>
+          <w:lang w:val="en-US"/>
+        </w:rPr>
+        <w:t xml:space="preserve">To make Chinese capital markets more efficient and safer, China needs to issue a series of linked reforms </w:t>
+      </w:r>
+      <w:r>
+        <w:rPr>
+          <w:lang w:val="en-US"/>
+        </w:rPr>
+        <w:t>that</w:t>
+      </w:r>
+      <w:r>
+        <w:rPr>
+          <w:lang w:val="en-US"/>
+        </w:rPr>
+        <w:t xml:space="preserve"> involve not only capital markets but also other dimensions of financial markets</w:t>
+      </w:r>
+      <w:r>
+        <w:rPr>
+          <w:lang w:val="en-US"/>
+        </w:rPr>
+        <w:t>,</w:t>
+      </w:r>
+      <w:r>
+        <w:rPr>
+          <w:lang w:val="en-US"/>
+        </w:rPr>
+        <w:t xml:space="preserve"> such as the forex market. </w:t>
+      </w:r>
+    </w:p>
+    <w:p>
+      <w:pPr>
+        <w:pStyle w:val="NoSpacing"/>
+        <w:ind w:firstLine="720"/>
+        <w:rPr>
+          <w:lang w:val="en-US"/>
+        </w:rPr>
+      </w:pPr>
+      <w:r>
+        <w:rPr>
+          <w:lang w:val="en-US"/>
+        </w:rPr>
+        <w:t>First of all, further opening to foreign investors is needed. China has already taken important steps to open its capital markets to foreign investors by introducing infrastructures th</w:t>
+      </w:r>
+      <w:r>
+        <w:rPr>
+          <w:lang w:val="en-US"/>
+        </w:rPr>
+        <w:t>at</w:t>
+      </w:r>
+      <w:r>
+        <w:rPr>
+          <w:lang w:val="en-US"/>
+        </w:rPr>
+        <w:t xml:space="preserve"> permit them to trade RMB</w:t>
+      </w:r>
+      <w:r>
+        <w:rPr>
+          <w:lang w:val="en-US"/>
+        </w:rPr>
+        <w:t>-</w:t>
+      </w:r>
+      <w:r>
+        <w:rPr>
+          <w:lang w:val="en-US"/>
+        </w:rPr>
+        <w:t xml:space="preserve">denominated assets. </w:t>
+      </w:r>
+      <w:r>
+        <w:rPr>
+          <w:highlight w:val="yellow"/>
+          <w:lang w:val="en-US"/>
+        </w:rPr>
+        <w:t>We can add something on the specific systems adopted and how to expand them.</w:t>
+      </w:r>
+      <w:r>
+        <w:rPr>
+          <w:lang w:val="en-US"/>
+        </w:rPr>
+        <w:t xml:space="preserve"> Nonetheless, the pace of opening up needs to accelerate and needs to be accompanied by forex market reforms. </w:t>
+      </w:r>
+    </w:p>
+    <w:p>
+      <w:pPr>
+        <w:pStyle w:val="NoSpacing"/>
+        <w:ind w:firstLine="720"/>
+        <w:rPr>
+          <w:lang w:val="en-US"/>
+        </w:rPr>
+      </w:pPr>
+      <w:r>
+        <w:rPr>
+          <w:lang w:val="en-US"/>
+        </w:rPr>
+        <w:t>A</w:t>
+      </w:r>
+      <w:proofErr w:type="spellStart"/>
+      <w:r>
+        <w:rPr>
+          <w:lang w:val="en-GB"/>
+        </w:rPr>
+        <w:t>t</w:t>
+      </w:r>
+      <w:proofErr w:type="spellEnd"/>
+      <w:r>
+        <w:rPr>
+          <w:lang w:val="en-GB"/>
+        </w:rPr>
+        <w:t xml:space="preserve"> the moment foreign investors are worried about the stability and reliability of the RMB, as China has been repeatedly accused of currency manipulation, especially by the United States.</w:t>
+      </w:r>
+      <w:r>
+        <w:rPr>
+          <w:lang w:val="en-GB"/>
+        </w:rPr>
+        <w:t xml:space="preserve"> </w:t>
+      </w:r>
+      <w:r>
+        <w:rPr>
+          <w:lang w:val="en-US"/>
+        </w:rPr>
+        <w:t>The current system limits RMB flexibility and makes foreign investors skeptic</w:t>
+      </w:r>
+      <w:r>
+        <w:rPr>
+          <w:lang w:val="en-US"/>
+        </w:rPr>
+        <w:t>al</w:t>
+      </w:r>
+      <w:r>
+        <w:rPr>
+          <w:lang w:val="en-US"/>
+        </w:rPr>
+        <w:t>.</w:t>
+      </w:r>
+      <w:r>
+        <w:rPr>
+          <w:lang w:val="en-GB"/>
+        </w:rPr>
+        <w:t xml:space="preserve"> A key step</w:t>
+      </w:r>
+      <w:r>
+        <w:rPr>
+          <w:lang w:val="en-US"/>
+        </w:rPr>
+        <w:t xml:space="preserve"> would be changing the exchange rate system from a managed floating exchange rate to a free-floating exchange rate. Moving to a FFER would establish more trust and would attract more investors in capital markets. </w:t>
+      </w:r>
+    </w:p>
+    <w:p>
+      <w:pPr>
+        <w:pStyle w:val="NoSpacing"/>
+        <w:ind w:firstLine="720"/>
+        <w:rPr>
+          <w:lang w:val="en-GB"/>
+        </w:rPr>
+      </w:pPr>
+      <w:r>
+        <w:rPr>
+          <w:lang w:val="en-GB"/>
+        </w:rPr>
+        <w:t>The opening up and the exchange rate reform should develop simultaneously, as they are closely related and have a mutual effect on each other. A liberalized RMB would attract more capital, and at the same time</w:t>
+      </w:r>
+      <w:r>
+        <w:rPr>
+          <w:lang w:val="en-GB"/>
+        </w:rPr>
+        <w:t>,</w:t>
+      </w:r>
+      <w:r>
+        <w:rPr>
+          <w:lang w:val="en-GB"/>
+        </w:rPr>
+        <w:t xml:space="preserve"> more capital would strengthen RMB stability, attracting even more capital and so on. This vicious cycle would be beneficial both for the internationalization of the currency and the efficiency and safety of capital markets.</w:t>
+      </w:r>
+    </w:p>
+    <w:p>
+      <w:pPr>
+        <w:pStyle w:val="NoSpacing"/>
+        <w:ind w:firstLine="720"/>
+        <w:rPr>
+          <w:lang w:val="en-GB"/>
+        </w:rPr>
+      </w:pPr>
+      <w:r>
+        <w:rPr>
+          <w:lang w:val="en-GB"/>
+        </w:rPr>
+        <w:lastRenderedPageBreak/>
+        <w:t xml:space="preserve">Finally, an additional point to address is the strict capital controls that China has in place as of today: </w:t>
+      </w:r>
+    </w:p>
+    <w:p>
+      <w:pPr>
+        <w:pStyle w:val="NoSpacing"/>
+        <w:numPr>
+          <w:ilvl w:val="0"/>
+          <w:numId w:val="6"/>
+        </w:numPr>
+        <w:rPr>
+          <w:lang w:val="en-GB"/>
+        </w:rPr>
+      </w:pPr>
+      <w:r>
+        <w:rPr>
+          <w:lang w:val="en-GB"/>
+        </w:rPr>
+        <w:t xml:space="preserve">Currency conversion limits: individuals and companies can convert Renminbi (RMB) into foreign. Currencies </w:t>
+      </w:r>
+      <w:r>
+        <w:rPr>
+          <w:lang w:val="en-GB"/>
+        </w:rPr>
+        <w:t xml:space="preserve">are </w:t>
+      </w:r>
+      <w:r>
+        <w:rPr>
+          <w:lang w:val="en-GB"/>
+        </w:rPr>
+        <w:t>within certain limits, often requiring documentation for larger transactions. This creates significant friction for businesses and investors seeking to move funds across borders quickly.</w:t>
+      </w:r>
+    </w:p>
+    <w:p>
+      <w:pPr>
+        <w:pStyle w:val="NoSpacing"/>
+        <w:numPr>
+          <w:ilvl w:val="0"/>
+          <w:numId w:val="6"/>
+        </w:numPr>
+        <w:rPr>
+          <w:lang w:val="en-GB"/>
+        </w:rPr>
+      </w:pPr>
+      <w:r>
+        <w:rPr>
+          <w:lang w:val="en-GB"/>
+        </w:rPr>
+        <w:t xml:space="preserve">Capital Controls: China imposes strict capital controls on cross-border capital flows, including restrictions on foreign investments and limits on outbound investments by Chinese citizens and firms. These restrictions prevent the free movement of capital, reducing market liquidity and making it difficult for foreign investors to fully participate in Chinese markets. </w:t>
+      </w:r>
+    </w:p>
+    <w:p>
+      <w:pPr>
+        <w:pStyle w:val="NoSpacing"/>
+        <w:numPr>
+          <w:ilvl w:val="0"/>
+          <w:numId w:val="6"/>
+        </w:numPr>
+        <w:rPr>
+          <w:lang w:val="en-GB"/>
+        </w:rPr>
+      </w:pPr>
+      <w:r>
+        <w:rPr>
+          <w:lang w:val="en-GB"/>
+        </w:rPr>
+        <w:t>Foreign Investment Approval: Foreign entities must often obtain approval from the State Administration of Foreign Exchange (SAFE) to invest in certain sectors or to convert funds into RMB. This lengthy and bureaucratic process discourages many foreign institutions from investing in China's capital markets.</w:t>
+      </w:r>
+    </w:p>
+    <w:p>
+      <w:pPr>
+        <w:pStyle w:val="NoSpacing"/>
+        <w:numPr>
+          <w:ilvl w:val="0"/>
+          <w:numId w:val="6"/>
+        </w:numPr>
+        <w:rPr>
+          <w:lang w:val="en-GB"/>
+        </w:rPr>
+      </w:pPr>
+      <w:r>
+        <w:rPr>
+          <w:lang w:val="en-GB"/>
+        </w:rPr>
+        <w:t>Qualified Foreign Institutional Investor</w:t>
+      </w:r>
+      <w:r>
+        <w:rPr>
+          <w:lang w:val="en-GB"/>
+        </w:rPr>
+        <w:t>s</w:t>
+      </w:r>
+      <w:r>
+        <w:rPr>
+          <w:lang w:val="en-GB"/>
+        </w:rPr>
+        <w:t xml:space="preserve"> (RQFII) allow foreign investors to access China's capital markets within specified quotas. This system remains tightly controlled and does not allow free and open access to all segments of the market.</w:t>
+      </w:r>
+    </w:p>
+    <w:p>
+      <w:pPr>
+        <w:pStyle w:val="NoSpacing"/>
+        <w:ind w:firstLine="720"/>
+      </w:pPr>
+      <w:r>
+        <w:rPr>
+          <w:lang w:val="en-GB"/>
+        </w:rPr>
+        <w:t>These controls, while implemented to maintain financial stability and safeguard against speculative attacks, significantly limit the advancement of China's capital markets. They restrict the entry of foreign capital, which is essential for increasing market liquidity and driving innovation.</w:t>
+      </w:r>
+      <w:r>
+        <w:t xml:space="preserve"> </w:t>
+      </w:r>
+    </w:p>
+    <w:p>
+      <w:pPr>
+        <w:pStyle w:val="NoSpacing"/>
+        <w:ind w:firstLine="720"/>
+        <w:rPr>
+          <w:lang w:val="en-GB"/>
+        </w:rPr>
+      </w:pPr>
+      <w:r>
+        <w:rPr>
+          <w:lang w:val="en-GB"/>
+        </w:rPr>
+        <w:t>Consider</w:t>
+      </w:r>
+      <w:r>
+        <w:rPr>
+          <w:lang w:val="en-GB"/>
+        </w:rPr>
+        <w:t>ing</w:t>
+      </w:r>
+      <w:r>
+        <w:rPr>
+          <w:lang w:val="en-GB"/>
+        </w:rPr>
+        <w:t xml:space="preserve"> what </w:t>
+      </w:r>
+      <w:r>
+        <w:rPr>
+          <w:lang w:val="en-GB"/>
+        </w:rPr>
+        <w:t xml:space="preserve">was </w:t>
+      </w:r>
+      <w:r>
+        <w:rPr>
+          <w:lang w:val="en-GB"/>
+        </w:rPr>
+        <w:t>mentioned above, the following reforms could be implemented:</w:t>
+      </w:r>
+    </w:p>
+    <w:p>
+      <w:pPr>
+        <w:pStyle w:val="NoSpacing"/>
+        <w:numPr>
+          <w:ilvl w:val="0"/>
+          <w:numId w:val="9"/>
+        </w:numPr>
+        <w:rPr>
+          <w:lang w:val="en-GB"/>
+        </w:rPr>
+      </w:pPr>
+      <w:r>
+        <w:rPr>
+          <w:lang w:val="en-GB"/>
+        </w:rPr>
+        <w:t xml:space="preserve">Expansion or elimination of currency conversion limits: increasing or even eliminating the threshold for currency conversion is a fundamental step to improve the efficiency </w:t>
+      </w:r>
+      <w:r>
+        <w:rPr>
+          <w:lang w:val="en-GB"/>
+        </w:rPr>
+        <w:lastRenderedPageBreak/>
+        <w:t>of capital markets. While this would expose the currency to speculation risks and higher volatility, it would allow investors to invest more capital in China increasing liquidity in capital markets.</w:t>
+      </w:r>
+    </w:p>
+    <w:p>
+      <w:pPr>
+        <w:pStyle w:val="NoSpacing"/>
+        <w:numPr>
+          <w:ilvl w:val="0"/>
+          <w:numId w:val="9"/>
+        </w:numPr>
+        <w:rPr>
+          <w:lang w:val="en-GB"/>
+        </w:rPr>
+      </w:pPr>
+      <w:r>
+        <w:rPr>
+          <w:lang w:val="en-GB"/>
+        </w:rPr>
+        <w:t>Reduction of capital controls: gradually reducing capital controls would allow a more fluid flow of capital, creating a more dynamic market, and it would encourage foreign investors to enter the. Chinese market.</w:t>
+      </w:r>
+    </w:p>
+    <w:p>
+      <w:pPr>
+        <w:pStyle w:val="NoSpacing"/>
+        <w:numPr>
+          <w:ilvl w:val="0"/>
+          <w:numId w:val="9"/>
+        </w:numPr>
+        <w:rPr>
+          <w:lang w:val="en-GB"/>
+        </w:rPr>
+      </w:pPr>
+      <w:r>
+        <w:rPr>
+          <w:lang w:val="en-GB"/>
+        </w:rPr>
+        <w:t>Simplification of the approval process: simplifying the process to approve foreign investors would lower waiting time and incentivize foreign investor</w:t>
+      </w:r>
+      <w:r>
+        <w:rPr>
+          <w:lang w:val="en-GB"/>
+        </w:rPr>
+        <w:t>s</w:t>
+      </w:r>
+      <w:r>
+        <w:rPr>
+          <w:lang w:val="en-GB"/>
+        </w:rPr>
+        <w:t xml:space="preserve"> to access the market.</w:t>
+      </w:r>
+    </w:p>
+    <w:p>
+      <w:pPr>
+        <w:pStyle w:val="NoSpacing"/>
+        <w:numPr>
+          <w:ilvl w:val="0"/>
+          <w:numId w:val="9"/>
+        </w:numPr>
+        <w:rPr>
+          <w:lang w:val="en-GB"/>
+        </w:rPr>
+      </w:pPr>
+      <w:r>
+        <w:rPr>
+          <w:lang w:val="en-GB"/>
+        </w:rPr>
+        <w:t>Increase of RQFII quotas: increasing quotas for the RQFII program and expanding its scope to allow investment in a wider range of products would make the Chinese market more appealing to foreign investors.</w:t>
+      </w:r>
+    </w:p>
+    <w:p>
+      <w:pPr>
+        <w:pStyle w:val="NoSpacing"/>
+        <w:rPr>
+          <w:lang w:val="en-GB"/>
+        </w:rPr>
+      </w:pPr>
+      <w:r>
+        <w:rPr>
+          <w:lang w:val="en-GB"/>
+        </w:rPr>
+        <w:t>These reforms all aim to increase liquidity, strengthen integration with global markets</w:t>
+      </w:r>
+      <w:r>
+        <w:rPr>
+          <w:lang w:val="en-GB"/>
+        </w:rPr>
+        <w:t>,</w:t>
+      </w:r>
+      <w:r>
+        <w:rPr>
+          <w:lang w:val="en-GB"/>
+        </w:rPr>
+        <w:t xml:space="preserve"> and support RMB internationalization, w</w:t>
+      </w:r>
+      <w:r>
+        <w:rPr>
+          <w:lang w:val="en-GB"/>
+        </w:rPr>
+        <w:t>h</w:t>
+      </w:r>
+      <w:r>
+        <w:rPr>
+          <w:lang w:val="en-GB"/>
+        </w:rPr>
+        <w:t>ich are fundamental for the increase of safety and efficiency of capital markets.</w:t>
+      </w:r>
+    </w:p>
+    <w:p>
+      <w:pPr>
+        <w:rPr>
+          <w:lang w:val="en-US"/>
+        </w:rPr>
+      </w:pPr>
+      <w:r>
+        <w:rPr>
+          <w:lang w:val="en-US"/>
+        </w:rPr>
+        <w:br w:type="page"/>
+      </w:r>
+    </w:p>
+    <w:p>
+      <w:pPr>
+        <w:spacing w:line="480" w:lineRule="auto"/>
+        <w:rPr>
+          <w:b/>
+          <w:bCs/>
+          <w:lang w:val="en-US"/>
+        </w:rPr>
+      </w:pPr>
+      <w:r>
+        <w:rPr>
+          <w:b/>
+          <w:bCs/>
+          <w:lang w:val="en-US"/>
+        </w:rPr>
+        <w:lastRenderedPageBreak/>
+        <w:t>Reference</w:t>
+      </w:r>
+      <w:r>
+        <w:rPr>
+          <w:rFonts w:hint="eastAsia"/>
+          <w:b/>
+          <w:bCs/>
+          <w:lang w:val="en-US"/>
+        </w:rPr>
+        <w:t>s</w:t>
+      </w:r>
+    </w:p>
+    <w:p>
+      <w:pPr>
+        <w:spacing w:line="480" w:lineRule="auto"/>
+        <w:ind w:left="720" w:hanging="720"/>
+        <w:rPr>
+          <w:color w:val="222222"/>
+          <w:shd w:val="clear" w:color="auto" w:fill="FFFFFF"/>
+        </w:rPr>
+      </w:pPr>
+      <w:r>
+        <w:rPr>
+          <w:color w:val="222222"/>
+          <w:shd w:val="clear" w:color="auto" w:fill="FFFFFF"/>
+        </w:rPr>
+        <w:t>Neely, C. J. (2017). Chinese foreign exchange reserves, policy choices, and the US economy.</w:t>
+      </w:r>
+      <w:r>
+        <w:t xml:space="preserve"> </w:t>
+      </w:r>
+      <w:r>
+        <w:rPr>
+          <w:i/>
+          <w:iCs/>
+        </w:rPr>
+        <w:t>Federal Reserve Bank of St. Louis Review</w:t>
+      </w:r>
+      <w:r>
         <w:t xml:space="preserve">, </w:t>
       </w:r>
       <w:r>
         <w:rPr>
-          <w:lang w:val="en-US"/>
-        </w:rPr>
-        <w:t>the PBOC</w:t>
-      </w:r>
-      <w:r>
-        <w:rPr>
-          <w:lang w:val="en-US"/>
-        </w:rPr>
-        <w:t>. These interventions typically occur when the currency deviates from the desired range, during periods of capital outflow</w:t>
-      </w:r>
-      <w:r>
-        <w:rPr>
+          <w:i/>
+          <w:iCs/>
+        </w:rPr>
+        <w:t>99</w:t>
+      </w:r>
+      <w:r>
+        <w:rPr>
+          <w:lang w:val="en-US"/>
+        </w:rPr>
+        <w:t>(2),</w:t>
+      </w:r>
+      <w:r>
+        <w:t xml:space="preserve"> 207-231</w:t>
+      </w:r>
+      <w:r>
+        <w:rPr>
+          <w:color w:val="222222"/>
+          <w:shd w:val="clear" w:color="auto" w:fill="FFFFFF"/>
+          <w:lang w:val="en-US"/>
+        </w:rPr>
+        <w:t xml:space="preserve">. </w:t>
+      </w:r>
+      <w:hyperlink r:id="rId11" w:history="1">
+        <w:r>
+          <w:rPr>
+            <w:rStyle w:val="Hyperlink"/>
+            <w:shd w:val="clear" w:color="auto" w:fill="FFFFFF"/>
+          </w:rPr>
+          <w:t>https://papers.ssrn.com/sol3/papers.cfm?abstract_id=2952262</w:t>
+        </w:r>
+      </w:hyperlink>
+      <w:r>
+        <w:rPr>
+          <w:color w:val="222222"/>
+          <w:shd w:val="clear" w:color="auto" w:fill="FFFFFF"/>
+        </w:rPr>
+        <w:t xml:space="preserve"> </w:t>
+      </w:r>
+    </w:p>
+    <w:p>
+      <w:pPr>
+        <w:spacing w:line="480" w:lineRule="auto"/>
+        <w:ind w:left="720" w:hanging="720"/>
+        <w:rPr>
+          <w:color w:val="222222"/>
+          <w:shd w:val="clear" w:color="auto" w:fill="FFFFFF"/>
+          <w:lang w:val="en-US"/>
+        </w:rPr>
+      </w:pPr>
+      <w:r>
+        <w:rPr>
+          <w:color w:val="222222"/>
+          <w:shd w:val="clear" w:color="auto" w:fill="FFFFFF"/>
+        </w:rPr>
+        <w:t>Clark, J. (2017). China's evolving managed float: an exploration of the roles of the fix and broad dollar movements in explaining daily exchange rate changes.</w:t>
+      </w:r>
+      <w:r>
+        <w:rPr>
+          <w:color w:val="222222"/>
+          <w:shd w:val="clear" w:color="auto" w:fill="FFFFFF"/>
+          <w:lang w:val="en-US"/>
+        </w:rPr>
+        <w:t xml:space="preserve"> </w:t>
+      </w:r>
+      <w:r>
+        <w:rPr>
+          <w:i/>
+          <w:iCs/>
+          <w:color w:val="222222"/>
+          <w:shd w:val="clear" w:color="auto" w:fill="FFFFFF"/>
+          <w:lang w:val="en-US"/>
+        </w:rPr>
+        <w:t>Federal Reserve Bank of New York Staff Report</w:t>
+      </w:r>
+      <w:r>
+        <w:rPr>
+          <w:color w:val="222222"/>
+          <w:shd w:val="clear" w:color="auto" w:fill="FFFFFF"/>
           <w:lang w:val="en-US"/>
         </w:rPr>
         <w:t xml:space="preserve">, </w:t>
       </w:r>
       <w:r>
         <w:rPr>
-          <w:lang w:val="en-US"/>
-        </w:rPr>
-        <w:t xml:space="preserve">or in response to external shocks, such </w:t>
-      </w:r>
-      <w:r>
-        <w:rPr>
-          <w:lang w:val="en-US"/>
-        </w:rPr>
-        <w:t>a</w:t>
-      </w:r>
-      <w:r>
-        <w:rPr>
-          <w:lang w:val="en-US"/>
-        </w:rPr>
-        <w:t>s economic instability.</w:t>
-      </w:r>
-    </w:p>
-    <w:p>
-      <w:pPr>
-        <w:spacing w:line="480" w:lineRule="auto"/>
-        <w:ind w:firstLine="720"/>
-        <w:jc w:val="both"/>
-        <w:rPr>
-          <w:lang w:val="en-US"/>
-        </w:rPr>
-      </w:pPr>
-      <w:r>
-        <w:rPr>
-          <w:lang w:val="en-US"/>
-        </w:rPr>
-        <w:t>Furthermore, t</w:t>
-      </w:r>
-      <w:r>
-        <w:rPr>
-          <w:lang w:val="en-US"/>
-        </w:rPr>
-        <w:t xml:space="preserve">he US dollar is a fully convertible currency, </w:t>
-      </w:r>
-      <w:r>
-        <w:rPr>
-          <w:rFonts w:hint="eastAsia"/>
-          <w:lang w:val="en-US"/>
-        </w:rPr>
-        <w:t>which</w:t>
-      </w:r>
-      <w:r>
-        <w:rPr>
-          <w:lang w:val="en-US"/>
-        </w:rPr>
-        <w:t xml:space="preserve"> means that the currency can be freely exchanged for other currencies without restrictions. Instead, the </w:t>
-      </w:r>
-      <w:r>
-        <w:rPr>
-          <w:lang w:val="en-US"/>
-        </w:rPr>
-        <w:t>Chinese yuan (CNY)</w:t>
-      </w:r>
-      <w:r>
-        <w:rPr>
-          <w:lang w:val="en-US"/>
-        </w:rPr>
-        <w:t xml:space="preserve"> has not yet become fully convertible</w:t>
-      </w:r>
-      <w:r>
-        <w:rPr>
-          <w:lang w:val="en-US"/>
-        </w:rPr>
-        <w:t>. T</w:t>
-      </w:r>
-      <w:r>
-        <w:rPr>
-          <w:lang w:val="en-US"/>
-        </w:rPr>
-        <w:t xml:space="preserve">he Chinese government </w:t>
-      </w:r>
-      <w:r>
-        <w:rPr>
-          <w:lang w:val="en-US"/>
-        </w:rPr>
-        <w:t>imposes</w:t>
-      </w:r>
-      <w:r>
-        <w:rPr>
-          <w:lang w:val="en-US"/>
-        </w:rPr>
-        <w:t xml:space="preserve"> restrictions on the </w:t>
-      </w:r>
-      <w:proofErr w:type="gramStart"/>
-      <w:r>
-        <w:rPr>
-          <w:lang w:val="en-US"/>
-        </w:rPr>
-        <w:t>amount</w:t>
-      </w:r>
-      <w:proofErr w:type="gramEnd"/>
-      <w:r>
-        <w:rPr>
+          <w:color w:val="222222"/>
+          <w:shd w:val="clear" w:color="auto" w:fill="FFFFFF"/>
+          <w:lang w:val="en-US"/>
+        </w:rPr>
+        <w:t>828</w:t>
+      </w:r>
+      <w:r>
+        <w:rPr>
+          <w:color w:val="222222"/>
+          <w:shd w:val="clear" w:color="auto" w:fill="FFFFFF"/>
+          <w:lang w:val="en-US"/>
+        </w:rPr>
+        <w:t>.</w:t>
+      </w:r>
+      <w:r>
+        <w:rPr>
+          <w:color w:val="222222"/>
+          <w:shd w:val="clear" w:color="auto" w:fill="FFFFFF"/>
           <w:lang w:val="en-US"/>
         </w:rPr>
         <w:t xml:space="preserve"> </w:t>
       </w:r>
-      <w:r>
-        <w:rPr>
-          <w:lang w:val="en-US"/>
-        </w:rPr>
-        <w:t>of</w:t>
-      </w:r>
-      <w:r>
-        <w:rPr>
+      <w:hyperlink r:id="rId12" w:history="1">
+        <w:r>
+          <w:rPr>
+            <w:rStyle w:val="Hyperlink"/>
+            <w:shd w:val="clear" w:color="auto" w:fill="FFFFFF"/>
+            <w:lang w:val="en-US"/>
+          </w:rPr>
+          <w:t>https://papers.ssrn.com/sol3/papers.cfm?abstract_id=3072925</w:t>
+        </w:r>
+      </w:hyperlink>
+      <w:r>
+        <w:rPr>
+          <w:color w:val="222222"/>
+          <w:shd w:val="clear" w:color="auto" w:fill="FFFFFF"/>
           <w:lang w:val="en-US"/>
         </w:rPr>
         <w:t xml:space="preserve"> </w:t>
       </w:r>
-      <w:r>
-        <w:rPr>
-          <w:lang w:val="en-US"/>
-        </w:rPr>
-        <w:t>yuan</w:t>
-      </w:r>
-      <w:r>
-        <w:rPr>
-          <w:lang w:val="en-US"/>
-        </w:rPr>
-        <w:t xml:space="preserve"> that can be converted into foreign currencies and </w:t>
-      </w:r>
-      <w:r>
-        <w:rPr>
-          <w:lang w:val="en-US"/>
-        </w:rPr>
-        <w:t>on the purposes for which such conversions are permitted, limiting its global movement.</w:t>
-      </w:r>
-    </w:p>
-    <w:p>
-      <w:pPr>
-        <w:spacing w:line="480" w:lineRule="auto"/>
-        <w:rPr>
-          <w:b/>
-          <w:bCs/>
-        </w:rPr>
-      </w:pPr>
-      <w:r>
-        <w:rPr>
-          <w:rFonts w:eastAsia="Microsoft YaHei"/>
-          <w:b/>
-          <w:bCs/>
-          <w:color w:val="202122"/>
-        </w:rPr>
-        <w:t>Ⅳ</w:t>
-      </w:r>
-      <w:r>
-        <w:rPr>
-          <w:rFonts w:eastAsia="Microsoft YaHei"/>
-          <w:b/>
-          <w:bCs/>
-          <w:color w:val="202122"/>
-        </w:rPr>
-        <w:t>.</w:t>
-      </w:r>
-      <w:r>
-        <w:rPr>
-          <w:rFonts w:eastAsia="Microsoft YaHei"/>
-          <w:b/>
-          <w:bCs/>
-          <w:color w:val="202122"/>
-          <w:lang w:val="en-US"/>
-        </w:rPr>
-        <w:t xml:space="preserve"> </w:t>
-      </w:r>
-      <w:r>
-        <w:rPr>
-          <w:b/>
-          <w:bCs/>
-          <w:lang w:val="en-US"/>
-        </w:rPr>
-        <w:t>Solution for Q2</w:t>
-      </w:r>
-      <w:r>
-        <w:rPr>
-          <w:b/>
-          <w:bCs/>
-          <w:lang w:val="en-US"/>
-        </w:rPr>
-        <w:t>:</w:t>
-      </w:r>
-      <w:r>
-        <w:rPr>
-          <w:b/>
-          <w:bCs/>
-          <w:lang w:val="en-US"/>
-        </w:rPr>
-        <w:t xml:space="preserve"> Changes for </w:t>
-      </w:r>
-      <w:r>
-        <w:rPr>
-          <w:b/>
-          <w:bCs/>
-          <w:lang w:val="en-US"/>
-        </w:rPr>
-        <w:t>r</w:t>
-      </w:r>
-      <w:r>
-        <w:rPr>
-          <w:b/>
-          <w:bCs/>
-          <w:lang w:val="en-US"/>
-        </w:rPr>
-        <w:t xml:space="preserve">egulatory </w:t>
-      </w:r>
-      <w:r>
-        <w:rPr>
-          <w:b/>
-          <w:bCs/>
-          <w:lang w:val="en-US"/>
-        </w:rPr>
-        <w:t>a</w:t>
-      </w:r>
-      <w:r>
-        <w:rPr>
-          <w:b/>
-          <w:bCs/>
-          <w:lang w:val="en-US"/>
-        </w:rPr>
-        <w:t>gencies</w:t>
-      </w:r>
-    </w:p>
-    <w:p>
-      <w:pPr>
-        <w:spacing w:line="480" w:lineRule="auto"/>
-        <w:rPr>
-          <w:b/>
-          <w:bCs/>
-        </w:rPr>
-      </w:pPr>
-    </w:p>
-    <w:p>
-      <w:pPr>
-        <w:spacing w:line="480" w:lineRule="auto"/>
-        <w:rPr>
-          <w:b/>
-          <w:bCs/>
-          <w:lang w:val="en-US"/>
-        </w:rPr>
-      </w:pPr>
-      <w:r>
-        <w:rPr>
-          <w:rFonts w:eastAsia="Microsoft YaHei"/>
-          <w:b/>
-          <w:bCs/>
-          <w:color w:val="202122"/>
-        </w:rPr>
-        <w:t>Ⅴ</w:t>
-      </w:r>
-      <w:r>
-        <w:rPr>
-          <w:rFonts w:eastAsia="Microsoft YaHei"/>
-          <w:b/>
-          <w:bCs/>
-          <w:color w:val="202122"/>
-        </w:rPr>
-        <w:t>.</w:t>
-      </w:r>
-      <w:r>
-        <w:rPr>
-          <w:rFonts w:eastAsia="Microsoft YaHei"/>
-          <w:b/>
-          <w:bCs/>
-          <w:color w:val="202122"/>
-          <w:lang w:val="en-US"/>
-        </w:rPr>
-        <w:t xml:space="preserve"> </w:t>
-      </w:r>
-      <w:r>
-        <w:rPr>
-          <w:b/>
-          <w:bCs/>
-          <w:lang w:val="en-US"/>
-        </w:rPr>
-        <w:t>Solution for Q4</w:t>
-      </w:r>
-      <w:r>
-        <w:rPr>
-          <w:b/>
-          <w:bCs/>
-          <w:lang w:val="en-US"/>
-        </w:rPr>
-        <w:t>:</w:t>
-      </w:r>
-      <w:r>
-        <w:rPr>
-          <w:b/>
-          <w:bCs/>
-          <w:lang w:val="en-US"/>
-        </w:rPr>
-        <w:t xml:space="preserve"> R</w:t>
-      </w:r>
-      <w:r>
-        <w:rPr>
-          <w:b/>
-          <w:bCs/>
-          <w:lang w:val="en-US"/>
-        </w:rPr>
-        <w:t>eform</w:t>
-      </w:r>
-      <w:r>
-        <w:rPr>
-          <w:b/>
-          <w:bCs/>
-          <w:lang w:val="en-US"/>
-        </w:rPr>
-        <w:t>s for</w:t>
-      </w:r>
-      <w:r>
-        <w:rPr>
-          <w:b/>
-          <w:bCs/>
-          <w:lang w:val="en-US"/>
-        </w:rPr>
-        <w:t xml:space="preserve"> </w:t>
-      </w:r>
-      <w:r>
-        <w:rPr>
-          <w:b/>
-          <w:bCs/>
-          <w:lang w:val="en-US"/>
-        </w:rPr>
-        <w:t>f</w:t>
-      </w:r>
-      <w:r>
-        <w:rPr>
-          <w:b/>
-          <w:bCs/>
-          <w:lang w:val="en-US"/>
-        </w:rPr>
-        <w:t xml:space="preserve">inancial </w:t>
-      </w:r>
-      <w:r>
-        <w:rPr>
-          <w:b/>
-          <w:bCs/>
-          <w:lang w:val="en-US"/>
-        </w:rPr>
-        <w:t>r</w:t>
-      </w:r>
-      <w:r>
-        <w:rPr>
-          <w:b/>
-          <w:bCs/>
-          <w:lang w:val="en-US"/>
-        </w:rPr>
-        <w:t>egulation</w:t>
-      </w:r>
-    </w:p>
-    <w:p>
-      <w:pPr>
-        <w:spacing w:line="480" w:lineRule="auto"/>
-        <w:rPr>
-          <w:b/>
-          <w:bCs/>
-        </w:rPr>
-      </w:pPr>
-    </w:p>
-    <w:p>
-      <w:pPr>
-        <w:spacing w:line="480" w:lineRule="auto"/>
-        <w:rPr>
-          <w:b/>
-          <w:bCs/>
-          <w:lang w:val="en-US"/>
-        </w:rPr>
-      </w:pPr>
-      <w:r>
-        <w:rPr>
-          <w:rFonts w:eastAsia="Microsoft YaHei"/>
-          <w:b/>
-          <w:bCs/>
-          <w:color w:val="202122"/>
-        </w:rPr>
-        <w:t>Ⅵ</w:t>
-      </w:r>
-      <w:r>
-        <w:rPr>
-          <w:rFonts w:eastAsia="Microsoft YaHei"/>
-          <w:b/>
-          <w:bCs/>
-          <w:color w:val="202122"/>
-        </w:rPr>
-        <w:t>.</w:t>
-      </w:r>
-      <w:r>
-        <w:rPr>
-          <w:rFonts w:eastAsia="Microsoft YaHei"/>
-          <w:b/>
-          <w:bCs/>
-          <w:color w:val="202122"/>
-          <w:lang w:val="en-US"/>
-        </w:rPr>
-        <w:t xml:space="preserve"> </w:t>
-      </w:r>
-      <w:r>
-        <w:rPr>
-          <w:b/>
-          <w:bCs/>
-          <w:lang w:val="en-US"/>
-        </w:rPr>
-        <w:t>Solution for Q5:</w:t>
-      </w:r>
-      <w:r>
-        <w:rPr>
-          <w:b/>
-          <w:bCs/>
-          <w:lang w:val="en-US"/>
-        </w:rPr>
-        <w:t xml:space="preserve"> </w:t>
-      </w:r>
-      <w:r>
-        <w:rPr>
-          <w:b/>
-          <w:bCs/>
-          <w:lang w:val="en-US"/>
-        </w:rPr>
-        <w:t>R</w:t>
-      </w:r>
-      <w:r>
-        <w:rPr>
-          <w:b/>
-          <w:bCs/>
-          <w:lang w:val="en-US"/>
-        </w:rPr>
-        <w:t xml:space="preserve">eforms </w:t>
-      </w:r>
-      <w:r>
-        <w:rPr>
-          <w:b/>
-          <w:bCs/>
-          <w:lang w:val="en-US"/>
-        </w:rPr>
-        <w:t xml:space="preserve">to </w:t>
-      </w:r>
-      <w:r>
-        <w:rPr>
-          <w:b/>
-          <w:bCs/>
-          <w:lang w:val="en-US"/>
-        </w:rPr>
-        <w:t>m</w:t>
-      </w:r>
-      <w:r>
-        <w:rPr>
-          <w:b/>
-          <w:bCs/>
-          <w:lang w:val="en-US"/>
-        </w:rPr>
-        <w:t xml:space="preserve">ake </w:t>
-      </w:r>
-      <w:r>
-        <w:rPr>
-          <w:b/>
-          <w:bCs/>
-          <w:lang w:val="en-US"/>
-        </w:rPr>
-        <w:t>C</w:t>
-      </w:r>
-      <w:r>
-        <w:rPr>
-          <w:b/>
-          <w:bCs/>
-          <w:lang w:val="en-US"/>
-        </w:rPr>
-        <w:t xml:space="preserve">hinese </w:t>
-      </w:r>
-      <w:r>
-        <w:rPr>
-          <w:b/>
-          <w:bCs/>
-          <w:lang w:val="en-US"/>
-        </w:rPr>
-        <w:t>c</w:t>
-      </w:r>
-      <w:r>
-        <w:rPr>
-          <w:b/>
-          <w:bCs/>
-          <w:lang w:val="en-US"/>
-        </w:rPr>
-        <w:t xml:space="preserve">apital </w:t>
-      </w:r>
-      <w:r>
-        <w:rPr>
-          <w:b/>
-          <w:bCs/>
-          <w:lang w:val="en-US"/>
-        </w:rPr>
-        <w:t>m</w:t>
-      </w:r>
-      <w:r>
-        <w:rPr>
-          <w:b/>
-          <w:bCs/>
-          <w:lang w:val="en-US"/>
-        </w:rPr>
-        <w:t>arkets more efficient</w:t>
-      </w:r>
-      <w:r>
-        <w:rPr>
-          <w:b/>
-          <w:bCs/>
-          <w:lang w:val="en-US"/>
-        </w:rPr>
-        <w:t xml:space="preserve"> </w:t>
-      </w:r>
-      <w:r>
-        <w:rPr>
-          <w:b/>
-          <w:bCs/>
-          <w:lang w:val="en-US"/>
-        </w:rPr>
-        <w:t>and safer</w:t>
-      </w:r>
-    </w:p>
-    <w:p>
-      <w:pPr>
-        <w:spacing w:line="480" w:lineRule="auto"/>
-        <w:rPr>
-          <w:b/>
-          <w:bCs/>
-        </w:rPr>
-      </w:pPr>
-    </w:p>
-    <w:p>
-      <w:pPr>
-        <w:pStyle w:val="paragraph"/>
-        <w:spacing w:before="0" w:beforeAutospacing="0" w:after="0" w:afterAutospacing="0" w:line="480" w:lineRule="auto"/>
-        <w:textAlignment w:val="baseline"/>
-        <w:rPr>
-          <w:lang w:val="en-US"/>
-        </w:rPr>
-      </w:pPr>
-    </w:p>
-    <w:p>
-      <w:pPr>
-        <w:rPr>
-          <w:lang w:val="en-US"/>
-        </w:rPr>
-      </w:pPr>
-      <w:r>
-        <w:rPr>
-          <w:lang w:val="en-US"/>
+    </w:p>
+    <w:p>
+      <w:pPr>
+        <w:rPr>
+          <w:color w:val="222222"/>
+          <w:shd w:val="clear" w:color="auto" w:fill="FFFFFF"/>
+          <w:lang w:val="en-US"/>
+        </w:rPr>
+      </w:pPr>
+      <w:r>
+        <w:rPr>
+          <w:color w:val="222222"/>
+          <w:shd w:val="clear" w:color="auto" w:fill="FFFFFF"/>
         </w:rPr>
         <w:br w:type="page"/>
       </w:r>
@@ -2549,21 +5202,40 @@
     </w:p>
     <w:p>
       <w:pPr>
+        <w:spacing w:line="480" w:lineRule="auto"/>
         <w:jc w:val="center"/>
         <w:rPr>
           <w:rStyle w:val="normaltextrun"/>
-          <w:lang w:val="en-US"/>
-        </w:rPr>
-      </w:pPr>
-      <w:r>
+          <w:sz w:val="21"/>
+          <w:szCs w:val="21"/>
+          <w:lang w:val="en-US"/>
+        </w:rPr>
+      </w:pPr>
+    </w:p>
+    <w:p>
+      <w:pPr>
+        <w:spacing w:line="480" w:lineRule="auto"/>
+        <w:jc w:val="center"/>
+        <w:rPr>
+          <w:rStyle w:val="normaltextrun"/>
+          <w:sz w:val="21"/>
+          <w:szCs w:val="21"/>
+          <w:lang w:val="en-US"/>
+        </w:rPr>
+      </w:pPr>
+      <w:r>
+        <w:rPr>
+          <w:sz w:val="21"/>
+          <w:szCs w:val="21"/>
+        </w:rPr>
         <w:drawing>
-          <wp:inline distT="0" distB="0" distL="0" distR="0" wp14:anchorId="51CF873C" wp14:editId="2183DBAB">
-            <wp:extent cx="5040000" cy="2430040"/>
-            <wp:effectExtent l="0" t="0" r="1905" b="0"/>
-            <wp:docPr id="11" name="Picture 10">
+          <wp:inline distT="0" distB="0" distL="0" distR="0" wp14:anchorId="271D5FFB" wp14:editId="2C608D1B">
+            <wp:extent cx="5652000" cy="2738275"/>
+            <wp:effectExtent l="0" t="0" r="0" b="5080"/>
+            <wp:docPr id="23" name="Picture 22">
               <a:extLst xmlns:a="http://schemas.openxmlformats.org/drawingml/2006/main">
                 <a:ext uri="{FF2B5EF4-FFF2-40B4-BE49-F238E27FC236}">
-                  <a16:creationId xmlns:a16="http://schemas.microsoft.com/office/drawing/2014/main" id="{1872A890-2E60-8641-8959-88FC40C06B4B}"/>
+                  <a16:creationId xmlns:a16="http://schemas.microsoft.com/office/drawing/2014/main" id="{63D588DA-1420-4F42-8082-31A77F20FD64}"/>
                 </a:ext>
               </a:extLst>
             </wp:docPr>
@@ -2574,10 +5246,10 @@
               <a:graphicData uri="http://schemas.openxmlformats.org/drawingml/2006/picture">
                 <pic:pic xmlns:pic="http://schemas.openxmlformats.org/drawingml/2006/picture">
                   <pic:nvPicPr>
-                    <pic:cNvPr id="11" name="Picture 10">
+                    <pic:cNvPr id="23" name="Picture 22">
                       <a:extLst>
                         <a:ext uri="{FF2B5EF4-FFF2-40B4-BE49-F238E27FC236}">
-                          <a16:creationId xmlns:a16="http://schemas.microsoft.com/office/drawing/2014/main" id="{1872A890-2E60-8641-8959-88FC40C06B4B}"/>
+                          <a16:creationId xmlns:a16="http://schemas.microsoft.com/office/drawing/2014/main" id="{63D588DA-1420-4F42-8082-31A77F20FD64}"/>
                         </a:ext>
                       </a:extLst>
                     </pic:cNvPr>
@@ -2586,7 +5258,7 @@
                     </pic:cNvPicPr>
                   </pic:nvPicPr>
                   <pic:blipFill>
-                    <a:blip r:embed="rId11"/>
+                    <a:blip r:embed="rId13"/>
                     <a:stretch>
                       <a:fillRect/>
                     </a:stretch>
@@ -2594,7 +5266,7 @@
                   <pic:spPr>
                     <a:xfrm>
                       <a:off x="0" y="0"/>
-                      <a:ext cx="5040000" cy="2430040"/>
+                      <a:ext cx="5652000" cy="2738275"/>
                     </a:xfrm>
                     <a:prstGeom prst="rect">
                       <a:avLst/>
@@ -2609,6 +5281,7 @@
     </w:p>
     <w:p>
       <w:pPr>
+        <w:spacing w:line="480" w:lineRule="auto"/>
         <w:jc w:val="center"/>
         <w:rPr>
           <w:rStyle w:val="normaltextrun"/>
@@ -2620,6 +5293,8 @@
       <w:r>
         <w:rPr>
           <w:rStyle w:val="normaltextrun"/>
+          <w:b/>
+          <w:bCs/>
           <w:sz w:val="21"/>
           <w:szCs w:val="21"/>
           <w:lang w:val="en-US"/>
@@ -2694,6 +5369,18 @@
         </w:rPr>
         <w:t>)</w:t>
       </w:r>
+    </w:p>
+    <w:p>
+      <w:pPr>
+        <w:spacing w:line="480" w:lineRule="auto"/>
+        <w:jc w:val="center"/>
+        <w:rPr>
+          <w:rStyle w:val="normaltextrun"/>
+          <w:sz w:val="21"/>
+          <w:szCs w:val="21"/>
+          <w:lang w:val="en-US"/>
+        </w:rPr>
+      </w:pPr>
     </w:p>
     <w:p>
       <w:pPr>
@@ -2702,13 +5389,20 @@
         <w:jc w:val="center"/>
         <w:textAlignment w:val="baseline"/>
         <w:rPr>
-          <w:lang w:val="en-US"/>
-        </w:rPr>
-      </w:pPr>
-      <w:r>
+          <w:sz w:val="21"/>
+          <w:szCs w:val="21"/>
+          <w:lang w:val="en-US"/>
+        </w:rPr>
+      </w:pPr>
+      <w:r>
+        <w:rPr>
+          <w:noProof/>
+          <w:sz w:val="21"/>
+          <w:szCs w:val="21"/>
+        </w:rPr>
         <w:drawing>
-          <wp:inline distT="0" distB="0" distL="0" distR="0" wp14:anchorId="63AC47D0" wp14:editId="1C29CBE7">
-            <wp:extent cx="4680000" cy="3113601"/>
+          <wp:inline distT="0" distB="0" distL="0" distR="0" wp14:anchorId="63AC47D0" wp14:editId="03C78892">
+            <wp:extent cx="5234490" cy="3482503"/>
             <wp:effectExtent l="0" t="0" r="0" b="0"/>
             <wp:docPr id="2" name="Picture 1">
               <a:extLst xmlns:a="http://schemas.openxmlformats.org/drawingml/2006/main">
@@ -2736,7 +5430,7 @@
                     </pic:cNvPicPr>
                   </pic:nvPicPr>
                   <pic:blipFill>
-                    <a:blip r:embed="rId12"/>
+                    <a:blip r:embed="rId14"/>
                     <a:stretch>
                       <a:fillRect/>
                     </a:stretch>
@@ -2744,7 +5438,7 @@
                   <pic:spPr>
                     <a:xfrm>
                       <a:off x="0" y="0"/>
-                      <a:ext cx="4680000" cy="3113601"/>
+                      <a:ext cx="5252412" cy="3494427"/>
                     </a:xfrm>
                     <a:prstGeom prst="rect">
                       <a:avLst/>
@@ -2759,9 +5453,13 @@
     </w:p>
     <w:p>
       <w:pPr>
+        <w:spacing w:line="480" w:lineRule="auto"/>
         <w:jc w:val="center"/>
         <w:rPr>
           <w:rStyle w:val="normaltextrun"/>
+          <w:b/>
+          <w:bCs/>
+          <w:color w:val="FF0000"/>
           <w:sz w:val="21"/>
           <w:szCs w:val="21"/>
           <w:lang w:val="en-US"/>
@@ -2770,26 +5468,51 @@
       <w:r>
         <w:rPr>
           <w:rStyle w:val="normaltextrun"/>
+          <w:b/>
+          <w:bCs/>
+          <w:color w:val="FF0000"/>
           <w:sz w:val="21"/>
           <w:szCs w:val="21"/>
-          <w:lang w:val="en-US"/>
-        </w:rPr>
-        <w:t>Figure 1.</w:t>
-      </w:r>
-      <w:r>
-        <w:rPr>
-          <w:rStyle w:val="normaltextrun"/>
+          <w:highlight w:val="yellow"/>
+          <w:lang w:val="en-US"/>
+        </w:rPr>
+        <w:t xml:space="preserve">Figure </w:t>
+      </w:r>
+      <w:r>
+        <w:rPr>
+          <w:rStyle w:val="normaltextrun"/>
+          <w:b/>
+          <w:bCs/>
+          <w:color w:val="FF0000"/>
           <w:sz w:val="21"/>
           <w:szCs w:val="21"/>
-          <w:lang w:val="en-US"/>
-        </w:rPr>
-        <w:t xml:space="preserve"> T</w:t>
-      </w:r>
-      <w:r>
-        <w:rPr>
-          <w:rStyle w:val="normaltextrun"/>
+          <w:highlight w:val="yellow"/>
+          <w:lang w:val="en-US"/>
+        </w:rPr>
+        <w:t>2</w:t>
+      </w:r>
+      <w:r>
+        <w:rPr>
+          <w:rStyle w:val="normaltextrun"/>
+          <w:b/>
+          <w:bCs/>
+          <w:color w:val="FF0000"/>
           <w:sz w:val="21"/>
           <w:szCs w:val="21"/>
+          <w:highlight w:val="yellow"/>
+          <w:lang w:val="en-US"/>
+        </w:rPr>
+        <w:t>. T</w:t>
+      </w:r>
+      <w:r>
+        <w:rPr>
+          <w:rStyle w:val="normaltextrun"/>
+          <w:b/>
+          <w:bCs/>
+          <w:color w:val="FF0000"/>
+          <w:sz w:val="21"/>
+          <w:szCs w:val="21"/>
+          <w:highlight w:val="yellow"/>
           <w:lang w:val="en-US"/>
         </w:rPr>
         <w:t>he Framework of our Project.</w:t>
@@ -2797,15 +5520,93 @@
     </w:p>
     <w:p>
       <w:pPr>
-        <w:rPr>
-          <w:lang w:val="en-US"/>
-        </w:rPr>
-      </w:pPr>
-      <w:r>
-        <w:rPr>
-          <w:lang w:val="en-US"/>
-        </w:rPr>
-        <w:br w:type="page"/>
+        <w:spacing w:line="480" w:lineRule="auto"/>
+        <w:jc w:val="center"/>
+        <w:rPr>
+          <w:sz w:val="21"/>
+          <w:szCs w:val="21"/>
+          <w:lang w:val="en-US"/>
+        </w:rPr>
+      </w:pPr>
+    </w:p>
+    <w:p>
+      <w:pPr>
+        <w:spacing w:line="480" w:lineRule="auto"/>
+        <w:jc w:val="center"/>
+        <w:rPr>
+          <w:sz w:val="21"/>
+          <w:szCs w:val="21"/>
+          <w:lang w:val="en-US"/>
+        </w:rPr>
+      </w:pPr>
+    </w:p>
+    <w:p>
+      <w:pPr>
+        <w:spacing w:line="480" w:lineRule="auto"/>
+        <w:jc w:val="center"/>
+        <w:rPr>
+          <w:b/>
+          <w:bCs/>
+          <w:sz w:val="21"/>
+          <w:szCs w:val="21"/>
+        </w:rPr>
+      </w:pPr>
+      <w:r>
+        <w:rPr>
+          <w:rFonts w:ascii="Segoe UI" w:eastAsiaTheme="majorEastAsia" w:hAnsi="Segoe UI" w:cs="Segoe UI"/>
+          <w:noProof/>
+          <w:sz w:val="21"/>
+          <w:szCs w:val="21"/>
+        </w:rPr>
+        <w:drawing>
+          <wp:inline distT="0" distB="0" distL="0" distR="0" wp14:anchorId="5C689EC5" wp14:editId="265127FA">
+            <wp:extent cx="5652000" cy="2707571"/>
+            <wp:effectExtent l="0" t="0" r="0" b="0"/>
+            <wp:docPr id="37" name="Picture 36">
+              <a:extLst xmlns:a="http://schemas.openxmlformats.org/drawingml/2006/main">
+                <a:ext uri="{FF2B5EF4-FFF2-40B4-BE49-F238E27FC236}">
+                  <a16:creationId xmlns:a16="http://schemas.microsoft.com/office/drawing/2014/main" id="{4DC13693-6D74-ED47-BC7F-9D38F144F10A}"/>
+                </a:ext>
+              </a:extLst>
+            </wp:docPr>
+            <wp:cNvGraphicFramePr>
+              <a:graphicFrameLocks xmlns:a="http://schemas.openxmlformats.org/drawingml/2006/main" noChangeAspect="1"/>
+            </wp:cNvGraphicFramePr>
+            <a:graphic xmlns:a="http://schemas.openxmlformats.org/drawingml/2006/main">
+              <a:graphicData uri="http://schemas.openxmlformats.org/drawingml/2006/picture">
+                <pic:pic xmlns:pic="http://schemas.openxmlformats.org/drawingml/2006/picture">
+                  <pic:nvPicPr>
+                    <pic:cNvPr id="37" name="Picture 36">
+                      <a:extLst>
+                        <a:ext uri="{FF2B5EF4-FFF2-40B4-BE49-F238E27FC236}">
+                          <a16:creationId xmlns:a16="http://schemas.microsoft.com/office/drawing/2014/main" id="{4DC13693-6D74-ED47-BC7F-9D38F144F10A}"/>
+                        </a:ext>
+                      </a:extLst>
+                    </pic:cNvPr>
+                    <pic:cNvPicPr>
+                      <a:picLocks noChangeAspect="1"/>
+                    </pic:cNvPicPr>
+                  </pic:nvPicPr>
+                  <pic:blipFill>
+                    <a:blip r:embed="rId15"/>
+                    <a:stretch>
+                      <a:fillRect/>
+                    </a:stretch>
+                  </pic:blipFill>
+                  <pic:spPr>
+                    <a:xfrm>
+                      <a:off x="0" y="0"/>
+                      <a:ext cx="5652000" cy="2707571"/>
+                    </a:xfrm>
+                    <a:prstGeom prst="rect">
+                      <a:avLst/>
+                    </a:prstGeom>
+                  </pic:spPr>
+                </pic:pic>
+              </a:graphicData>
+            </a:graphic>
+          </wp:inline>
+        </w:drawing>
       </w:r>
     </w:p>
     <w:p>
@@ -2815,11 +5616,1249 @@
         <w:jc w:val="center"/>
         <w:textAlignment w:val="baseline"/>
         <w:rPr>
-          <w:lang w:val="en-US"/>
-        </w:rPr>
-      </w:pPr>
-      <w:r>
-        <w:rPr>
+          <w:rStyle w:val="normaltextrun"/>
+          <w:sz w:val="21"/>
+          <w:szCs w:val="21"/>
+          <w:lang w:val="en-US"/>
+        </w:rPr>
+      </w:pPr>
+      <w:r>
+        <w:rPr>
+          <w:b/>
+          <w:bCs/>
+          <w:sz w:val="21"/>
+          <w:szCs w:val="21"/>
+          <w:lang w:val="en-US"/>
+        </w:rPr>
+        <w:t xml:space="preserve">Figure </w:t>
+      </w:r>
+      <w:r>
+        <w:rPr>
+          <w:b/>
+          <w:bCs/>
+          <w:sz w:val="21"/>
+          <w:szCs w:val="21"/>
+          <w:lang w:val="en-US"/>
+        </w:rPr>
+        <w:t>3</w:t>
+      </w:r>
+      <w:r>
+        <w:rPr>
+          <w:b/>
+          <w:bCs/>
+          <w:sz w:val="21"/>
+          <w:szCs w:val="21"/>
+          <w:lang w:val="en-US"/>
+        </w:rPr>
+        <w:t xml:space="preserve">. </w:t>
+      </w:r>
+      <w:r>
+        <w:rPr>
+          <w:sz w:val="21"/>
+          <w:szCs w:val="21"/>
+          <w:lang w:val="en-US"/>
+        </w:rPr>
+        <w:t xml:space="preserve">China’s Official Foreign Exchange </w:t>
+      </w:r>
+      <w:r>
+        <w:rPr>
+          <w:sz w:val="21"/>
+          <w:szCs w:val="21"/>
+          <w:lang w:val="en-US"/>
+        </w:rPr>
+        <w:t>R</w:t>
+      </w:r>
+      <w:r>
+        <w:rPr>
+          <w:sz w:val="21"/>
+          <w:szCs w:val="21"/>
+          <w:lang w:val="en-US"/>
+        </w:rPr>
+        <w:t>eserves from 2000 to 2024</w:t>
+      </w:r>
+      <w:r>
+        <w:rPr>
+          <w:sz w:val="21"/>
+          <w:szCs w:val="21"/>
+          <w:lang w:val="en-US"/>
+        </w:rPr>
+        <w:t xml:space="preserve"> </w:t>
+      </w:r>
+      <w:r>
+        <w:rPr>
+          <w:rStyle w:val="normaltextrun"/>
+          <w:sz w:val="21"/>
+          <w:szCs w:val="21"/>
+          <w:lang w:val="en-US"/>
+        </w:rPr>
+        <w:t xml:space="preserve">(Data source: </w:t>
+      </w:r>
+      <w:r>
+        <w:rPr>
+          <w:rStyle w:val="normaltextrun"/>
+          <w:sz w:val="21"/>
+          <w:szCs w:val="21"/>
+          <w:lang w:val="en-US"/>
+        </w:rPr>
+        <w:t>Wind</w:t>
+      </w:r>
+      <w:r>
+        <w:rPr>
+          <w:rStyle w:val="normaltextrun"/>
+          <w:sz w:val="21"/>
+          <w:szCs w:val="21"/>
+          <w:lang w:val="en-US"/>
+        </w:rPr>
+        <w:t>)</w:t>
+      </w:r>
+    </w:p>
+    <w:p>
+      <w:pPr>
+        <w:pStyle w:val="paragraph"/>
+        <w:spacing w:before="0" w:beforeAutospacing="0" w:after="0" w:afterAutospacing="0" w:line="480" w:lineRule="auto"/>
+        <w:jc w:val="center"/>
+        <w:textAlignment w:val="baseline"/>
+        <w:rPr>
+          <w:sz w:val="21"/>
+          <w:szCs w:val="21"/>
+          <w:lang w:val="en-US"/>
+        </w:rPr>
+      </w:pPr>
+    </w:p>
+    <w:p>
+      <w:pPr>
+        <w:pStyle w:val="paragraph"/>
+        <w:spacing w:before="0" w:beforeAutospacing="0" w:after="0" w:afterAutospacing="0" w:line="480" w:lineRule="auto"/>
+        <w:jc w:val="center"/>
+        <w:textAlignment w:val="baseline"/>
+        <w:rPr>
+          <w:rFonts w:hint="eastAsia"/>
+          <w:sz w:val="21"/>
+          <w:szCs w:val="21"/>
+          <w:lang w:val="en-US"/>
+        </w:rPr>
+      </w:pPr>
+    </w:p>
+    <w:p>
+      <w:pPr>
+        <w:pStyle w:val="paragraph"/>
+        <w:spacing w:before="0" w:beforeAutospacing="0" w:after="0" w:afterAutospacing="0" w:line="480" w:lineRule="auto"/>
+        <w:jc w:val="center"/>
+        <w:textAlignment w:val="baseline"/>
+        <w:rPr>
+          <w:sz w:val="21"/>
+          <w:szCs w:val="21"/>
+          <w:lang w:val="en-US"/>
+        </w:rPr>
+      </w:pPr>
+    </w:p>
+    <w:p>
+      <w:pPr>
+        <w:spacing w:line="480" w:lineRule="auto"/>
+        <w:jc w:val="center"/>
+        <w:rPr>
+          <w:b/>
+          <w:bCs/>
+          <w:sz w:val="21"/>
+          <w:szCs w:val="21"/>
+          <w:lang w:val="en-US"/>
+        </w:rPr>
+      </w:pPr>
+      <w:r>
+        <w:rPr>
+          <w:b/>
+          <w:bCs/>
+          <w:sz w:val="21"/>
+          <w:szCs w:val="21"/>
+        </w:rPr>
+        <w:drawing>
+          <wp:inline distT="0" distB="0" distL="0" distR="0" wp14:anchorId="09701F36" wp14:editId="6482BE2A">
+            <wp:extent cx="5652000" cy="3185046"/>
+            <wp:effectExtent l="0" t="0" r="0" b="0"/>
+            <wp:docPr id="33" name="Picture 32">
+              <a:extLst xmlns:a="http://schemas.openxmlformats.org/drawingml/2006/main">
+                <a:ext uri="{FF2B5EF4-FFF2-40B4-BE49-F238E27FC236}">
+                  <a16:creationId xmlns:a16="http://schemas.microsoft.com/office/drawing/2014/main" id="{4196A327-69A7-D74A-9F60-2ADD3ADF4617}"/>
+                </a:ext>
+              </a:extLst>
+            </wp:docPr>
+            <wp:cNvGraphicFramePr>
+              <a:graphicFrameLocks xmlns:a="http://schemas.openxmlformats.org/drawingml/2006/main" noChangeAspect="1"/>
+            </wp:cNvGraphicFramePr>
+            <a:graphic xmlns:a="http://schemas.openxmlformats.org/drawingml/2006/main">
+              <a:graphicData uri="http://schemas.openxmlformats.org/drawingml/2006/picture">
+                <pic:pic xmlns:pic="http://schemas.openxmlformats.org/drawingml/2006/picture">
+                  <pic:nvPicPr>
+                    <pic:cNvPr id="33" name="Picture 32">
+                      <a:extLst>
+                        <a:ext uri="{FF2B5EF4-FFF2-40B4-BE49-F238E27FC236}">
+                          <a16:creationId xmlns:a16="http://schemas.microsoft.com/office/drawing/2014/main" id="{4196A327-69A7-D74A-9F60-2ADD3ADF4617}"/>
+                        </a:ext>
+                      </a:extLst>
+                    </pic:cNvPr>
+                    <pic:cNvPicPr>
+                      <a:picLocks noChangeAspect="1"/>
+                    </pic:cNvPicPr>
+                  </pic:nvPicPr>
+                  <pic:blipFill>
+                    <a:blip r:embed="rId16"/>
+                    <a:stretch>
+                      <a:fillRect/>
+                    </a:stretch>
+                  </pic:blipFill>
+                  <pic:spPr>
+                    <a:xfrm>
+                      <a:off x="0" y="0"/>
+                      <a:ext cx="5652000" cy="3185046"/>
+                    </a:xfrm>
+                    <a:prstGeom prst="rect">
+                      <a:avLst/>
+                    </a:prstGeom>
+                  </pic:spPr>
+                </pic:pic>
+              </a:graphicData>
+            </a:graphic>
+          </wp:inline>
+        </w:drawing>
+      </w:r>
+    </w:p>
+    <w:p>
+      <w:pPr>
+        <w:pStyle w:val="paragraph"/>
+        <w:spacing w:before="0" w:beforeAutospacing="0" w:after="0" w:afterAutospacing="0" w:line="480" w:lineRule="auto"/>
+        <w:jc w:val="center"/>
+        <w:textAlignment w:val="baseline"/>
+        <w:rPr>
+          <w:sz w:val="21"/>
+          <w:szCs w:val="21"/>
+          <w:lang w:val="en-US"/>
+        </w:rPr>
+      </w:pPr>
+      <w:r>
+        <w:rPr>
+          <w:b/>
+          <w:bCs/>
+          <w:sz w:val="21"/>
+          <w:szCs w:val="21"/>
+        </w:rPr>
+        <w:t xml:space="preserve">Figure </w:t>
+      </w:r>
+      <w:r>
+        <w:rPr>
+          <w:b/>
+          <w:bCs/>
+          <w:sz w:val="21"/>
+          <w:szCs w:val="21"/>
+          <w:lang w:val="en-US"/>
+        </w:rPr>
+        <w:t>4</w:t>
+      </w:r>
+      <w:r>
+        <w:rPr>
+          <w:rFonts w:eastAsia="SimSun"/>
+          <w:b/>
+          <w:bCs/>
+          <w:sz w:val="21"/>
+          <w:szCs w:val="21"/>
+        </w:rPr>
+        <w:t>.</w:t>
+      </w:r>
+      <w:r>
+        <w:rPr>
+          <w:sz w:val="21"/>
+          <w:szCs w:val="21"/>
+        </w:rPr>
+        <w:t xml:space="preserve"> Daily exchange rates</w:t>
+      </w:r>
+      <w:r>
+        <w:rPr>
+          <w:sz w:val="21"/>
+          <w:szCs w:val="21"/>
+          <w:lang w:val="en-US"/>
+        </w:rPr>
+        <w:t xml:space="preserve"> and currency index</w:t>
+      </w:r>
+      <w:r>
+        <w:rPr>
+          <w:sz w:val="21"/>
+          <w:szCs w:val="21"/>
+        </w:rPr>
+        <w:t xml:space="preserve"> under different regimes</w:t>
+      </w:r>
+      <w:r>
+        <w:rPr>
+          <w:sz w:val="21"/>
+          <w:szCs w:val="21"/>
+          <w:lang w:val="en-US"/>
+        </w:rPr>
+        <w:t>.</w:t>
+      </w:r>
+    </w:p>
+    <w:p>
+      <w:pPr>
+        <w:spacing w:line="480" w:lineRule="auto"/>
+        <w:jc w:val="center"/>
+        <w:rPr>
+          <w:sz w:val="21"/>
+          <w:szCs w:val="21"/>
+        </w:rPr>
+      </w:pPr>
+    </w:p>
+    <w:p>
+      <w:pPr>
+        <w:spacing w:line="480" w:lineRule="auto"/>
+        <w:jc w:val="center"/>
+        <w:rPr>
+          <w:sz w:val="21"/>
+          <w:szCs w:val="21"/>
+        </w:rPr>
+      </w:pPr>
+    </w:p>
+    <w:p>
+      <w:pPr>
+        <w:spacing w:line="480" w:lineRule="auto"/>
+        <w:jc w:val="center"/>
+        <w:rPr>
+          <w:sz w:val="21"/>
+          <w:szCs w:val="21"/>
+        </w:rPr>
+      </w:pPr>
+    </w:p>
+    <w:p>
+      <w:pPr>
+        <w:spacing w:line="480" w:lineRule="auto"/>
+        <w:jc w:val="center"/>
+        <w:rPr>
+          <w:sz w:val="21"/>
+          <w:szCs w:val="21"/>
+        </w:rPr>
+      </w:pPr>
+    </w:p>
+    <w:p>
+      <w:pPr>
+        <w:spacing w:line="480" w:lineRule="auto"/>
+        <w:jc w:val="center"/>
+        <w:rPr>
+          <w:sz w:val="21"/>
+          <w:szCs w:val="21"/>
+        </w:rPr>
+      </w:pPr>
+      <w:r>
+        <w:rPr>
+          <w:sz w:val="21"/>
+          <w:szCs w:val="21"/>
+        </w:rPr>
+        <w:drawing>
+          <wp:inline distT="0" distB="0" distL="0" distR="0" wp14:anchorId="6CBB9CEF" wp14:editId="54800377">
+            <wp:extent cx="5652000" cy="2178088"/>
+            <wp:effectExtent l="0" t="0" r="0" b="0"/>
+            <wp:docPr id="17" name="Picture 16">
+              <a:extLst xmlns:a="http://schemas.openxmlformats.org/drawingml/2006/main">
+                <a:ext uri="{FF2B5EF4-FFF2-40B4-BE49-F238E27FC236}">
+                  <a16:creationId xmlns:a16="http://schemas.microsoft.com/office/drawing/2014/main" id="{0A1B5197-0E3B-9048-98A8-DF1581BC60D8}"/>
+                </a:ext>
+              </a:extLst>
+            </wp:docPr>
+            <wp:cNvGraphicFramePr>
+              <a:graphicFrameLocks xmlns:a="http://schemas.openxmlformats.org/drawingml/2006/main" noChangeAspect="1"/>
+            </wp:cNvGraphicFramePr>
+            <a:graphic xmlns:a="http://schemas.openxmlformats.org/drawingml/2006/main">
+              <a:graphicData uri="http://schemas.openxmlformats.org/drawingml/2006/picture">
+                <pic:pic xmlns:pic="http://schemas.openxmlformats.org/drawingml/2006/picture">
+                  <pic:nvPicPr>
+                    <pic:cNvPr id="17" name="Picture 16">
+                      <a:extLst>
+                        <a:ext uri="{FF2B5EF4-FFF2-40B4-BE49-F238E27FC236}">
+                          <a16:creationId xmlns:a16="http://schemas.microsoft.com/office/drawing/2014/main" id="{0A1B5197-0E3B-9048-98A8-DF1581BC60D8}"/>
+                        </a:ext>
+                      </a:extLst>
+                    </pic:cNvPr>
+                    <pic:cNvPicPr>
+                      <a:picLocks noChangeAspect="1"/>
+                    </pic:cNvPicPr>
+                  </pic:nvPicPr>
+                  <pic:blipFill>
+                    <a:blip r:embed="rId17"/>
+                    <a:stretch>
+                      <a:fillRect/>
+                    </a:stretch>
+                  </pic:blipFill>
+                  <pic:spPr>
+                    <a:xfrm>
+                      <a:off x="0" y="0"/>
+                      <a:ext cx="5652000" cy="2178088"/>
+                    </a:xfrm>
+                    <a:prstGeom prst="rect">
+                      <a:avLst/>
+                    </a:prstGeom>
+                  </pic:spPr>
+                </pic:pic>
+              </a:graphicData>
+            </a:graphic>
+          </wp:inline>
+        </w:drawing>
+      </w:r>
+    </w:p>
+    <w:p>
+      <w:pPr>
+        <w:spacing w:line="480" w:lineRule="auto"/>
+        <w:jc w:val="center"/>
+        <w:rPr>
+          <w:sz w:val="21"/>
+          <w:szCs w:val="21"/>
+          <w:lang w:val="en-US"/>
+        </w:rPr>
+      </w:pPr>
+      <w:r>
+        <w:rPr>
+          <w:b/>
+          <w:bCs/>
+          <w:sz w:val="21"/>
+          <w:szCs w:val="21"/>
+        </w:rPr>
+        <w:t xml:space="preserve">Figure </w:t>
+      </w:r>
+      <w:r>
+        <w:rPr>
+          <w:b/>
+          <w:bCs/>
+          <w:sz w:val="21"/>
+          <w:szCs w:val="21"/>
+          <w:lang w:val="en-US"/>
+        </w:rPr>
+        <w:t>5.</w:t>
+      </w:r>
+      <w:r>
+        <w:rPr>
+          <w:sz w:val="21"/>
+          <w:szCs w:val="21"/>
+        </w:rPr>
+        <w:t xml:space="preserve"> Percentage composition of the CFETS RMB Index (2016 is </w:t>
+      </w:r>
+      <w:r>
+        <w:rPr>
+          <w:sz w:val="21"/>
+          <w:szCs w:val="21"/>
+          <w:lang w:val="en-US"/>
+        </w:rPr>
+        <w:t>on the left</w:t>
+      </w:r>
+      <w:r>
+        <w:rPr>
+          <w:sz w:val="21"/>
+          <w:szCs w:val="21"/>
+        </w:rPr>
+        <w:t xml:space="preserve"> and 2024 is </w:t>
+      </w:r>
+      <w:r>
+        <w:rPr>
+          <w:sz w:val="21"/>
+          <w:szCs w:val="21"/>
+          <w:lang w:val="en-US"/>
+        </w:rPr>
+        <w:t>on</w:t>
+      </w:r>
+      <w:r>
+        <w:rPr>
+          <w:sz w:val="21"/>
+          <w:szCs w:val="21"/>
+        </w:rPr>
+        <w:t xml:space="preserve"> the </w:t>
+      </w:r>
+      <w:r>
+        <w:rPr>
+          <w:sz w:val="21"/>
+          <w:szCs w:val="21"/>
+          <w:lang w:val="en-US"/>
+        </w:rPr>
+        <w:t>right</w:t>
+      </w:r>
+      <w:r>
+        <w:rPr>
+          <w:sz w:val="21"/>
+          <w:szCs w:val="21"/>
+        </w:rPr>
+        <w:t>)</w:t>
+      </w:r>
+      <w:r>
+        <w:rPr>
+          <w:sz w:val="21"/>
+          <w:szCs w:val="21"/>
+          <w:lang w:val="en-US"/>
+        </w:rPr>
+        <w:t>.</w:t>
+      </w:r>
+    </w:p>
+    <w:p>
+      <w:pPr>
+        <w:spacing w:line="480" w:lineRule="auto"/>
+        <w:jc w:val="center"/>
+        <w:rPr>
+          <w:sz w:val="21"/>
+          <w:szCs w:val="21"/>
+          <w:lang w:val="en-US"/>
+        </w:rPr>
+      </w:pPr>
+      <w:r>
+        <w:rPr>
+          <w:rStyle w:val="normaltextrun"/>
+          <w:sz w:val="21"/>
+          <w:szCs w:val="21"/>
+          <w:lang w:val="en-US"/>
+        </w:rPr>
+        <w:t xml:space="preserve">(Data source: </w:t>
+      </w:r>
+      <w:r>
+        <w:rPr>
+          <w:rStyle w:val="normaltextrun"/>
+          <w:sz w:val="21"/>
+          <w:szCs w:val="21"/>
+          <w:lang w:val="en-US"/>
+        </w:rPr>
+        <w:t>China foreign exchange trade system</w:t>
+      </w:r>
+      <w:r>
+        <w:rPr>
+          <w:rStyle w:val="FootnoteReference"/>
+          <w:sz w:val="21"/>
+          <w:szCs w:val="21"/>
+          <w:lang w:val="en-US"/>
+        </w:rPr>
+        <w:footnoteReference w:id="2"/>
+      </w:r>
+      <w:r>
+        <w:rPr>
+          <w:rStyle w:val="normaltextrun"/>
+          <w:sz w:val="21"/>
+          <w:szCs w:val="21"/>
+          <w:lang w:val="en-US"/>
+        </w:rPr>
+        <w:t>)</w:t>
+      </w:r>
+    </w:p>
+    <w:p>
+      <w:pPr>
+        <w:spacing w:line="480" w:lineRule="auto"/>
+        <w:jc w:val="center"/>
+        <w:rPr>
+          <w:sz w:val="21"/>
+          <w:szCs w:val="21"/>
+          <w:lang w:val="en-US"/>
+        </w:rPr>
+      </w:pPr>
+    </w:p>
+    <w:p>
+      <w:pPr>
+        <w:spacing w:line="480" w:lineRule="auto"/>
+        <w:jc w:val="center"/>
+        <w:rPr>
+          <w:sz w:val="21"/>
+          <w:szCs w:val="21"/>
+          <w:lang w:val="en-US"/>
+        </w:rPr>
+      </w:pPr>
+    </w:p>
+    <w:p>
+      <w:pPr>
+        <w:spacing w:line="480" w:lineRule="auto"/>
+        <w:jc w:val="center"/>
+        <w:rPr>
+          <w:sz w:val="21"/>
+          <w:szCs w:val="21"/>
+        </w:rPr>
+      </w:pPr>
+      <w:r>
+        <w:rPr>
+          <w:sz w:val="21"/>
+          <w:szCs w:val="21"/>
+        </w:rPr>
+        <w:drawing>
+          <wp:inline distT="0" distB="0" distL="0" distR="0" wp14:anchorId="603BA529" wp14:editId="4E11C505">
+            <wp:extent cx="5652000" cy="2700052"/>
+            <wp:effectExtent l="0" t="0" r="0" b="0"/>
+            <wp:docPr id="16" name="Picture 15">
+              <a:extLst xmlns:a="http://schemas.openxmlformats.org/drawingml/2006/main">
+                <a:ext uri="{FF2B5EF4-FFF2-40B4-BE49-F238E27FC236}">
+                  <a16:creationId xmlns:a16="http://schemas.microsoft.com/office/drawing/2014/main" id="{7A6085A3-0340-AE4A-9040-496F424010CD}"/>
+                </a:ext>
+              </a:extLst>
+            </wp:docPr>
+            <wp:cNvGraphicFramePr>
+              <a:graphicFrameLocks xmlns:a="http://schemas.openxmlformats.org/drawingml/2006/main" noChangeAspect="1"/>
+            </wp:cNvGraphicFramePr>
+            <a:graphic xmlns:a="http://schemas.openxmlformats.org/drawingml/2006/main">
+              <a:graphicData uri="http://schemas.openxmlformats.org/drawingml/2006/picture">
+                <pic:pic xmlns:pic="http://schemas.openxmlformats.org/drawingml/2006/picture">
+                  <pic:nvPicPr>
+                    <pic:cNvPr id="16" name="Picture 15">
+                      <a:extLst>
+                        <a:ext uri="{FF2B5EF4-FFF2-40B4-BE49-F238E27FC236}">
+                          <a16:creationId xmlns:a16="http://schemas.microsoft.com/office/drawing/2014/main" id="{7A6085A3-0340-AE4A-9040-496F424010CD}"/>
+                        </a:ext>
+                      </a:extLst>
+                    </pic:cNvPr>
+                    <pic:cNvPicPr>
+                      <a:picLocks noChangeAspect="1"/>
+                    </pic:cNvPicPr>
+                  </pic:nvPicPr>
+                  <pic:blipFill>
+                    <a:blip r:embed="rId18"/>
+                    <a:stretch>
+                      <a:fillRect/>
+                    </a:stretch>
+                  </pic:blipFill>
+                  <pic:spPr>
+                    <a:xfrm>
+                      <a:off x="0" y="0"/>
+                      <a:ext cx="5652000" cy="2700052"/>
+                    </a:xfrm>
+                    <a:prstGeom prst="rect">
+                      <a:avLst/>
+                    </a:prstGeom>
+                  </pic:spPr>
+                </pic:pic>
+              </a:graphicData>
+            </a:graphic>
+          </wp:inline>
+        </w:drawing>
+      </w:r>
+    </w:p>
+    <w:p>
+      <w:pPr>
+        <w:pStyle w:val="paragraph"/>
+        <w:spacing w:before="0" w:beforeAutospacing="0" w:after="0" w:afterAutospacing="0" w:line="480" w:lineRule="auto"/>
+        <w:jc w:val="center"/>
+        <w:textAlignment w:val="baseline"/>
+        <w:rPr>
+          <w:sz w:val="21"/>
+          <w:szCs w:val="21"/>
+          <w:lang w:val="en-US"/>
+        </w:rPr>
+      </w:pPr>
+      <w:r>
+        <w:rPr>
+          <w:b/>
+          <w:bCs/>
+          <w:sz w:val="21"/>
+          <w:szCs w:val="21"/>
+        </w:rPr>
+        <w:t xml:space="preserve">Figure </w:t>
+      </w:r>
+      <w:r>
+        <w:rPr>
+          <w:b/>
+          <w:bCs/>
+          <w:sz w:val="21"/>
+          <w:szCs w:val="21"/>
+          <w:lang w:val="en-US"/>
+        </w:rPr>
+        <w:t>6</w:t>
+      </w:r>
+      <w:r>
+        <w:rPr>
+          <w:b/>
+          <w:bCs/>
+          <w:sz w:val="21"/>
+          <w:szCs w:val="21"/>
+          <w:lang w:val="en-US"/>
+        </w:rPr>
+        <w:t>.</w:t>
+      </w:r>
+      <w:r>
+        <w:rPr>
+          <w:b/>
+          <w:bCs/>
+          <w:sz w:val="21"/>
+          <w:szCs w:val="21"/>
+        </w:rPr>
+        <w:t xml:space="preserve"> </w:t>
+      </w:r>
+      <w:r>
+        <w:rPr>
+          <w:sz w:val="21"/>
+          <w:szCs w:val="21"/>
+        </w:rPr>
+        <w:t>Trade balance pre</w:t>
+      </w:r>
+      <w:r>
+        <w:rPr>
+          <w:sz w:val="21"/>
+          <w:szCs w:val="21"/>
+          <w:lang w:val="en-US"/>
+        </w:rPr>
+        <w:t>-</w:t>
+      </w:r>
+      <w:r>
+        <w:rPr>
+          <w:sz w:val="21"/>
+          <w:szCs w:val="21"/>
+        </w:rPr>
+        <w:t xml:space="preserve"> and post</w:t>
+      </w:r>
+      <w:r>
+        <w:rPr>
+          <w:sz w:val="21"/>
+          <w:szCs w:val="21"/>
+          <w:lang w:val="en-US"/>
+        </w:rPr>
+        <w:t>-</w:t>
+      </w:r>
+      <w:r>
+        <w:rPr>
+          <w:sz w:val="21"/>
+          <w:szCs w:val="21"/>
+        </w:rPr>
+        <w:t>2015</w:t>
+      </w:r>
+      <w:r>
+        <w:rPr>
+          <w:sz w:val="21"/>
+          <w:szCs w:val="21"/>
+          <w:lang w:val="en-US"/>
+        </w:rPr>
+        <w:t xml:space="preserve"> forex policy reforms</w:t>
+      </w:r>
+      <w:r>
+        <w:rPr>
+          <w:sz w:val="21"/>
+          <w:szCs w:val="21"/>
+          <w:lang w:val="en-US"/>
+        </w:rPr>
+        <w:t>.</w:t>
+      </w:r>
+      <w:r>
+        <w:rPr>
+          <w:sz w:val="21"/>
+          <w:szCs w:val="21"/>
+          <w:lang w:val="en-US"/>
+        </w:rPr>
+        <w:t xml:space="preserve"> (Data source: Wind)</w:t>
+      </w:r>
+    </w:p>
+    <w:p>
+      <w:pPr>
+        <w:pStyle w:val="paragraph"/>
+        <w:spacing w:before="0" w:beforeAutospacing="0" w:after="0" w:afterAutospacing="0" w:line="480" w:lineRule="auto"/>
+        <w:jc w:val="center"/>
+        <w:textAlignment w:val="baseline"/>
+        <w:rPr>
+          <w:sz w:val="21"/>
+          <w:szCs w:val="21"/>
+          <w:lang w:val="en-US"/>
+        </w:rPr>
+      </w:pPr>
+    </w:p>
+    <w:p>
+      <w:pPr>
+        <w:pStyle w:val="paragraph"/>
+        <w:spacing w:before="0" w:beforeAutospacing="0" w:after="0" w:afterAutospacing="0" w:line="480" w:lineRule="auto"/>
+        <w:jc w:val="center"/>
+        <w:textAlignment w:val="baseline"/>
+        <w:rPr>
+          <w:sz w:val="21"/>
+          <w:szCs w:val="21"/>
+          <w:lang w:val="en-US"/>
+        </w:rPr>
+      </w:pPr>
+    </w:p>
+    <w:p>
+      <w:pPr>
+        <w:pStyle w:val="paragraph"/>
+        <w:spacing w:before="0" w:beforeAutospacing="0" w:after="0" w:afterAutospacing="0" w:line="480" w:lineRule="auto"/>
+        <w:jc w:val="center"/>
+        <w:textAlignment w:val="baseline"/>
+        <w:rPr>
+          <w:sz w:val="21"/>
+          <w:szCs w:val="21"/>
+          <w:lang w:val="en-US"/>
+        </w:rPr>
+      </w:pPr>
+    </w:p>
+    <w:p>
+      <w:pPr>
+        <w:pStyle w:val="paragraph"/>
+        <w:spacing w:before="0" w:beforeAutospacing="0" w:after="0" w:afterAutospacing="0" w:line="480" w:lineRule="auto"/>
+        <w:jc w:val="center"/>
+        <w:textAlignment w:val="baseline"/>
+        <w:rPr>
+          <w:sz w:val="21"/>
+          <w:szCs w:val="21"/>
+          <w:lang w:val="en-US"/>
+        </w:rPr>
+      </w:pPr>
+    </w:p>
+    <w:p>
+      <w:pPr>
+        <w:pStyle w:val="paragraph"/>
+        <w:spacing w:before="0" w:beforeAutospacing="0" w:after="0" w:afterAutospacing="0" w:line="480" w:lineRule="auto"/>
+        <w:jc w:val="center"/>
+        <w:textAlignment w:val="baseline"/>
+        <w:rPr>
+          <w:sz w:val="21"/>
+          <w:szCs w:val="21"/>
+          <w:lang w:val="en-US"/>
+        </w:rPr>
+      </w:pPr>
+    </w:p>
+    <w:p>
+      <w:pPr>
+        <w:pStyle w:val="paragraph"/>
+        <w:spacing w:before="0" w:beforeAutospacing="0" w:after="0" w:afterAutospacing="0" w:line="480" w:lineRule="auto"/>
+        <w:jc w:val="center"/>
+        <w:textAlignment w:val="baseline"/>
+        <w:rPr>
+          <w:b/>
+          <w:bCs/>
+          <w:sz w:val="21"/>
+          <w:szCs w:val="21"/>
+          <w:lang w:val="en-US"/>
+        </w:rPr>
+      </w:pPr>
+      <w:r>
+        <w:rPr>
+          <w:b/>
+          <w:bCs/>
+          <w:noProof/>
+          <w:sz w:val="21"/>
+          <w:szCs w:val="21"/>
+          <w:lang w:val="en-US"/>
+        </w:rPr>
+        <w:drawing>
+          <wp:inline distT="0" distB="0" distL="0" distR="0" wp14:anchorId="53494042" wp14:editId="42E8ACDB">
+            <wp:extent cx="5652000" cy="3334179"/>
+            <wp:effectExtent l="0" t="0" r="0" b="6350"/>
+            <wp:docPr id="1" name="Picture 1"/>
+            <wp:cNvGraphicFramePr>
+              <a:graphicFrameLocks xmlns:a="http://schemas.openxmlformats.org/drawingml/2006/main" noChangeAspect="1"/>
+            </wp:cNvGraphicFramePr>
+            <a:graphic xmlns:a="http://schemas.openxmlformats.org/drawingml/2006/main">
+              <a:graphicData uri="http://schemas.openxmlformats.org/drawingml/2006/picture">
+                <pic:pic xmlns:pic="http://schemas.openxmlformats.org/drawingml/2006/picture">
+                  <pic:nvPicPr>
+                    <pic:cNvPr id="1" name="Picture 1"/>
+                    <pic:cNvPicPr/>
+                  </pic:nvPicPr>
+                  <pic:blipFill>
+                    <a:blip r:embed="rId19" cstate="print">
+                      <a:extLst>
+                        <a:ext uri="{28A0092B-C50C-407E-A947-70E740481C1C}">
+                          <a14:useLocalDpi xmlns:a14="http://schemas.microsoft.com/office/drawing/2010/main" val="0"/>
+                        </a:ext>
+                      </a:extLst>
+                    </a:blip>
+                    <a:stretch>
+                      <a:fillRect/>
+                    </a:stretch>
+                  </pic:blipFill>
+                  <pic:spPr>
+                    <a:xfrm>
+                      <a:off x="0" y="0"/>
+                      <a:ext cx="5652000" cy="3334179"/>
+                    </a:xfrm>
+                    <a:prstGeom prst="rect">
+                      <a:avLst/>
+                    </a:prstGeom>
+                  </pic:spPr>
+                </pic:pic>
+              </a:graphicData>
+            </a:graphic>
+          </wp:inline>
+        </w:drawing>
+      </w:r>
+    </w:p>
+    <w:p>
+      <w:pPr>
+        <w:pStyle w:val="paragraph"/>
+        <w:spacing w:before="0" w:beforeAutospacing="0" w:after="0" w:afterAutospacing="0" w:line="480" w:lineRule="auto"/>
+        <w:jc w:val="center"/>
+        <w:textAlignment w:val="baseline"/>
+        <w:rPr>
+          <w:sz w:val="21"/>
+          <w:szCs w:val="21"/>
+          <w:lang w:val="en-US"/>
+        </w:rPr>
+      </w:pPr>
+      <w:r>
+        <w:rPr>
+          <w:b/>
+          <w:bCs/>
+          <w:sz w:val="21"/>
+          <w:szCs w:val="21"/>
+        </w:rPr>
+        <w:t xml:space="preserve">Figure </w:t>
+      </w:r>
+      <w:r>
+        <w:rPr>
+          <w:b/>
+          <w:bCs/>
+          <w:sz w:val="21"/>
+          <w:szCs w:val="21"/>
+          <w:lang w:val="en-US"/>
+        </w:rPr>
+        <w:t>6.</w:t>
+      </w:r>
+      <w:r>
+        <w:rPr>
+          <w:b/>
+          <w:bCs/>
+          <w:sz w:val="21"/>
+          <w:szCs w:val="21"/>
+          <w:lang w:val="en-US"/>
+        </w:rPr>
+        <w:t xml:space="preserve"> </w:t>
+      </w:r>
+      <w:r>
+        <w:rPr>
+          <w:sz w:val="21"/>
+          <w:szCs w:val="21"/>
+        </w:rPr>
+        <w:t>Percentage of allocated reserves</w:t>
+      </w:r>
+      <w:r>
+        <w:rPr>
+          <w:sz w:val="21"/>
+          <w:szCs w:val="21"/>
+          <w:lang w:val="en-US"/>
+        </w:rPr>
+        <w:t xml:space="preserve">. (Data source: </w:t>
+      </w:r>
+      <w:r>
+        <w:rPr>
+          <w:sz w:val="21"/>
+          <w:szCs w:val="21"/>
+          <w:lang w:val="en-US"/>
+        </w:rPr>
+        <w:t>COFER</w:t>
+      </w:r>
+      <w:r>
+        <w:rPr>
+          <w:sz w:val="21"/>
+          <w:szCs w:val="21"/>
+          <w:lang w:val="en-US"/>
+        </w:rPr>
+        <w:t>)</w:t>
+      </w:r>
+    </w:p>
+    <w:p>
+      <w:pPr>
+        <w:pStyle w:val="paragraph"/>
+        <w:spacing w:before="0" w:beforeAutospacing="0" w:after="0" w:afterAutospacing="0" w:line="480" w:lineRule="auto"/>
+        <w:jc w:val="center"/>
+        <w:textAlignment w:val="baseline"/>
+        <w:rPr>
+          <w:sz w:val="21"/>
+          <w:szCs w:val="21"/>
+          <w:lang w:val="en-US"/>
+        </w:rPr>
+      </w:pPr>
+    </w:p>
+    <w:p>
+      <w:pPr>
+        <w:pStyle w:val="paragraph"/>
+        <w:spacing w:before="0" w:beforeAutospacing="0" w:after="0" w:afterAutospacing="0" w:line="480" w:lineRule="auto"/>
+        <w:jc w:val="center"/>
+        <w:textAlignment w:val="baseline"/>
+        <w:rPr>
+          <w:sz w:val="21"/>
+          <w:szCs w:val="21"/>
+          <w:lang w:val="en-US"/>
+        </w:rPr>
+      </w:pPr>
+    </w:p>
+    <w:p>
+      <w:pPr>
+        <w:rPr>
+          <w:sz w:val="20"/>
+          <w:szCs w:val="20"/>
+        </w:rPr>
+      </w:pPr>
+      <w:r>
+        <w:rPr>
+          <w:sz w:val="20"/>
+          <w:szCs w:val="20"/>
+        </w:rPr>
+        <w:br w:type="page"/>
+      </w:r>
+    </w:p>
+    <w:p>
+      <w:pPr>
+        <w:pStyle w:val="paragraph"/>
+        <w:spacing w:before="0" w:beforeAutospacing="0" w:after="0" w:afterAutospacing="0" w:line="480" w:lineRule="auto"/>
+        <w:textAlignment w:val="baseline"/>
+        <w:rPr>
+          <w:b/>
+          <w:bCs/>
+          <w:color w:val="FF0000"/>
+          <w:sz w:val="20"/>
+          <w:szCs w:val="20"/>
+          <w:lang w:val="en-US"/>
+        </w:rPr>
+      </w:pPr>
+      <w:r>
+        <w:rPr>
+          <w:b/>
+          <w:bCs/>
+          <w:color w:val="FF0000"/>
+          <w:sz w:val="20"/>
+          <w:szCs w:val="20"/>
+          <w:lang w:val="en-US"/>
+        </w:rPr>
+        <w:lastRenderedPageBreak/>
+        <w:t>Appendix</w:t>
+      </w:r>
+      <w:r>
+        <w:rPr>
+          <w:b/>
+          <w:bCs/>
+          <w:color w:val="FF0000"/>
+          <w:sz w:val="20"/>
+          <w:szCs w:val="20"/>
+          <w:lang w:val="en-US"/>
+        </w:rPr>
+        <w:t xml:space="preserve"> 2. </w:t>
+      </w:r>
+      <w:r>
+        <w:rPr>
+          <w:b/>
+          <w:bCs/>
+          <w:color w:val="FF0000"/>
+          <w:sz w:val="20"/>
+          <w:szCs w:val="20"/>
+          <w:lang w:val="en-US"/>
+        </w:rPr>
+        <w:t xml:space="preserve">Detail of </w:t>
+      </w:r>
+      <w:r>
+        <w:rPr>
+          <w:b/>
+          <w:bCs/>
+          <w:color w:val="FF0000"/>
+          <w:sz w:val="20"/>
+          <w:szCs w:val="20"/>
+          <w:lang w:val="en-US"/>
+        </w:rPr>
+        <w:t>Re</w:t>
+      </w:r>
+      <w:r>
+        <w:rPr>
+          <w:b/>
+          <w:bCs/>
+          <w:color w:val="FF0000"/>
+          <w:sz w:val="20"/>
+          <w:szCs w:val="20"/>
+          <w:lang w:val="en-US"/>
+        </w:rPr>
+        <w:t>g</w:t>
+      </w:r>
+      <w:r>
+        <w:rPr>
+          <w:b/>
+          <w:bCs/>
+          <w:color w:val="FF0000"/>
+          <w:sz w:val="20"/>
+          <w:szCs w:val="20"/>
+          <w:lang w:val="en-US"/>
+        </w:rPr>
+        <w:t>ression</w:t>
+      </w:r>
+      <w:r>
+        <w:rPr>
+          <w:b/>
+          <w:bCs/>
+          <w:color w:val="FF0000"/>
+          <w:sz w:val="20"/>
+          <w:szCs w:val="20"/>
+          <w:lang w:val="en-US"/>
+        </w:rPr>
+        <w:t xml:space="preserve"> (model &amp; Result)</w:t>
+      </w:r>
+    </w:p>
+    <w:p>
+      <w:pPr>
+        <w:pStyle w:val="paragraph"/>
+        <w:spacing w:before="0" w:beforeAutospacing="0" w:after="0" w:afterAutospacing="0" w:line="480" w:lineRule="auto"/>
+        <w:textAlignment w:val="baseline"/>
+        <w:rPr>
+          <w:sz w:val="20"/>
+          <w:szCs w:val="20"/>
+        </w:rPr>
+      </w:pPr>
+      <w:r>
+        <w:rPr>
+          <w:b/>
+          <w:bCs/>
+          <w:noProof/>
+        </w:rPr>
+        <w:drawing>
+          <wp:inline distT="0" distB="0" distL="0" distR="0" wp14:anchorId="0E18D5A1" wp14:editId="3C42B4E9">
+            <wp:extent cx="5727700" cy="3197003"/>
+            <wp:effectExtent l="0" t="0" r="0" b="3810"/>
+            <wp:docPr id="1262976393" name="Picture 1"/>
+            <wp:cNvGraphicFramePr>
+              <a:graphicFrameLocks xmlns:a="http://schemas.openxmlformats.org/drawingml/2006/main" noChangeAspect="1"/>
+            </wp:cNvGraphicFramePr>
+            <a:graphic xmlns:a="http://schemas.openxmlformats.org/drawingml/2006/main">
+              <a:graphicData uri="http://schemas.openxmlformats.org/drawingml/2006/picture">
+                <pic:pic xmlns:pic="http://schemas.openxmlformats.org/drawingml/2006/picture">
+                  <pic:nvPicPr>
+                    <pic:cNvPr id="1262976393" name=""/>
+                    <pic:cNvPicPr/>
+                  </pic:nvPicPr>
+                  <pic:blipFill>
+                    <a:blip r:embed="rId20"/>
+                    <a:stretch>
+                      <a:fillRect/>
+                    </a:stretch>
+                  </pic:blipFill>
+                  <pic:spPr>
+                    <a:xfrm>
+                      <a:off x="0" y="0"/>
+                      <a:ext cx="5727700" cy="3197003"/>
+                    </a:xfrm>
+                    <a:prstGeom prst="rect">
+                      <a:avLst/>
+                    </a:prstGeom>
+                  </pic:spPr>
+                </pic:pic>
+              </a:graphicData>
+            </a:graphic>
+          </wp:inline>
+        </w:drawing>
+      </w:r>
+    </w:p>
+    <w:p>
+      <w:pPr>
+        <w:spacing w:line="480" w:lineRule="auto"/>
+        <w:jc w:val="center"/>
+        <w:rPr>
+          <w:sz w:val="20"/>
+          <w:szCs w:val="20"/>
+        </w:rPr>
+      </w:pPr>
+      <w:r>
+        <w:rPr>
+          <w:b/>
+          <w:bCs/>
+          <w:sz w:val="20"/>
+          <w:szCs w:val="20"/>
+        </w:rPr>
+        <w:t xml:space="preserve">Table </w:t>
+      </w:r>
+      <w:r>
+        <w:rPr>
+          <w:b/>
+          <w:bCs/>
+          <w:sz w:val="20"/>
+          <w:szCs w:val="20"/>
+          <w:lang w:val="en-US"/>
+        </w:rPr>
+        <w:t>2</w:t>
+      </w:r>
+      <w:r>
+        <w:rPr>
+          <w:b/>
+          <w:bCs/>
+          <w:sz w:val="20"/>
+          <w:szCs w:val="20"/>
+          <w:lang w:val="en-US"/>
+        </w:rPr>
+        <w:t>.</w:t>
+      </w:r>
+      <w:r>
+        <w:rPr>
+          <w:sz w:val="20"/>
+          <w:szCs w:val="20"/>
+        </w:rPr>
+        <w:t xml:space="preserve"> Effect of the trade war on currency dependences with USD (March 22</w:t>
+      </w:r>
+      <w:r>
+        <w:rPr>
+          <w:sz w:val="20"/>
+          <w:szCs w:val="20"/>
+          <w:vertAlign w:val="superscript"/>
+        </w:rPr>
+        <w:t>nd</w:t>
+      </w:r>
+      <w:r>
+        <w:rPr>
+          <w:sz w:val="20"/>
+          <w:szCs w:val="20"/>
+          <w:lang w:val="en-US"/>
+        </w:rPr>
+        <w:t xml:space="preserve">, </w:t>
+      </w:r>
+      <w:r>
+        <w:rPr>
+          <w:sz w:val="20"/>
+          <w:szCs w:val="20"/>
+        </w:rPr>
+        <w:t>2018 to May 29</w:t>
+      </w:r>
+      <w:r>
+        <w:rPr>
+          <w:sz w:val="20"/>
+          <w:szCs w:val="20"/>
+          <w:vertAlign w:val="superscript"/>
+        </w:rPr>
+        <w:t>th</w:t>
+      </w:r>
+      <w:r>
+        <w:rPr>
+          <w:sz w:val="20"/>
+          <w:szCs w:val="20"/>
+          <w:lang w:val="en-US"/>
+        </w:rPr>
+        <w:t xml:space="preserve">, </w:t>
+      </w:r>
+      <w:r>
+        <w:rPr>
+          <w:sz w:val="20"/>
+          <w:szCs w:val="20"/>
+        </w:rPr>
+        <w:t>2020)</w:t>
+      </w:r>
+    </w:p>
+    <w:p>
+      <w:pPr>
+        <w:rPr>
+          <w:sz w:val="20"/>
+          <w:szCs w:val="20"/>
+        </w:rPr>
+      </w:pPr>
+    </w:p>
+    <w:p>
+      <w:pPr>
+        <w:rPr>
+          <w:sz w:val="20"/>
+          <w:szCs w:val="20"/>
+        </w:rPr>
+      </w:pPr>
+      <w:r>
+        <w:rPr>
+          <w:sz w:val="20"/>
+          <w:szCs w:val="20"/>
+        </w:rPr>
+        <w:br w:type="page"/>
+      </w:r>
+    </w:p>
+    <w:p>
+      <w:pPr>
+        <w:pStyle w:val="paragraph"/>
+        <w:spacing w:before="0" w:beforeAutospacing="0" w:after="0" w:afterAutospacing="0" w:line="480" w:lineRule="auto"/>
+        <w:jc w:val="center"/>
+        <w:textAlignment w:val="baseline"/>
+        <w:rPr>
+          <w:sz w:val="21"/>
+          <w:szCs w:val="21"/>
+          <w:lang w:val="en-US"/>
+        </w:rPr>
+      </w:pPr>
+      <w:r>
+        <w:rPr>
+          <w:b/>
+          <w:bCs/>
+          <w:sz w:val="21"/>
+          <w:szCs w:val="21"/>
           <w:lang w:val="en-US"/>
         </w:rPr>
         <w:lastRenderedPageBreak/>
@@ -2827,29 +6866,52 @@
       </w:r>
       <w:r>
         <w:rPr>
-          <w:lang w:val="en-US"/>
-        </w:rPr>
-        <w:t xml:space="preserve"> The difference between USA and CHINA</w:t>
+          <w:sz w:val="21"/>
+          <w:szCs w:val="21"/>
+          <w:lang w:val="en-US"/>
+        </w:rPr>
+        <w:t xml:space="preserve"> Forex market regulation comparison between China, US, and HK</w:t>
       </w:r>
     </w:p>
     <w:tbl>
       <w:tblPr>
         <w:tblStyle w:val="TableGrid"/>
-        <w:tblW w:w="0" w:type="auto"/>
+        <w:tblW w:w="11810" w:type="dxa"/>
+        <w:jc w:val="center"/>
+        <w:tblBorders>
+          <w:top w:val="none" w:sz="0" w:space="0" w:color="auto"/>
+          <w:left w:val="none" w:sz="0" w:space="0" w:color="auto"/>
+          <w:bottom w:val="none" w:sz="0" w:space="0" w:color="auto"/>
+          <w:right w:val="none" w:sz="0" w:space="0" w:color="auto"/>
+          <w:insideH w:val="none" w:sz="0" w:space="0" w:color="auto"/>
+          <w:insideV w:val="none" w:sz="0" w:space="0" w:color="auto"/>
+        </w:tblBorders>
         <w:tblLook w:val="04A0" w:firstRow="1" w:lastRow="0" w:firstColumn="1" w:lastColumn="0" w:noHBand="0" w:noVBand="1"/>
       </w:tblPr>
       <w:tblGrid>
-        <w:gridCol w:w="2687"/>
-        <w:gridCol w:w="3116"/>
-        <w:gridCol w:w="3207"/>
+        <w:gridCol w:w="1908"/>
+        <w:gridCol w:w="3546"/>
+        <w:gridCol w:w="3445"/>
+        <w:gridCol w:w="2911"/>
       </w:tblGrid>
       <w:tr>
+        <w:trPr>
+          <w:trHeight w:val="505"/>
+          <w:jc w:val="center"/>
+        </w:trPr>
         <w:tc>
           <w:tcPr>
-            <w:tcW w:w="2689" w:type="dxa"/>
+            <w:tcW w:w="1908" w:type="dxa"/>
+            <w:tcBorders>
+              <w:top w:val="single" w:sz="4" w:space="0" w:color="auto"/>
+              <w:bottom w:val="single" w:sz="4" w:space="0" w:color="auto"/>
+            </w:tcBorders>
+            <w:shd w:val="clear" w:color="auto" w:fill="DEEAF6" w:themeFill="accent5" w:themeFillTint="33"/>
+            <w:vAlign w:val="center"/>
           </w:tcPr>
           <w:p>
             <w:pPr>
+              <w:jc w:val="center"/>
               <w:rPr>
                 <w:b/>
                 <w:bCs/>
@@ -2863,15 +6925,30 @@
                 <w:lang w:val="en-US"/>
               </w:rPr>
               <w:t>Aspect</w:t>
+            </w:r>
+            <w:r>
+              <w:rPr>
+                <w:b/>
+                <w:bCs/>
+                <w:lang w:val="en-US"/>
+              </w:rPr>
+              <w:t>s</w:t>
             </w:r>
           </w:p>
         </w:tc>
         <w:tc>
           <w:tcPr>
-            <w:tcW w:w="3118" w:type="dxa"/>
+            <w:tcW w:w="3546" w:type="dxa"/>
+            <w:tcBorders>
+              <w:top w:val="single" w:sz="4" w:space="0" w:color="auto"/>
+              <w:bottom w:val="single" w:sz="4" w:space="0" w:color="auto"/>
+            </w:tcBorders>
+            <w:shd w:val="clear" w:color="auto" w:fill="DEEAF6" w:themeFill="accent5" w:themeFillTint="33"/>
+            <w:vAlign w:val="center"/>
           </w:tcPr>
           <w:p>
             <w:pPr>
+              <w:jc w:val="center"/>
               <w:rPr>
                 <w:b/>
                 <w:bCs/>
@@ -2884,16 +6961,23 @@
                 <w:bCs/>
                 <w:lang w:val="en-US"/>
               </w:rPr>
-              <w:t>USA</w:t>
+              <w:t>CHINA</w:t>
             </w:r>
           </w:p>
         </w:tc>
         <w:tc>
           <w:tcPr>
-            <w:tcW w:w="3209" w:type="dxa"/>
+            <w:tcW w:w="3445" w:type="dxa"/>
+            <w:tcBorders>
+              <w:top w:val="single" w:sz="4" w:space="0" w:color="auto"/>
+              <w:bottom w:val="single" w:sz="4" w:space="0" w:color="auto"/>
+            </w:tcBorders>
+            <w:shd w:val="clear" w:color="auto" w:fill="DEEAF6" w:themeFill="accent5" w:themeFillTint="33"/>
+            <w:vAlign w:val="center"/>
           </w:tcPr>
           <w:p>
             <w:pPr>
+              <w:jc w:val="center"/>
               <w:rPr>
                 <w:b/>
                 <w:bCs/>
@@ -2906,24 +6990,71 @@
                 <w:bCs/>
                 <w:lang w:val="en-US"/>
               </w:rPr>
-              <w:t>CHINA</w:t>
+              <w:t>US</w:t>
+            </w:r>
+          </w:p>
+        </w:tc>
+        <w:tc>
+          <w:tcPr>
+            <w:tcW w:w="2911" w:type="dxa"/>
+            <w:tcBorders>
+              <w:top w:val="single" w:sz="4" w:space="0" w:color="auto"/>
+              <w:bottom w:val="single" w:sz="4" w:space="0" w:color="auto"/>
+            </w:tcBorders>
+            <w:shd w:val="clear" w:color="auto" w:fill="DEEAF6" w:themeFill="accent5" w:themeFillTint="33"/>
+            <w:vAlign w:val="center"/>
+          </w:tcPr>
+          <w:p>
+            <w:pPr>
+              <w:jc w:val="center"/>
+              <w:rPr>
+                <w:b/>
+                <w:bCs/>
+                <w:lang w:val="en-US"/>
+              </w:rPr>
+            </w:pPr>
+            <w:r>
+              <w:rPr>
+                <w:b/>
+                <w:bCs/>
+                <w:lang w:val="en-US"/>
+              </w:rPr>
+              <w:t>HK</w:t>
             </w:r>
           </w:p>
         </w:tc>
       </w:tr>
       <w:tr>
+        <w:trPr>
+          <w:trHeight w:val="1050"/>
+          <w:jc w:val="center"/>
+        </w:trPr>
         <w:tc>
           <w:tcPr>
-            <w:tcW w:w="2689" w:type="dxa"/>
+            <w:tcW w:w="1908" w:type="dxa"/>
+            <w:tcBorders>
+              <w:top w:val="single" w:sz="4" w:space="0" w:color="auto"/>
+              <w:bottom w:val="single" w:sz="4" w:space="0" w:color="auto"/>
+            </w:tcBorders>
+            <w:vAlign w:val="center"/>
           </w:tcPr>
           <w:p>
             <w:pPr>
-              <w:rPr>
+              <w:jc w:val="center"/>
+              <w:rPr>
+                <w:b/>
+                <w:bCs/>
+                <w:sz w:val="23"/>
+                <w:szCs w:val="23"/>
                 <w:lang w:val="en-US"/>
               </w:rPr>
             </w:pPr>
             <w:r>
               <w:rPr>
+                <w:b/>
+                <w:bCs/>
+                <w:sz w:val="23"/>
+                <w:szCs w:val="23"/>
                 <w:lang w:val="en-US"/>
               </w:rPr>
               <w:t>Regulatory Structure</w:t>
@@ -2932,16 +7063,75 @@
         </w:tc>
         <w:tc>
           <w:tcPr>
-            <w:tcW w:w="3118" w:type="dxa"/>
+            <w:tcW w:w="3546" w:type="dxa"/>
+            <w:tcBorders>
+              <w:top w:val="single" w:sz="4" w:space="0" w:color="auto"/>
+              <w:bottom w:val="single" w:sz="4" w:space="0" w:color="auto"/>
+            </w:tcBorders>
+            <w:vAlign w:val="center"/>
           </w:tcPr>
           <w:p>
             <w:pPr>
               <w:rPr>
+                <w:sz w:val="23"/>
+                <w:szCs w:val="23"/>
                 <w:lang w:val="en-US"/>
               </w:rPr>
             </w:pPr>
             <w:r>
               <w:rPr>
+                <w:sz w:val="23"/>
+                <w:szCs w:val="23"/>
+                <w:lang w:val="en-US"/>
+              </w:rPr>
+              <w:t xml:space="preserve">Centralized system dominated by PBOC, CSRC, </w:t>
+            </w:r>
+            <w:r>
+              <w:rPr>
+                <w:rFonts w:hint="eastAsia"/>
+                <w:lang w:val="en-US"/>
+              </w:rPr>
+              <w:t>NFRA</w:t>
+            </w:r>
+            <w:r>
+              <w:rPr>
+                <w:sz w:val="23"/>
+                <w:szCs w:val="23"/>
+                <w:lang w:val="en-US"/>
+              </w:rPr>
+              <w:t xml:space="preserve"> </w:t>
+            </w:r>
+            <w:r>
+              <w:rPr>
+                <w:sz w:val="23"/>
+                <w:szCs w:val="23"/>
+                <w:lang w:val="en-US"/>
+              </w:rPr>
+              <w:t>and SAFE</w:t>
+            </w:r>
+          </w:p>
+        </w:tc>
+        <w:tc>
+          <w:tcPr>
+            <w:tcW w:w="3445" w:type="dxa"/>
+            <w:tcBorders>
+              <w:top w:val="single" w:sz="4" w:space="0" w:color="auto"/>
+              <w:bottom w:val="single" w:sz="4" w:space="0" w:color="auto"/>
+            </w:tcBorders>
+            <w:vAlign w:val="center"/>
+          </w:tcPr>
+          <w:p>
+            <w:pPr>
+              <w:rPr>
+                <w:sz w:val="23"/>
+                <w:szCs w:val="23"/>
+                <w:lang w:val="en-US"/>
+              </w:rPr>
+            </w:pPr>
+            <w:r>
+              <w:rPr>
+                <w:sz w:val="23"/>
+                <w:szCs w:val="23"/>
                 <w:lang w:val="en-US"/>
               </w:rPr>
               <w:t>Decentralized system with multiple agencies: Federal Reserve, SEC, CFTC.</w:t>
@@ -2950,36 +7140,63 @@
         </w:tc>
         <w:tc>
           <w:tcPr>
-            <w:tcW w:w="3209" w:type="dxa"/>
+            <w:tcW w:w="2911" w:type="dxa"/>
+            <w:tcBorders>
+              <w:top w:val="single" w:sz="4" w:space="0" w:color="auto"/>
+              <w:bottom w:val="single" w:sz="4" w:space="0" w:color="auto"/>
+            </w:tcBorders>
+            <w:vAlign w:val="center"/>
           </w:tcPr>
           <w:p>
             <w:pPr>
               <w:rPr>
+                <w:sz w:val="23"/>
+                <w:szCs w:val="23"/>
                 <w:lang w:val="en-US"/>
               </w:rPr>
             </w:pPr>
             <w:r>
               <w:rPr>
+                <w:sz w:val="23"/>
+                <w:szCs w:val="23"/>
                 <w:lang w:val="en-US"/>
               </w:rPr>
-              <w:t>Centralized system dominated by PBOC, CSRC, CBIRC and SAFE</w:t>
+              <w:t>Hybrid system with HKMA and SFC balancing local and international regulations.</w:t>
             </w:r>
           </w:p>
         </w:tc>
       </w:tr>
       <w:tr>
+        <w:trPr>
+          <w:trHeight w:val="1245"/>
+          <w:jc w:val="center"/>
+        </w:trPr>
         <w:tc>
           <w:tcPr>
-            <w:tcW w:w="2689" w:type="dxa"/>
+            <w:tcW w:w="1908" w:type="dxa"/>
+            <w:tcBorders>
+              <w:top w:val="single" w:sz="4" w:space="0" w:color="auto"/>
+              <w:bottom w:val="single" w:sz="4" w:space="0" w:color="auto"/>
+            </w:tcBorders>
+            <w:vAlign w:val="center"/>
           </w:tcPr>
           <w:p>
             <w:pPr>
-              <w:rPr>
+              <w:jc w:val="center"/>
+              <w:rPr>
+                <w:b/>
+                <w:bCs/>
+                <w:sz w:val="23"/>
+                <w:szCs w:val="23"/>
                 <w:lang w:val="en-US"/>
               </w:rPr>
             </w:pPr>
             <w:r>
               <w:rPr>
+                <w:b/>
+                <w:bCs/>
+                <w:sz w:val="23"/>
+                <w:szCs w:val="23"/>
                 <w:lang w:val="en-US"/>
               </w:rPr>
               <w:t>Exchange Rate System</w:t>
@@ -2988,16 +7205,52 @@
         </w:tc>
         <w:tc>
           <w:tcPr>
-            <w:tcW w:w="3118" w:type="dxa"/>
+            <w:tcW w:w="3546" w:type="dxa"/>
+            <w:tcBorders>
+              <w:top w:val="single" w:sz="4" w:space="0" w:color="auto"/>
+              <w:bottom w:val="single" w:sz="4" w:space="0" w:color="auto"/>
+            </w:tcBorders>
+            <w:vAlign w:val="center"/>
           </w:tcPr>
           <w:p>
             <w:pPr>
               <w:rPr>
+                <w:sz w:val="23"/>
+                <w:szCs w:val="23"/>
                 <w:lang w:val="en-US"/>
               </w:rPr>
             </w:pPr>
             <w:r>
               <w:rPr>
+                <w:sz w:val="23"/>
+                <w:szCs w:val="23"/>
+                <w:lang w:val="en-US"/>
+              </w:rPr>
+              <w:t>Managed floating exchange rate with PBOC intervention to maintain stability</w:t>
+            </w:r>
+          </w:p>
+        </w:tc>
+        <w:tc>
+          <w:tcPr>
+            <w:tcW w:w="3445" w:type="dxa"/>
+            <w:tcBorders>
+              <w:top w:val="single" w:sz="4" w:space="0" w:color="auto"/>
+              <w:bottom w:val="single" w:sz="4" w:space="0" w:color="auto"/>
+            </w:tcBorders>
+            <w:vAlign w:val="center"/>
+          </w:tcPr>
+          <w:p>
+            <w:pPr>
+              <w:rPr>
+                <w:sz w:val="23"/>
+                <w:szCs w:val="23"/>
+                <w:lang w:val="en-US"/>
+              </w:rPr>
+            </w:pPr>
+            <w:r>
+              <w:rPr>
+                <w:sz w:val="23"/>
+                <w:szCs w:val="23"/>
                 <w:lang w:val="en-US"/>
               </w:rPr>
               <w:t>Free-floating exchange rate, driven by market forces.</w:t>
@@ -3006,36 +7259,63 @@
         </w:tc>
         <w:tc>
           <w:tcPr>
-            <w:tcW w:w="3209" w:type="dxa"/>
+            <w:tcW w:w="2911" w:type="dxa"/>
+            <w:tcBorders>
+              <w:top w:val="single" w:sz="4" w:space="0" w:color="auto"/>
+              <w:bottom w:val="single" w:sz="4" w:space="0" w:color="auto"/>
+            </w:tcBorders>
+            <w:vAlign w:val="center"/>
           </w:tcPr>
           <w:p>
             <w:pPr>
               <w:rPr>
+                <w:sz w:val="23"/>
+                <w:szCs w:val="23"/>
                 <w:lang w:val="en-US"/>
               </w:rPr>
             </w:pPr>
             <w:r>
               <w:rPr>
+                <w:sz w:val="23"/>
+                <w:szCs w:val="23"/>
                 <w:lang w:val="en-US"/>
               </w:rPr>
-              <w:t>Managed floating exchange rate with PBOC intervention to maintain stability</w:t>
+              <w:t>Pegged exchange rate under the Linked Exchange Rate System, maintaining a fixed rate to the USD.</w:t>
             </w:r>
           </w:p>
         </w:tc>
       </w:tr>
       <w:tr>
+        <w:trPr>
+          <w:trHeight w:val="1050"/>
+          <w:jc w:val="center"/>
+        </w:trPr>
         <w:tc>
           <w:tcPr>
-            <w:tcW w:w="2689" w:type="dxa"/>
+            <w:tcW w:w="1908" w:type="dxa"/>
+            <w:tcBorders>
+              <w:top w:val="single" w:sz="4" w:space="0" w:color="auto"/>
+              <w:bottom w:val="single" w:sz="4" w:space="0" w:color="auto"/>
+            </w:tcBorders>
+            <w:vAlign w:val="center"/>
           </w:tcPr>
           <w:p>
             <w:pPr>
-              <w:rPr>
+              <w:jc w:val="center"/>
+              <w:rPr>
+                <w:b/>
+                <w:bCs/>
+                <w:sz w:val="23"/>
+                <w:szCs w:val="23"/>
                 <w:lang w:val="en-US"/>
               </w:rPr>
             </w:pPr>
             <w:r>
               <w:rPr>
+                <w:b/>
+                <w:bCs/>
+                <w:sz w:val="23"/>
+                <w:szCs w:val="23"/>
                 <w:lang w:val="en-US"/>
               </w:rPr>
               <w:t>Currency Convertibility</w:t>
@@ -3044,54 +7324,117 @@
         </w:tc>
         <w:tc>
           <w:tcPr>
-            <w:tcW w:w="3118" w:type="dxa"/>
+            <w:tcW w:w="3546" w:type="dxa"/>
+            <w:tcBorders>
+              <w:top w:val="single" w:sz="4" w:space="0" w:color="auto"/>
+              <w:bottom w:val="single" w:sz="4" w:space="0" w:color="auto"/>
+            </w:tcBorders>
+            <w:vAlign w:val="center"/>
           </w:tcPr>
           <w:p>
             <w:pPr>
               <w:rPr>
+                <w:sz w:val="23"/>
+                <w:szCs w:val="23"/>
                 <w:lang w:val="en-US"/>
               </w:rPr>
             </w:pPr>
             <w:r>
               <w:rPr>
+                <w:sz w:val="23"/>
+                <w:szCs w:val="23"/>
                 <w:lang w:val="en-US"/>
               </w:rPr>
-              <w:t>USD is fully convertible, with no restrictions on cross-border transfers.</w:t>
+              <w:t>CNY is not fully convertible; capital controls limit foreign exchange transactions and outbound investments.</w:t>
             </w:r>
           </w:p>
         </w:tc>
         <w:tc>
           <w:tcPr>
-            <w:tcW w:w="3209" w:type="dxa"/>
+            <w:tcW w:w="3445" w:type="dxa"/>
+            <w:tcBorders>
+              <w:top w:val="single" w:sz="4" w:space="0" w:color="auto"/>
+              <w:bottom w:val="single" w:sz="4" w:space="0" w:color="auto"/>
+            </w:tcBorders>
+            <w:vAlign w:val="center"/>
           </w:tcPr>
           <w:p>
             <w:pPr>
               <w:rPr>
+                <w:sz w:val="23"/>
+                <w:szCs w:val="23"/>
                 <w:lang w:val="en-US"/>
               </w:rPr>
             </w:pPr>
             <w:r>
               <w:rPr>
+                <w:sz w:val="23"/>
+                <w:szCs w:val="23"/>
                 <w:lang w:val="en-US"/>
               </w:rPr>
-              <w:t>CNY is not fully convertible; capital controls limit foreign exchange transactions and outbound investments.</w:t>
+              <w:t>Fully convertible, with no restrictions on cross-border transfers.</w:t>
+            </w:r>
+          </w:p>
+        </w:tc>
+        <w:tc>
+          <w:tcPr>
+            <w:tcW w:w="2911" w:type="dxa"/>
+            <w:tcBorders>
+              <w:top w:val="single" w:sz="4" w:space="0" w:color="auto"/>
+              <w:bottom w:val="single" w:sz="4" w:space="0" w:color="auto"/>
+            </w:tcBorders>
+            <w:vAlign w:val="center"/>
+          </w:tcPr>
+          <w:p>
+            <w:pPr>
+              <w:rPr>
+                <w:sz w:val="23"/>
+                <w:szCs w:val="23"/>
+                <w:lang w:val="en-US"/>
+              </w:rPr>
+            </w:pPr>
+            <w:r>
+              <w:rPr>
+                <w:sz w:val="23"/>
+                <w:szCs w:val="23"/>
+                <w:lang w:val="en-US"/>
+              </w:rPr>
+              <w:t>Fully convertible, with no restrictions on cross-border capital flows.</w:t>
             </w:r>
           </w:p>
         </w:tc>
       </w:tr>
       <w:tr>
+        <w:trPr>
+          <w:trHeight w:val="1245"/>
+          <w:jc w:val="center"/>
+        </w:trPr>
         <w:tc>
           <w:tcPr>
-            <w:tcW w:w="2689" w:type="dxa"/>
+            <w:tcW w:w="1908" w:type="dxa"/>
+            <w:tcBorders>
+              <w:top w:val="single" w:sz="4" w:space="0" w:color="auto"/>
+              <w:bottom w:val="single" w:sz="4" w:space="0" w:color="auto"/>
+            </w:tcBorders>
+            <w:vAlign w:val="center"/>
           </w:tcPr>
           <w:p>
             <w:pPr>
-              <w:rPr>
+              <w:jc w:val="center"/>
+              <w:rPr>
+                <w:b/>
+                <w:bCs/>
+                <w:sz w:val="23"/>
+                <w:szCs w:val="23"/>
                 <w:lang w:val="en-US"/>
               </w:rPr>
             </w:pPr>
             <w:r>
               <w:rPr>
+                <w:b/>
+                <w:bCs/>
+                <w:sz w:val="23"/>
+                <w:szCs w:val="23"/>
                 <w:lang w:val="en-US"/>
               </w:rPr>
               <w:t>Regulatory Focus</w:t>
@@ -3100,16 +7443,52 @@
         </w:tc>
         <w:tc>
           <w:tcPr>
-            <w:tcW w:w="3118" w:type="dxa"/>
+            <w:tcW w:w="3546" w:type="dxa"/>
+            <w:tcBorders>
+              <w:top w:val="single" w:sz="4" w:space="0" w:color="auto"/>
+              <w:bottom w:val="single" w:sz="4" w:space="0" w:color="auto"/>
+            </w:tcBorders>
+            <w:vAlign w:val="center"/>
           </w:tcPr>
           <w:p>
             <w:pPr>
               <w:rPr>
+                <w:sz w:val="23"/>
+                <w:szCs w:val="23"/>
                 <w:lang w:val="en-US"/>
               </w:rPr>
             </w:pPr>
             <w:r>
               <w:rPr>
+                <w:sz w:val="23"/>
+                <w:szCs w:val="23"/>
+                <w:lang w:val="en-US"/>
+              </w:rPr>
+              <w:t>Prioritizes economic stability, state control, and alignment with national development goals.</w:t>
+            </w:r>
+          </w:p>
+        </w:tc>
+        <w:tc>
+          <w:tcPr>
+            <w:tcW w:w="3445" w:type="dxa"/>
+            <w:tcBorders>
+              <w:top w:val="single" w:sz="4" w:space="0" w:color="auto"/>
+              <w:bottom w:val="single" w:sz="4" w:space="0" w:color="auto"/>
+            </w:tcBorders>
+            <w:vAlign w:val="center"/>
+          </w:tcPr>
+          <w:p>
+            <w:pPr>
+              <w:rPr>
+                <w:sz w:val="23"/>
+                <w:szCs w:val="23"/>
+                <w:lang w:val="en-US"/>
+              </w:rPr>
+            </w:pPr>
+            <w:r>
+              <w:rPr>
+                <w:sz w:val="23"/>
+                <w:szCs w:val="23"/>
                 <w:lang w:val="en-US"/>
               </w:rPr>
               <w:t>Emphasizes market efficiency, innovation, and transparency.</w:t>
@@ -3118,36 +7497,63 @@
         </w:tc>
         <w:tc>
           <w:tcPr>
-            <w:tcW w:w="3209" w:type="dxa"/>
+            <w:tcW w:w="2911" w:type="dxa"/>
+            <w:tcBorders>
+              <w:top w:val="single" w:sz="4" w:space="0" w:color="auto"/>
+              <w:bottom w:val="single" w:sz="4" w:space="0" w:color="auto"/>
+            </w:tcBorders>
+            <w:vAlign w:val="center"/>
           </w:tcPr>
           <w:p>
             <w:pPr>
               <w:rPr>
+                <w:sz w:val="23"/>
+                <w:szCs w:val="23"/>
                 <w:lang w:val="en-US"/>
               </w:rPr>
             </w:pPr>
             <w:r>
               <w:rPr>
+                <w:sz w:val="23"/>
+                <w:szCs w:val="23"/>
                 <w:lang w:val="en-US"/>
               </w:rPr>
-              <w:t>Prioritizes economic stability, state control, and alignment with national development goals.</w:t>
+              <w:t>Focuses on global integration, serving as a bridge between Mainland China and international markets.</w:t>
             </w:r>
           </w:p>
         </w:tc>
       </w:tr>
       <w:tr>
+        <w:trPr>
+          <w:trHeight w:val="1236"/>
+          <w:jc w:val="center"/>
+        </w:trPr>
         <w:tc>
           <w:tcPr>
-            <w:tcW w:w="2689" w:type="dxa"/>
+            <w:tcW w:w="1908" w:type="dxa"/>
+            <w:tcBorders>
+              <w:top w:val="single" w:sz="4" w:space="0" w:color="auto"/>
+              <w:bottom w:val="single" w:sz="4" w:space="0" w:color="auto"/>
+            </w:tcBorders>
+            <w:vAlign w:val="center"/>
           </w:tcPr>
           <w:p>
             <w:pPr>
-              <w:rPr>
+              <w:jc w:val="center"/>
+              <w:rPr>
+                <w:b/>
+                <w:bCs/>
+                <w:sz w:val="23"/>
+                <w:szCs w:val="23"/>
                 <w:lang w:val="en-US"/>
               </w:rPr>
             </w:pPr>
             <w:r>
               <w:rPr>
+                <w:b/>
+                <w:bCs/>
+                <w:sz w:val="23"/>
+                <w:szCs w:val="23"/>
                 <w:lang w:val="en-US"/>
               </w:rPr>
               <w:t>Role of Central Bank</w:t>
@@ -3156,16 +7562,52 @@
         </w:tc>
         <w:tc>
           <w:tcPr>
-            <w:tcW w:w="3118" w:type="dxa"/>
+            <w:tcW w:w="3546" w:type="dxa"/>
+            <w:tcBorders>
+              <w:top w:val="single" w:sz="4" w:space="0" w:color="auto"/>
+              <w:bottom w:val="single" w:sz="4" w:space="0" w:color="auto"/>
+            </w:tcBorders>
+            <w:vAlign w:val="center"/>
           </w:tcPr>
           <w:p>
             <w:pPr>
               <w:rPr>
+                <w:sz w:val="23"/>
+                <w:szCs w:val="23"/>
                 <w:lang w:val="en-US"/>
               </w:rPr>
             </w:pPr>
             <w:r>
               <w:rPr>
+                <w:sz w:val="23"/>
+                <w:szCs w:val="23"/>
+                <w:lang w:val="en-US"/>
+              </w:rPr>
+              <w:t>BOC implements monetary policy, manages the exchange rate, and enforces macroprudential policies.</w:t>
+            </w:r>
+          </w:p>
+        </w:tc>
+        <w:tc>
+          <w:tcPr>
+            <w:tcW w:w="3445" w:type="dxa"/>
+            <w:tcBorders>
+              <w:top w:val="single" w:sz="4" w:space="0" w:color="auto"/>
+              <w:bottom w:val="single" w:sz="4" w:space="0" w:color="auto"/>
+            </w:tcBorders>
+            <w:vAlign w:val="center"/>
+          </w:tcPr>
+          <w:p>
+            <w:pPr>
+              <w:rPr>
+                <w:sz w:val="23"/>
+                <w:szCs w:val="23"/>
+                <w:lang w:val="en-US"/>
+              </w:rPr>
+            </w:pPr>
+            <w:r>
+              <w:rPr>
+                <w:sz w:val="23"/>
+                <w:szCs w:val="23"/>
                 <w:lang w:val="en-US"/>
               </w:rPr>
               <w:t>Federal Reserve sets monetary policy to achieve price stability, employment, and moderate long-term interest rates.</w:t>
@@ -3174,36 +7616,63 @@
         </w:tc>
         <w:tc>
           <w:tcPr>
-            <w:tcW w:w="3209" w:type="dxa"/>
+            <w:tcW w:w="2911" w:type="dxa"/>
+            <w:tcBorders>
+              <w:top w:val="single" w:sz="4" w:space="0" w:color="auto"/>
+              <w:bottom w:val="single" w:sz="4" w:space="0" w:color="auto"/>
+            </w:tcBorders>
+            <w:vAlign w:val="center"/>
           </w:tcPr>
           <w:p>
             <w:pPr>
               <w:rPr>
+                <w:sz w:val="23"/>
+                <w:szCs w:val="23"/>
                 <w:lang w:val="en-US"/>
               </w:rPr>
             </w:pPr>
             <w:r>
               <w:rPr>
+                <w:sz w:val="23"/>
+                <w:szCs w:val="23"/>
                 <w:lang w:val="en-US"/>
               </w:rPr>
-              <w:t>BOC implements monetary policy, manages the exchange rate, and enforces macroprudential policies.</w:t>
+              <w:t>HKMA manages monetary policy, oversees banking, and maintains the USD peg through foreign reserve management.</w:t>
             </w:r>
           </w:p>
         </w:tc>
       </w:tr>
       <w:tr>
+        <w:trPr>
+          <w:trHeight w:val="1060"/>
+          <w:jc w:val="center"/>
+        </w:trPr>
         <w:tc>
           <w:tcPr>
-            <w:tcW w:w="2689" w:type="dxa"/>
+            <w:tcW w:w="1908" w:type="dxa"/>
+            <w:tcBorders>
+              <w:top w:val="single" w:sz="4" w:space="0" w:color="auto"/>
+              <w:bottom w:val="single" w:sz="4" w:space="0" w:color="auto"/>
+            </w:tcBorders>
+            <w:vAlign w:val="center"/>
           </w:tcPr>
           <w:p>
             <w:pPr>
-              <w:rPr>
+              <w:jc w:val="center"/>
+              <w:rPr>
+                <w:b/>
+                <w:bCs/>
+                <w:sz w:val="23"/>
+                <w:szCs w:val="23"/>
                 <w:lang w:val="en-US"/>
               </w:rPr>
             </w:pPr>
             <w:r>
               <w:rPr>
+                <w:b/>
+                <w:bCs/>
+                <w:sz w:val="23"/>
+                <w:szCs w:val="23"/>
                 <w:lang w:val="en-US"/>
               </w:rPr>
               <w:t>Market Transparency</w:t>
@@ -3212,16 +7681,52 @@
         </w:tc>
         <w:tc>
           <w:tcPr>
-            <w:tcW w:w="3118" w:type="dxa"/>
+            <w:tcW w:w="3546" w:type="dxa"/>
+            <w:tcBorders>
+              <w:top w:val="single" w:sz="4" w:space="0" w:color="auto"/>
+              <w:bottom w:val="single" w:sz="4" w:space="0" w:color="auto"/>
+            </w:tcBorders>
+            <w:vAlign w:val="center"/>
           </w:tcPr>
           <w:p>
             <w:pPr>
               <w:rPr>
+                <w:sz w:val="23"/>
+                <w:szCs w:val="23"/>
                 <w:lang w:val="en-US"/>
               </w:rPr>
             </w:pPr>
             <w:r>
               <w:rPr>
+                <w:sz w:val="23"/>
+                <w:szCs w:val="23"/>
+                <w:lang w:val="en-US"/>
+              </w:rPr>
+              <w:t>Improving transparency but still faces challenges. Policy interventions and objectives are not always clearly communicated.</w:t>
+            </w:r>
+          </w:p>
+        </w:tc>
+        <w:tc>
+          <w:tcPr>
+            <w:tcW w:w="3445" w:type="dxa"/>
+            <w:tcBorders>
+              <w:top w:val="single" w:sz="4" w:space="0" w:color="auto"/>
+              <w:bottom w:val="single" w:sz="4" w:space="0" w:color="auto"/>
+            </w:tcBorders>
+            <w:vAlign w:val="center"/>
+          </w:tcPr>
+          <w:p>
+            <w:pPr>
+              <w:rPr>
+                <w:sz w:val="23"/>
+                <w:szCs w:val="23"/>
+                <w:lang w:val="en-US"/>
+              </w:rPr>
+            </w:pPr>
+            <w:r>
+              <w:rPr>
+                <w:sz w:val="23"/>
+                <w:szCs w:val="23"/>
                 <w:lang w:val="en-US"/>
               </w:rPr>
               <w:t>High transparency, strict disclosure requirements enforced by the SEC.</w:t>
@@ -3230,36 +7735,63 @@
         </w:tc>
         <w:tc>
           <w:tcPr>
-            <w:tcW w:w="3209" w:type="dxa"/>
+            <w:tcW w:w="2911" w:type="dxa"/>
+            <w:tcBorders>
+              <w:top w:val="single" w:sz="4" w:space="0" w:color="auto"/>
+              <w:bottom w:val="single" w:sz="4" w:space="0" w:color="auto"/>
+            </w:tcBorders>
+            <w:vAlign w:val="center"/>
           </w:tcPr>
           <w:p>
             <w:pPr>
               <w:rPr>
+                <w:sz w:val="23"/>
+                <w:szCs w:val="23"/>
                 <w:lang w:val="en-US"/>
               </w:rPr>
             </w:pPr>
             <w:r>
               <w:rPr>
+                <w:sz w:val="23"/>
+                <w:szCs w:val="23"/>
                 <w:lang w:val="en-US"/>
               </w:rPr>
-              <w:t>Improving transparency but still faces challenges. Policy interventions and objectives are not always clearly communicated.</w:t>
+              <w:t>High transparency; adheres to international standards to maintain investor confidence.</w:t>
             </w:r>
           </w:p>
         </w:tc>
       </w:tr>
       <w:tr>
+        <w:trPr>
+          <w:trHeight w:val="873"/>
+          <w:jc w:val="center"/>
+        </w:trPr>
         <w:tc>
           <w:tcPr>
-            <w:tcW w:w="2689" w:type="dxa"/>
+            <w:tcW w:w="1908" w:type="dxa"/>
+            <w:tcBorders>
+              <w:top w:val="single" w:sz="4" w:space="0" w:color="auto"/>
+              <w:bottom w:val="single" w:sz="4" w:space="0" w:color="auto"/>
+            </w:tcBorders>
+            <w:vAlign w:val="center"/>
           </w:tcPr>
           <w:p>
             <w:pPr>
-              <w:rPr>
+              <w:jc w:val="center"/>
+              <w:rPr>
+                <w:b/>
+                <w:bCs/>
+                <w:sz w:val="23"/>
+                <w:szCs w:val="23"/>
                 <w:lang w:val="en-US"/>
               </w:rPr>
             </w:pPr>
             <w:r>
               <w:rPr>
+                <w:b/>
+                <w:bCs/>
+                <w:sz w:val="23"/>
+                <w:szCs w:val="23"/>
                 <w:lang w:val="en-US"/>
               </w:rPr>
               <w:t>Investor Protection</w:t>
@@ -3268,16 +7800,52 @@
         </w:tc>
         <w:tc>
           <w:tcPr>
-            <w:tcW w:w="3118" w:type="dxa"/>
+            <w:tcW w:w="3546" w:type="dxa"/>
+            <w:tcBorders>
+              <w:top w:val="single" w:sz="4" w:space="0" w:color="auto"/>
+              <w:bottom w:val="single" w:sz="4" w:space="0" w:color="auto"/>
+            </w:tcBorders>
+            <w:vAlign w:val="center"/>
           </w:tcPr>
           <w:p>
             <w:pPr>
               <w:rPr>
+                <w:sz w:val="23"/>
+                <w:szCs w:val="23"/>
                 <w:lang w:val="en-US"/>
               </w:rPr>
             </w:pPr>
             <w:r>
               <w:rPr>
+                <w:sz w:val="23"/>
+                <w:szCs w:val="23"/>
+                <w:lang w:val="en-US"/>
+              </w:rPr>
+              <w:t>Developing framework; investor protection remains an area for improvement.</w:t>
+            </w:r>
+          </w:p>
+        </w:tc>
+        <w:tc>
+          <w:tcPr>
+            <w:tcW w:w="3445" w:type="dxa"/>
+            <w:tcBorders>
+              <w:top w:val="single" w:sz="4" w:space="0" w:color="auto"/>
+              <w:bottom w:val="single" w:sz="4" w:space="0" w:color="auto"/>
+            </w:tcBorders>
+            <w:vAlign w:val="center"/>
+          </w:tcPr>
+          <w:p>
+            <w:pPr>
+              <w:rPr>
+                <w:sz w:val="23"/>
+                <w:szCs w:val="23"/>
+                <w:lang w:val="en-US"/>
+              </w:rPr>
+            </w:pPr>
+            <w:r>
+              <w:rPr>
+                <w:sz w:val="23"/>
+                <w:szCs w:val="23"/>
                 <w:lang w:val="en-US"/>
               </w:rPr>
               <w:t>Strong legal framework, investor protection agencies like SIPC.</w:t>
@@ -3286,36 +7854,63 @@
         </w:tc>
         <w:tc>
           <w:tcPr>
-            <w:tcW w:w="3209" w:type="dxa"/>
+            <w:tcW w:w="2911" w:type="dxa"/>
+            <w:tcBorders>
+              <w:top w:val="single" w:sz="4" w:space="0" w:color="auto"/>
+              <w:bottom w:val="single" w:sz="4" w:space="0" w:color="auto"/>
+            </w:tcBorders>
+            <w:vAlign w:val="center"/>
           </w:tcPr>
           <w:p>
             <w:pPr>
               <w:rPr>
+                <w:sz w:val="23"/>
+                <w:szCs w:val="23"/>
                 <w:lang w:val="en-US"/>
               </w:rPr>
             </w:pPr>
             <w:r>
               <w:rPr>
+                <w:sz w:val="23"/>
+                <w:szCs w:val="23"/>
                 <w:lang w:val="en-US"/>
               </w:rPr>
-              <w:t>Developing framework; investor protection remains an area for improvement.</w:t>
+              <w:t>Strong legal framework ensures protection for both local and foreign investors.</w:t>
             </w:r>
           </w:p>
         </w:tc>
       </w:tr>
       <w:tr>
+        <w:trPr>
+          <w:trHeight w:val="882"/>
+          <w:jc w:val="center"/>
+        </w:trPr>
         <w:tc>
           <w:tcPr>
-            <w:tcW w:w="2689" w:type="dxa"/>
+            <w:tcW w:w="1908" w:type="dxa"/>
+            <w:tcBorders>
+              <w:top w:val="single" w:sz="4" w:space="0" w:color="auto"/>
+              <w:bottom w:val="single" w:sz="4" w:space="0" w:color="auto"/>
+            </w:tcBorders>
+            <w:vAlign w:val="center"/>
           </w:tcPr>
           <w:p>
             <w:pPr>
-              <w:rPr>
+              <w:jc w:val="center"/>
+              <w:rPr>
+                <w:b/>
+                <w:bCs/>
+                <w:sz w:val="23"/>
+                <w:szCs w:val="23"/>
                 <w:lang w:val="en-US"/>
               </w:rPr>
             </w:pPr>
             <w:r>
               <w:rPr>
+                <w:b/>
+                <w:bCs/>
+                <w:sz w:val="23"/>
+                <w:szCs w:val="23"/>
                 <w:lang w:val="en-US"/>
               </w:rPr>
               <w:t>Policy flexibility</w:t>
@@ -3324,16 +7919,52 @@
         </w:tc>
         <w:tc>
           <w:tcPr>
-            <w:tcW w:w="3118" w:type="dxa"/>
+            <w:tcW w:w="3546" w:type="dxa"/>
+            <w:tcBorders>
+              <w:top w:val="single" w:sz="4" w:space="0" w:color="auto"/>
+              <w:bottom w:val="single" w:sz="4" w:space="0" w:color="auto"/>
+            </w:tcBorders>
+            <w:vAlign w:val="center"/>
           </w:tcPr>
           <w:p>
             <w:pPr>
               <w:rPr>
+                <w:sz w:val="23"/>
+                <w:szCs w:val="23"/>
                 <w:lang w:val="en-US"/>
               </w:rPr>
             </w:pPr>
             <w:r>
               <w:rPr>
+                <w:sz w:val="23"/>
+                <w:szCs w:val="23"/>
+                <w:lang w:val="en-US"/>
+              </w:rPr>
+              <w:t>Policies are closely tied to government directives and national priorities.</w:t>
+            </w:r>
+          </w:p>
+        </w:tc>
+        <w:tc>
+          <w:tcPr>
+            <w:tcW w:w="3445" w:type="dxa"/>
+            <w:tcBorders>
+              <w:top w:val="single" w:sz="4" w:space="0" w:color="auto"/>
+              <w:bottom w:val="single" w:sz="4" w:space="0" w:color="auto"/>
+            </w:tcBorders>
+            <w:vAlign w:val="center"/>
+          </w:tcPr>
+          <w:p>
+            <w:pPr>
+              <w:rPr>
+                <w:sz w:val="23"/>
+                <w:szCs w:val="23"/>
+                <w:lang w:val="en-US"/>
+              </w:rPr>
+            </w:pPr>
+            <w:r>
+              <w:rPr>
+                <w:sz w:val="23"/>
+                <w:szCs w:val="23"/>
                 <w:lang w:val="en-US"/>
               </w:rPr>
               <w:t>Flexible policies tailored by independent agencies.</w:t>
@@ -3342,36 +7973,63 @@
         </w:tc>
         <w:tc>
           <w:tcPr>
-            <w:tcW w:w="3209" w:type="dxa"/>
+            <w:tcW w:w="2911" w:type="dxa"/>
+            <w:tcBorders>
+              <w:top w:val="single" w:sz="4" w:space="0" w:color="auto"/>
+              <w:bottom w:val="single" w:sz="4" w:space="0" w:color="auto"/>
+            </w:tcBorders>
+            <w:vAlign w:val="center"/>
           </w:tcPr>
           <w:p>
             <w:pPr>
               <w:rPr>
+                <w:sz w:val="23"/>
+                <w:szCs w:val="23"/>
                 <w:lang w:val="en-US"/>
               </w:rPr>
             </w:pPr>
             <w:r>
               <w:rPr>
+                <w:sz w:val="23"/>
+                <w:szCs w:val="23"/>
                 <w:lang w:val="en-US"/>
               </w:rPr>
-              <w:t>Policies are closely tied to government directives and national priorities.</w:t>
+              <w:t>Limited flexibility due to the currency peg but otherwise adaptive to market needs.</w:t>
             </w:r>
           </w:p>
         </w:tc>
       </w:tr>
       <w:tr>
+        <w:trPr>
+          <w:trHeight w:val="1236"/>
+          <w:jc w:val="center"/>
+        </w:trPr>
         <w:tc>
           <w:tcPr>
-            <w:tcW w:w="2689" w:type="dxa"/>
+            <w:tcW w:w="1908" w:type="dxa"/>
+            <w:tcBorders>
+              <w:top w:val="single" w:sz="4" w:space="0" w:color="auto"/>
+              <w:bottom w:val="single" w:sz="4" w:space="0" w:color="auto"/>
+            </w:tcBorders>
+            <w:vAlign w:val="center"/>
           </w:tcPr>
           <w:p>
             <w:pPr>
-              <w:rPr>
+              <w:jc w:val="center"/>
+              <w:rPr>
+                <w:b/>
+                <w:bCs/>
+                <w:sz w:val="23"/>
+                <w:szCs w:val="23"/>
                 <w:lang w:val="en-US"/>
               </w:rPr>
             </w:pPr>
             <w:r>
               <w:rPr>
+                <w:b/>
+                <w:bCs/>
+                <w:sz w:val="23"/>
+                <w:szCs w:val="23"/>
                 <w:lang w:val="en-US"/>
               </w:rPr>
               <w:t>Crisis Resilience</w:t>
@@ -3380,16 +8038,52 @@
         </w:tc>
         <w:tc>
           <w:tcPr>
-            <w:tcW w:w="3118" w:type="dxa"/>
+            <w:tcW w:w="3546" w:type="dxa"/>
+            <w:tcBorders>
+              <w:top w:val="single" w:sz="4" w:space="0" w:color="auto"/>
+              <w:bottom w:val="single" w:sz="4" w:space="0" w:color="auto"/>
+            </w:tcBorders>
+            <w:vAlign w:val="center"/>
           </w:tcPr>
           <w:p>
             <w:pPr>
               <w:rPr>
+                <w:sz w:val="23"/>
+                <w:szCs w:val="23"/>
                 <w:lang w:val="en-US"/>
               </w:rPr>
             </w:pPr>
             <w:r>
               <w:rPr>
+                <w:sz w:val="23"/>
+                <w:szCs w:val="23"/>
+                <w:lang w:val="en-US"/>
+              </w:rPr>
+              <w:t>Strong central control and capital controls provide stability during global crises.</w:t>
+            </w:r>
+          </w:p>
+        </w:tc>
+        <w:tc>
+          <w:tcPr>
+            <w:tcW w:w="3445" w:type="dxa"/>
+            <w:tcBorders>
+              <w:top w:val="single" w:sz="4" w:space="0" w:color="auto"/>
+              <w:bottom w:val="single" w:sz="4" w:space="0" w:color="auto"/>
+            </w:tcBorders>
+            <w:vAlign w:val="center"/>
+          </w:tcPr>
+          <w:p>
+            <w:pPr>
+              <w:rPr>
+                <w:sz w:val="23"/>
+                <w:szCs w:val="23"/>
+                <w:lang w:val="en-US"/>
+              </w:rPr>
+            </w:pPr>
+            <w:r>
+              <w:rPr>
+                <w:sz w:val="23"/>
+                <w:szCs w:val="23"/>
                 <w:lang w:val="en-US"/>
               </w:rPr>
               <w:t>Vulnerable to systemic risks (e.g., 2008 crisis), reforms strengthen stability.</w:t>
@@ -3398,36 +8092,63 @@
         </w:tc>
         <w:tc>
           <w:tcPr>
-            <w:tcW w:w="3209" w:type="dxa"/>
+            <w:tcW w:w="2911" w:type="dxa"/>
+            <w:tcBorders>
+              <w:top w:val="single" w:sz="4" w:space="0" w:color="auto"/>
+              <w:bottom w:val="single" w:sz="4" w:space="0" w:color="auto"/>
+            </w:tcBorders>
+            <w:vAlign w:val="center"/>
           </w:tcPr>
           <w:p>
             <w:pPr>
               <w:rPr>
+                <w:sz w:val="23"/>
+                <w:szCs w:val="23"/>
                 <w:lang w:val="en-US"/>
               </w:rPr>
             </w:pPr>
             <w:r>
               <w:rPr>
+                <w:sz w:val="23"/>
+                <w:szCs w:val="23"/>
                 <w:lang w:val="en-US"/>
               </w:rPr>
-              <w:t>Strong central control and capital controls provide stability during global crises.</w:t>
+              <w:t>Proven resilience during crises like the Asian Financial Crisis and 2008 GFC, supported by USD peg.</w:t>
             </w:r>
           </w:p>
         </w:tc>
       </w:tr>
       <w:tr>
+        <w:trPr>
+          <w:trHeight w:val="1060"/>
+          <w:jc w:val="center"/>
+        </w:trPr>
         <w:tc>
           <w:tcPr>
-            <w:tcW w:w="2689" w:type="dxa"/>
+            <w:tcW w:w="1908" w:type="dxa"/>
+            <w:tcBorders>
+              <w:top w:val="single" w:sz="4" w:space="0" w:color="auto"/>
+              <w:bottom w:val="single" w:sz="4" w:space="0" w:color="auto"/>
+            </w:tcBorders>
+            <w:vAlign w:val="center"/>
           </w:tcPr>
           <w:p>
             <w:pPr>
-              <w:rPr>
+              <w:jc w:val="center"/>
+              <w:rPr>
+                <w:b/>
+                <w:bCs/>
+                <w:sz w:val="23"/>
+                <w:szCs w:val="23"/>
                 <w:lang w:val="en-US"/>
               </w:rPr>
             </w:pPr>
             <w:r>
               <w:rPr>
+                <w:b/>
+                <w:bCs/>
+                <w:sz w:val="23"/>
+                <w:szCs w:val="23"/>
                 <w:lang w:val="en-US"/>
               </w:rPr>
               <w:t>Strengths</w:t>
@@ -3436,16 +8157,52 @@
         </w:tc>
         <w:tc>
           <w:tcPr>
-            <w:tcW w:w="3118" w:type="dxa"/>
+            <w:tcW w:w="3546" w:type="dxa"/>
+            <w:tcBorders>
+              <w:top w:val="single" w:sz="4" w:space="0" w:color="auto"/>
+              <w:bottom w:val="single" w:sz="4" w:space="0" w:color="auto"/>
+            </w:tcBorders>
+            <w:vAlign w:val="center"/>
           </w:tcPr>
           <w:p>
             <w:pPr>
               <w:rPr>
+                <w:sz w:val="23"/>
+                <w:szCs w:val="23"/>
                 <w:lang w:val="en-US"/>
               </w:rPr>
             </w:pPr>
             <w:r>
               <w:rPr>
+                <w:sz w:val="23"/>
+                <w:szCs w:val="23"/>
+                <w:lang w:val="en-US"/>
+              </w:rPr>
+              <w:t>Rapid policy implementation, alignment with national goals, and stability.</w:t>
+            </w:r>
+          </w:p>
+        </w:tc>
+        <w:tc>
+          <w:tcPr>
+            <w:tcW w:w="3445" w:type="dxa"/>
+            <w:tcBorders>
+              <w:top w:val="single" w:sz="4" w:space="0" w:color="auto"/>
+              <w:bottom w:val="single" w:sz="4" w:space="0" w:color="auto"/>
+            </w:tcBorders>
+            <w:vAlign w:val="center"/>
+          </w:tcPr>
+          <w:p>
+            <w:pPr>
+              <w:rPr>
+                <w:sz w:val="23"/>
+                <w:szCs w:val="23"/>
+                <w:lang w:val="en-US"/>
+              </w:rPr>
+            </w:pPr>
+            <w:r>
+              <w:rPr>
+                <w:sz w:val="23"/>
+                <w:szCs w:val="23"/>
                 <w:lang w:val="en-US"/>
               </w:rPr>
               <w:t>Innovation, global financial leadership, and investor confidence.</w:t>
@@ -3454,36 +8211,63 @@
         </w:tc>
         <w:tc>
           <w:tcPr>
-            <w:tcW w:w="3209" w:type="dxa"/>
+            <w:tcW w:w="2911" w:type="dxa"/>
+            <w:tcBorders>
+              <w:top w:val="single" w:sz="4" w:space="0" w:color="auto"/>
+              <w:bottom w:val="single" w:sz="4" w:space="0" w:color="auto"/>
+            </w:tcBorders>
+            <w:vAlign w:val="center"/>
           </w:tcPr>
           <w:p>
             <w:pPr>
               <w:rPr>
+                <w:sz w:val="23"/>
+                <w:szCs w:val="23"/>
                 <w:lang w:val="en-US"/>
               </w:rPr>
             </w:pPr>
             <w:r>
               <w:rPr>
+                <w:sz w:val="23"/>
+                <w:szCs w:val="23"/>
                 <w:lang w:val="en-US"/>
               </w:rPr>
-              <w:t>Rapid policy implementation, alignment with national goals, and stability.</w:t>
+              <w:t>Serves as an offshore RMB hub, ensuring global connectivity and robust financial systems.</w:t>
             </w:r>
           </w:p>
         </w:tc>
       </w:tr>
       <w:tr>
+        <w:trPr>
+          <w:trHeight w:val="1227"/>
+          <w:jc w:val="center"/>
+        </w:trPr>
         <w:tc>
           <w:tcPr>
-            <w:tcW w:w="2689" w:type="dxa"/>
+            <w:tcW w:w="1908" w:type="dxa"/>
+            <w:tcBorders>
+              <w:top w:val="single" w:sz="4" w:space="0" w:color="auto"/>
+              <w:bottom w:val="single" w:sz="4" w:space="0" w:color="auto"/>
+            </w:tcBorders>
+            <w:vAlign w:val="center"/>
           </w:tcPr>
           <w:p>
             <w:pPr>
-              <w:rPr>
+              <w:jc w:val="center"/>
+              <w:rPr>
+                <w:b/>
+                <w:bCs/>
+                <w:sz w:val="23"/>
+                <w:szCs w:val="23"/>
                 <w:lang w:val="en-US"/>
               </w:rPr>
             </w:pPr>
             <w:r>
               <w:rPr>
+                <w:b/>
+                <w:bCs/>
+                <w:sz w:val="23"/>
+                <w:szCs w:val="23"/>
                 <w:lang w:val="en-US"/>
               </w:rPr>
               <w:t>Weaknesses</w:t>
@@ -3492,57 +8276,82 @@
         </w:tc>
         <w:tc>
           <w:tcPr>
-            <w:tcW w:w="3118" w:type="dxa"/>
+            <w:tcW w:w="3546" w:type="dxa"/>
+            <w:tcBorders>
+              <w:top w:val="single" w:sz="4" w:space="0" w:color="auto"/>
+              <w:bottom w:val="single" w:sz="4" w:space="0" w:color="auto"/>
+            </w:tcBorders>
+            <w:vAlign w:val="center"/>
           </w:tcPr>
           <w:p>
             <w:pPr>
               <w:rPr>
+                <w:sz w:val="23"/>
+                <w:szCs w:val="23"/>
                 <w:lang w:val="en-US"/>
               </w:rPr>
             </w:pPr>
             <w:r>
               <w:rPr>
+                <w:sz w:val="23"/>
+                <w:szCs w:val="23"/>
                 <w:lang w:val="en-US"/>
               </w:rPr>
-              <w:t>Regulatory fragmentation and systemic risks from high market exposure.</w:t>
-            </w:r>
-          </w:p>
-          <w:p>
-            <w:pPr>
-              <w:pStyle w:val="ListParagraph"/>
-              <w:numPr>
-                <w:ilvl w:val="0"/>
-                <w:numId w:val="1"/>
-              </w:numPr>
-              <w:spacing w:after="0" w:line="240" w:lineRule="auto"/>
-              <w:ind w:left="0"/>
-              <w:rPr>
-                <w:lang w:val="en-US"/>
-              </w:rPr>
-            </w:pPr>
-            <w:r>
-              <w:rPr>
-                <w:lang w:val="en-US"/>
-              </w:rPr>
-              <w:t>Fragmentation in regulation leads to inefficiencies and overlapping jurisdictions.</w:t>
+              <w:t>Heavy state control limits market-driven growth and international integration.</w:t>
             </w:r>
           </w:p>
         </w:tc>
         <w:tc>
           <w:tcPr>
-            <w:tcW w:w="3209" w:type="dxa"/>
+            <w:tcW w:w="3445" w:type="dxa"/>
+            <w:tcBorders>
+              <w:top w:val="single" w:sz="4" w:space="0" w:color="auto"/>
+              <w:bottom w:val="single" w:sz="4" w:space="0" w:color="auto"/>
+            </w:tcBorders>
+            <w:vAlign w:val="center"/>
           </w:tcPr>
           <w:p>
             <w:pPr>
               <w:rPr>
+                <w:sz w:val="23"/>
+                <w:szCs w:val="23"/>
                 <w:lang w:val="en-US"/>
               </w:rPr>
             </w:pPr>
             <w:r>
               <w:rPr>
+                <w:sz w:val="23"/>
+                <w:szCs w:val="23"/>
                 <w:lang w:val="en-US"/>
               </w:rPr>
-              <w:t>Heavy state control limits market-driven growth and international integration.</w:t>
+              <w:t>Regulatory fragmentation and systemic risks from high market exposure. Fragmentation in regulation leads to inefficiencies and overlapping jurisdictions.</w:t>
+            </w:r>
+          </w:p>
+        </w:tc>
+        <w:tc>
+          <w:tcPr>
+            <w:tcW w:w="2911" w:type="dxa"/>
+            <w:tcBorders>
+              <w:top w:val="single" w:sz="4" w:space="0" w:color="auto"/>
+              <w:bottom w:val="single" w:sz="4" w:space="0" w:color="auto"/>
+            </w:tcBorders>
+            <w:vAlign w:val="center"/>
+          </w:tcPr>
+          <w:p>
+            <w:pPr>
+              <w:rPr>
+                <w:sz w:val="23"/>
+                <w:szCs w:val="23"/>
+                <w:lang w:val="en-US"/>
+              </w:rPr>
+            </w:pPr>
+            <w:r>
+              <w:rPr>
+                <w:sz w:val="23"/>
+                <w:szCs w:val="23"/>
+                <w:lang w:val="en-US"/>
+              </w:rPr>
+              <w:t>Dependence on global economic trends and limited monetary policy autonomy due to the USD peg.</w:t>
             </w:r>
           </w:p>
         </w:tc>
@@ -3554,17 +8363,20 @@
         <w:spacing w:before="0" w:beforeAutospacing="0" w:after="0" w:afterAutospacing="0" w:line="480" w:lineRule="auto"/>
         <w:textAlignment w:val="baseline"/>
         <w:rPr>
-          <w:lang w:val="en-US"/>
+          <w:sz w:val="20"/>
+          <w:szCs w:val="20"/>
         </w:rPr>
       </w:pPr>
     </w:p>
     <w:sectPr>
-      <w:headerReference w:type="default" r:id="rId13"/>
-      <w:footerReference w:type="default" r:id="rId14"/>
+      <w:headerReference w:type="default" r:id="rId21"/>
+      <w:footerReference w:type="default" r:id="rId22"/>
+      <w:type w:val="continuous"/>
       <w:pgSz w:w="11900" w:h="16840"/>
       <w:pgMar w:top="1440" w:right="1440" w:bottom="1440" w:left="1440" w:header="708" w:footer="708" w:gutter="0"/>
-      <w:pgNumType w:start="1"/>
+      <w:pgNumType w:start="0"/>
       <w:cols w:space="708"/>
+      <w:titlePg/>
       <w:docGrid w:linePitch="360"/>
     </w:sectPr>
   </w:body>
@@ -3603,6 +8415,11 @@
         <w:docPartUnique/>
       </w:docPartObj>
     </w:sdtPr>
+    <w:sdtEndPr>
+      <w:rPr>
+        <w:rStyle w:val="PageNumber"/>
+      </w:rPr>
+    </w:sdtEndPr>
     <w:sdtContent>
       <w:p>
         <w:pPr>
@@ -3644,6 +8461,11 @@
         <w:docPartUnique/>
       </w:docPartObj>
     </w:sdtPr>
+    <w:sdtEndPr>
+      <w:rPr>
+        <w:rStyle w:val="PageNumber"/>
+      </w:rPr>
+    </w:sdtEndPr>
     <w:sdtContent>
       <w:p>
         <w:pPr>
@@ -3690,7 +8512,7 @@
       <w:rPr>
         <w:rStyle w:val="PageNumber"/>
       </w:rPr>
-      <w:id w:val="126906767"/>
+      <w:id w:val="908809512"/>
       <w:docPartObj>
         <w:docPartGallery w:val="Page Numbers (Bottom of Page)"/>
         <w:docPartUnique/>
@@ -3699,60 +8521,57 @@
     <w:sdtEndPr>
       <w:rPr>
         <w:rStyle w:val="PageNumber"/>
-        <w:sz w:val="21"/>
-        <w:szCs w:val="21"/>
+        <w:sz w:val="20"/>
+        <w:szCs w:val="20"/>
       </w:rPr>
     </w:sdtEndPr>
     <w:sdtContent>
       <w:p>
         <w:pPr>
           <w:pStyle w:val="Footer"/>
-          <w:pBdr>
-            <w:top w:val="single" w:sz="4" w:space="1" w:color="auto"/>
-          </w:pBdr>
           <w:jc w:val="center"/>
           <w:rPr>
-            <w:sz w:val="21"/>
-            <w:szCs w:val="21"/>
+            <w:sz w:val="20"/>
+            <w:szCs w:val="20"/>
           </w:rPr>
         </w:pPr>
         <w:r>
           <w:rPr>
             <w:rStyle w:val="PageNumber"/>
-            <w:sz w:val="21"/>
-            <w:szCs w:val="21"/>
+            <w:sz w:val="20"/>
+            <w:szCs w:val="20"/>
           </w:rPr>
           <w:fldChar w:fldCharType="begin"/>
         </w:r>
         <w:r>
           <w:rPr>
             <w:rStyle w:val="PageNumber"/>
-            <w:sz w:val="21"/>
-            <w:szCs w:val="21"/>
+            <w:sz w:val="20"/>
+            <w:szCs w:val="20"/>
           </w:rPr>
           <w:instrText xml:space="preserve"> PAGE </w:instrText>
         </w:r>
         <w:r>
           <w:rPr>
             <w:rStyle w:val="PageNumber"/>
-            <w:sz w:val="21"/>
-            <w:szCs w:val="21"/>
+            <w:sz w:val="20"/>
+            <w:szCs w:val="20"/>
           </w:rPr>
           <w:fldChar w:fldCharType="separate"/>
         </w:r>
         <w:r>
           <w:rPr>
             <w:rStyle w:val="PageNumber"/>
-            <w:sz w:val="21"/>
-            <w:szCs w:val="21"/>
+            <w:sz w:val="20"/>
+            <w:szCs w:val="20"/>
           </w:rPr>
           <w:t>1</w:t>
         </w:r>
         <w:r>
           <w:rPr>
             <w:rStyle w:val="PageNumber"/>
-            <w:sz w:val="21"/>
-            <w:szCs w:val="21"/>
+            <w:sz w:val="20"/>
+            <w:szCs w:val="20"/>
           </w:rPr>
           <w:fldChar w:fldCharType="end"/>
         </w:r>
@@ -3797,6 +8616,28 @@
       </w:r>
       <w:r>
         <w:t>https://www.safe.gov.cn/safe/zgwhscjygk/index.html</w:t>
+      </w:r>
+    </w:p>
+  </w:footnote>
+  <w:footnote w:id="2">
+    <w:p>
+      <w:pPr>
+        <w:pStyle w:val="FootnoteText"/>
+        <w:rPr>
+          <w:lang w:val="en-US"/>
+        </w:rPr>
+      </w:pPr>
+      <w:r>
+        <w:rPr>
+          <w:rStyle w:val="FootnoteReference"/>
+        </w:rPr>
+        <w:footnoteRef/>
+      </w:r>
+      <w:r>
+        <w:t xml:space="preserve"> </w:t>
+      </w:r>
+      <w:r>
+        <w:t>https://www.chinamoney.com.cn/chinese</w:t>
       </w:r>
     </w:p>
   </w:footnote>
@@ -3928,6 +8769,232 @@
 <file path=word/numbering.xml><?xml version="1.0" encoding="utf-8"?>
 <w:numbering xmlns:wpc="http://schemas.microsoft.com/office/word/2010/wordprocessingCanvas" xmlns:cx="http://schemas.microsoft.com/office/drawing/2014/chartex" xmlns:cx1="http://schemas.microsoft.com/office/drawing/2015/9/8/chartex" xmlns:cx2="http://schemas.microsoft.com/office/drawing/2015/10/21/chartex" xmlns:cx3="http://schemas.microsoft.com/office/drawing/2016/5/9/chartex" xmlns:cx4="http://schemas.microsoft.com/office/drawing/2016/5/10/chartex" xmlns:cx5="http://schemas.microsoft.com/office/drawing/2016/5/11/chartex" xmlns:cx6="http://schemas.microsoft.com/office/drawing/2016/5/12/chartex" xmlns:cx7="http://schemas.microsoft.com/office/drawing/2016/5/13/chartex" xmlns:cx8="http://schemas.microsoft.com/office/drawing/2016/5/14/chartex" xmlns:mc="http://schemas.openxmlformats.org/markup-compatibility/2006" xmlns:aink="http://schemas.microsoft.com/office/drawing/2016/ink" xmlns:am3d="http://schemas.microsoft.com/office/drawing/2017/model3d" xmlns:o="urn:schemas-microsoft-com:office:office" xmlns:r="http://schemas.openxmlformats.org/officeDocument/2006/relationships" xmlns:m="http://schemas.openxmlformats.org/officeDocument/2006/math" xmlns:v="urn:schemas-microsoft-com:vml" xmlns:wp14="http://schemas.microsoft.com/office/word/2010/wordprocessingDrawing" xmlns:wp="http://schemas.openxmlformats.org/drawingml/2006/wordprocessingDrawing" xmlns:w10="urn:schemas-microsoft-com:office:word" xmlns:w="http://schemas.openxmlformats.org/wordprocessingml/2006/main" xmlns:w14="http://schemas.microsoft.com/office/word/2010/wordml" xmlns:w15="http://schemas.microsoft.com/office/word/2012/wordml" xmlns:w16cex="http://schemas.microsoft.com/office/word/2018/wordml/cex" xmlns:w16cid="http://schemas.microsoft.com/office/word/2016/wordml/cid" xmlns:w16="http://schemas.microsoft.com/office/word/2018/wordml" xmlns:w16sdtdh="http://schemas.microsoft.com/office/word/2020/wordml/sdtdatahash" xmlns:w16se="http://schemas.microsoft.com/office/word/2015/wordml/symex" xmlns:wpg="http://schemas.microsoft.com/office/word/2010/wordprocessingGroup" xmlns:wpi="http://schemas.microsoft.com/office/word/2010/wordprocessingInk" xmlns:wne="http://schemas.microsoft.com/office/word/2006/wordml" xmlns:wps="http://schemas.microsoft.com/office/word/2010/wordprocessingShape" mc:Ignorable="w14 w15 w16se w16cid w16 w16cex w16sdtdh wp14">
   <w:abstractNum w:abstractNumId="0" w15:restartNumberingAfterBreak="0">
+    <w:nsid w:val="01886A6A"/>
+    <w:multiLevelType w:val="hybridMultilevel"/>
+    <w:tmpl w:val="8B5E07A4"/>
+    <w:lvl w:ilvl="0" w:tplc="5B4AB7CC">
+      <w:start w:val="1"/>
+      <w:numFmt w:val="bullet"/>
+      <w:lvlText w:val=""/>
+      <w:lvlJc w:val="left"/>
+      <w:pPr>
+        <w:ind w:left="720" w:hanging="360"/>
+      </w:pPr>
+      <w:rPr>
+        <w:rFonts w:ascii="Wingdings" w:hAnsi="Wingdings" w:hint="default"/>
+      </w:rPr>
+    </w:lvl>
+    <w:lvl w:ilvl="1" w:tplc="04090003" w:tentative="1">
+      <w:start w:val="1"/>
+      <w:numFmt w:val="bullet"/>
+      <w:lvlText w:val="o"/>
+      <w:lvlJc w:val="left"/>
+      <w:pPr>
+        <w:ind w:left="1440" w:hanging="360"/>
+      </w:pPr>
+      <w:rPr>
+        <w:rFonts w:ascii="Courier New" w:hAnsi="Courier New" w:cs="Courier New" w:hint="default"/>
+      </w:rPr>
+    </w:lvl>
+    <w:lvl w:ilvl="2" w:tplc="04090005" w:tentative="1">
+      <w:start w:val="1"/>
+      <w:numFmt w:val="bullet"/>
+      <w:lvlText w:val=""/>
+      <w:lvlJc w:val="left"/>
+      <w:pPr>
+        <w:ind w:left="2160" w:hanging="360"/>
+      </w:pPr>
+      <w:rPr>
+        <w:rFonts w:ascii="Wingdings" w:hAnsi="Wingdings" w:hint="default"/>
+      </w:rPr>
+    </w:lvl>
+    <w:lvl w:ilvl="3" w:tplc="04090001" w:tentative="1">
+      <w:start w:val="1"/>
+      <w:numFmt w:val="bullet"/>
+      <w:lvlText w:val=""/>
+      <w:lvlJc w:val="left"/>
+      <w:pPr>
+        <w:ind w:left="2880" w:hanging="360"/>
+      </w:pPr>
+      <w:rPr>
+        <w:rFonts w:ascii="Symbol" w:hAnsi="Symbol" w:hint="default"/>
+      </w:rPr>
+    </w:lvl>
+    <w:lvl w:ilvl="4" w:tplc="04090003" w:tentative="1">
+      <w:start w:val="1"/>
+      <w:numFmt w:val="bullet"/>
+      <w:lvlText w:val="o"/>
+      <w:lvlJc w:val="left"/>
+      <w:pPr>
+        <w:ind w:left="3600" w:hanging="360"/>
+      </w:pPr>
+      <w:rPr>
+        <w:rFonts w:ascii="Courier New" w:hAnsi="Courier New" w:cs="Courier New" w:hint="default"/>
+      </w:rPr>
+    </w:lvl>
+    <w:lvl w:ilvl="5" w:tplc="04090005" w:tentative="1">
+      <w:start w:val="1"/>
+      <w:numFmt w:val="bullet"/>
+      <w:lvlText w:val=""/>
+      <w:lvlJc w:val="left"/>
+      <w:pPr>
+        <w:ind w:left="4320" w:hanging="360"/>
+      </w:pPr>
+      <w:rPr>
+        <w:rFonts w:ascii="Wingdings" w:hAnsi="Wingdings" w:hint="default"/>
+      </w:rPr>
+    </w:lvl>
+    <w:lvl w:ilvl="6" w:tplc="04090001" w:tentative="1">
+      <w:start w:val="1"/>
+      <w:numFmt w:val="bullet"/>
+      <w:lvlText w:val=""/>
+      <w:lvlJc w:val="left"/>
+      <w:pPr>
+        <w:ind w:left="5040" w:hanging="360"/>
+      </w:pPr>
+      <w:rPr>
+        <w:rFonts w:ascii="Symbol" w:hAnsi="Symbol" w:hint="default"/>
+      </w:rPr>
+    </w:lvl>
+    <w:lvl w:ilvl="7" w:tplc="04090003" w:tentative="1">
+      <w:start w:val="1"/>
+      <w:numFmt w:val="bullet"/>
+      <w:lvlText w:val="o"/>
+      <w:lvlJc w:val="left"/>
+      <w:pPr>
+        <w:ind w:left="5760" w:hanging="360"/>
+      </w:pPr>
+      <w:rPr>
+        <w:rFonts w:ascii="Courier New" w:hAnsi="Courier New" w:cs="Courier New" w:hint="default"/>
+      </w:rPr>
+    </w:lvl>
+    <w:lvl w:ilvl="8" w:tplc="04090005" w:tentative="1">
+      <w:start w:val="1"/>
+      <w:numFmt w:val="bullet"/>
+      <w:lvlText w:val=""/>
+      <w:lvlJc w:val="left"/>
+      <w:pPr>
+        <w:ind w:left="6480" w:hanging="360"/>
+      </w:pPr>
+      <w:rPr>
+        <w:rFonts w:ascii="Wingdings" w:hAnsi="Wingdings" w:hint="default"/>
+      </w:rPr>
+    </w:lvl>
+  </w:abstractNum>
+  <w:abstractNum w:abstractNumId="1" w15:restartNumberingAfterBreak="0">
+    <w:nsid w:val="0F0032E3"/>
+    <w:multiLevelType w:val="hybridMultilevel"/>
+    <w:tmpl w:val="B6E02284"/>
+    <w:lvl w:ilvl="0" w:tplc="5B4AB7CC">
+      <w:start w:val="1"/>
+      <w:numFmt w:val="bullet"/>
+      <w:lvlText w:val=""/>
+      <w:lvlJc w:val="left"/>
+      <w:pPr>
+        <w:ind w:left="720" w:hanging="360"/>
+      </w:pPr>
+      <w:rPr>
+        <w:rFonts w:ascii="Wingdings" w:hAnsi="Wingdings" w:hint="default"/>
+      </w:rPr>
+    </w:lvl>
+    <w:lvl w:ilvl="1" w:tplc="04090003" w:tentative="1">
+      <w:start w:val="1"/>
+      <w:numFmt w:val="bullet"/>
+      <w:lvlText w:val="o"/>
+      <w:lvlJc w:val="left"/>
+      <w:pPr>
+        <w:ind w:left="1440" w:hanging="360"/>
+      </w:pPr>
+      <w:rPr>
+        <w:rFonts w:ascii="Courier New" w:hAnsi="Courier New" w:cs="Courier New" w:hint="default"/>
+      </w:rPr>
+    </w:lvl>
+    <w:lvl w:ilvl="2" w:tplc="04090005" w:tentative="1">
+      <w:start w:val="1"/>
+      <w:numFmt w:val="bullet"/>
+      <w:lvlText w:val=""/>
+      <w:lvlJc w:val="left"/>
+      <w:pPr>
+        <w:ind w:left="2160" w:hanging="360"/>
+      </w:pPr>
+      <w:rPr>
+        <w:rFonts w:ascii="Wingdings" w:hAnsi="Wingdings" w:hint="default"/>
+      </w:rPr>
+    </w:lvl>
+    <w:lvl w:ilvl="3" w:tplc="04090001" w:tentative="1">
+      <w:start w:val="1"/>
+      <w:numFmt w:val="bullet"/>
+      <w:lvlText w:val=""/>
+      <w:lvlJc w:val="left"/>
+      <w:pPr>
+        <w:ind w:left="2880" w:hanging="360"/>
+      </w:pPr>
+      <w:rPr>
+        <w:rFonts w:ascii="Symbol" w:hAnsi="Symbol" w:hint="default"/>
+      </w:rPr>
+    </w:lvl>
+    <w:lvl w:ilvl="4" w:tplc="04090003" w:tentative="1">
+      <w:start w:val="1"/>
+      <w:numFmt w:val="bullet"/>
+      <w:lvlText w:val="o"/>
+      <w:lvlJc w:val="left"/>
+      <w:pPr>
+        <w:ind w:left="3600" w:hanging="360"/>
+      </w:pPr>
+      <w:rPr>
+        <w:rFonts w:ascii="Courier New" w:hAnsi="Courier New" w:cs="Courier New" w:hint="default"/>
+      </w:rPr>
+    </w:lvl>
+    <w:lvl w:ilvl="5" w:tplc="04090005" w:tentative="1">
+      <w:start w:val="1"/>
+      <w:numFmt w:val="bullet"/>
+      <w:lvlText w:val=""/>
+      <w:lvlJc w:val="left"/>
+      <w:pPr>
+        <w:ind w:left="4320" w:hanging="360"/>
+      </w:pPr>
+      <w:rPr>
+        <w:rFonts w:ascii="Wingdings" w:hAnsi="Wingdings" w:hint="default"/>
+      </w:rPr>
+    </w:lvl>
+    <w:lvl w:ilvl="6" w:tplc="04090001" w:tentative="1">
+      <w:start w:val="1"/>
+      <w:numFmt w:val="bullet"/>
+      <w:lvlText w:val=""/>
+      <w:lvlJc w:val="left"/>
+      <w:pPr>
+        <w:ind w:left="5040" w:hanging="360"/>
+      </w:pPr>
+      <w:rPr>
+        <w:rFonts w:ascii="Symbol" w:hAnsi="Symbol" w:hint="default"/>
+      </w:rPr>
+    </w:lvl>
+    <w:lvl w:ilvl="7" w:tplc="04090003" w:tentative="1">
+      <w:start w:val="1"/>
+      <w:numFmt w:val="bullet"/>
+      <w:lvlText w:val="o"/>
+      <w:lvlJc w:val="left"/>
+      <w:pPr>
+        <w:ind w:left="5760" w:hanging="360"/>
+      </w:pPr>
+      <w:rPr>
+        <w:rFonts w:ascii="Courier New" w:hAnsi="Courier New" w:cs="Courier New" w:hint="default"/>
+      </w:rPr>
+    </w:lvl>
+    <w:lvl w:ilvl="8" w:tplc="04090005" w:tentative="1">
+      <w:start w:val="1"/>
+      <w:numFmt w:val="bullet"/>
+      <w:lvlText w:val=""/>
+      <w:lvlJc w:val="left"/>
+      <w:pPr>
+        <w:ind w:left="6480" w:hanging="360"/>
+      </w:pPr>
+      <w:rPr>
+        <w:rFonts w:ascii="Wingdings" w:hAnsi="Wingdings" w:hint="default"/>
+      </w:rPr>
+    </w:lvl>
+  </w:abstractNum>
+  <w:abstractNum w:abstractNumId="2" w15:restartNumberingAfterBreak="0">
     <w:nsid w:val="22B94F56"/>
     <w:multiLevelType w:val="hybridMultilevel"/>
     <w:tmpl w:val="89AE3D2A"/>
@@ -4039,8 +9106,710 @@
       </w:rPr>
     </w:lvl>
   </w:abstractNum>
+  <w:abstractNum w:abstractNumId="3" w15:restartNumberingAfterBreak="0">
+    <w:nsid w:val="39B87C1E"/>
+    <w:multiLevelType w:val="hybridMultilevel"/>
+    <w:tmpl w:val="0FA0E344"/>
+    <w:lvl w:ilvl="0" w:tplc="5B4AB7CC">
+      <w:start w:val="1"/>
+      <w:numFmt w:val="bullet"/>
+      <w:lvlText w:val=""/>
+      <w:lvlJc w:val="left"/>
+      <w:pPr>
+        <w:ind w:left="1080" w:hanging="360"/>
+      </w:pPr>
+      <w:rPr>
+        <w:rFonts w:ascii="Wingdings" w:hAnsi="Wingdings" w:hint="default"/>
+      </w:rPr>
+    </w:lvl>
+    <w:lvl w:ilvl="1" w:tplc="08090003" w:tentative="1">
+      <w:start w:val="1"/>
+      <w:numFmt w:val="bullet"/>
+      <w:lvlText w:val="o"/>
+      <w:lvlJc w:val="left"/>
+      <w:pPr>
+        <w:ind w:left="2007" w:hanging="360"/>
+      </w:pPr>
+      <w:rPr>
+        <w:rFonts w:ascii="Courier New" w:hAnsi="Courier New" w:cs="Courier New" w:hint="default"/>
+      </w:rPr>
+    </w:lvl>
+    <w:lvl w:ilvl="2" w:tplc="08090005" w:tentative="1">
+      <w:start w:val="1"/>
+      <w:numFmt w:val="bullet"/>
+      <w:lvlText w:val=""/>
+      <w:lvlJc w:val="left"/>
+      <w:pPr>
+        <w:ind w:left="2727" w:hanging="360"/>
+      </w:pPr>
+      <w:rPr>
+        <w:rFonts w:ascii="Wingdings" w:hAnsi="Wingdings" w:hint="default"/>
+      </w:rPr>
+    </w:lvl>
+    <w:lvl w:ilvl="3" w:tplc="08090001" w:tentative="1">
+      <w:start w:val="1"/>
+      <w:numFmt w:val="bullet"/>
+      <w:lvlText w:val=""/>
+      <w:lvlJc w:val="left"/>
+      <w:pPr>
+        <w:ind w:left="3447" w:hanging="360"/>
+      </w:pPr>
+      <w:rPr>
+        <w:rFonts w:ascii="Symbol" w:hAnsi="Symbol" w:hint="default"/>
+      </w:rPr>
+    </w:lvl>
+    <w:lvl w:ilvl="4" w:tplc="08090003" w:tentative="1">
+      <w:start w:val="1"/>
+      <w:numFmt w:val="bullet"/>
+      <w:lvlText w:val="o"/>
+      <w:lvlJc w:val="left"/>
+      <w:pPr>
+        <w:ind w:left="4167" w:hanging="360"/>
+      </w:pPr>
+      <w:rPr>
+        <w:rFonts w:ascii="Courier New" w:hAnsi="Courier New" w:cs="Courier New" w:hint="default"/>
+      </w:rPr>
+    </w:lvl>
+    <w:lvl w:ilvl="5" w:tplc="08090005" w:tentative="1">
+      <w:start w:val="1"/>
+      <w:numFmt w:val="bullet"/>
+      <w:lvlText w:val=""/>
+      <w:lvlJc w:val="left"/>
+      <w:pPr>
+        <w:ind w:left="4887" w:hanging="360"/>
+      </w:pPr>
+      <w:rPr>
+        <w:rFonts w:ascii="Wingdings" w:hAnsi="Wingdings" w:hint="default"/>
+      </w:rPr>
+    </w:lvl>
+    <w:lvl w:ilvl="6" w:tplc="08090001" w:tentative="1">
+      <w:start w:val="1"/>
+      <w:numFmt w:val="bullet"/>
+      <w:lvlText w:val=""/>
+      <w:lvlJc w:val="left"/>
+      <w:pPr>
+        <w:ind w:left="5607" w:hanging="360"/>
+      </w:pPr>
+      <w:rPr>
+        <w:rFonts w:ascii="Symbol" w:hAnsi="Symbol" w:hint="default"/>
+      </w:rPr>
+    </w:lvl>
+    <w:lvl w:ilvl="7" w:tplc="08090003" w:tentative="1">
+      <w:start w:val="1"/>
+      <w:numFmt w:val="bullet"/>
+      <w:lvlText w:val="o"/>
+      <w:lvlJc w:val="left"/>
+      <w:pPr>
+        <w:ind w:left="6327" w:hanging="360"/>
+      </w:pPr>
+      <w:rPr>
+        <w:rFonts w:ascii="Courier New" w:hAnsi="Courier New" w:cs="Courier New" w:hint="default"/>
+      </w:rPr>
+    </w:lvl>
+    <w:lvl w:ilvl="8" w:tplc="08090005" w:tentative="1">
+      <w:start w:val="1"/>
+      <w:numFmt w:val="bullet"/>
+      <w:lvlText w:val=""/>
+      <w:lvlJc w:val="left"/>
+      <w:pPr>
+        <w:ind w:left="7047" w:hanging="360"/>
+      </w:pPr>
+      <w:rPr>
+        <w:rFonts w:ascii="Wingdings" w:hAnsi="Wingdings" w:hint="default"/>
+      </w:rPr>
+    </w:lvl>
+  </w:abstractNum>
+  <w:abstractNum w:abstractNumId="4" w15:restartNumberingAfterBreak="0">
+    <w:nsid w:val="4C330534"/>
+    <w:multiLevelType w:val="hybridMultilevel"/>
+    <w:tmpl w:val="AEB83482"/>
+    <w:lvl w:ilvl="0" w:tplc="08090001">
+      <w:start w:val="1"/>
+      <w:numFmt w:val="bullet"/>
+      <w:lvlText w:val=""/>
+      <w:lvlJc w:val="left"/>
+      <w:pPr>
+        <w:ind w:left="1287" w:hanging="360"/>
+      </w:pPr>
+      <w:rPr>
+        <w:rFonts w:ascii="Symbol" w:hAnsi="Symbol" w:hint="default"/>
+      </w:rPr>
+    </w:lvl>
+    <w:lvl w:ilvl="1" w:tplc="08090003" w:tentative="1">
+      <w:start w:val="1"/>
+      <w:numFmt w:val="bullet"/>
+      <w:lvlText w:val="o"/>
+      <w:lvlJc w:val="left"/>
+      <w:pPr>
+        <w:ind w:left="2007" w:hanging="360"/>
+      </w:pPr>
+      <w:rPr>
+        <w:rFonts w:ascii="Courier New" w:hAnsi="Courier New" w:cs="Courier New" w:hint="default"/>
+      </w:rPr>
+    </w:lvl>
+    <w:lvl w:ilvl="2" w:tplc="08090005" w:tentative="1">
+      <w:start w:val="1"/>
+      <w:numFmt w:val="bullet"/>
+      <w:lvlText w:val=""/>
+      <w:lvlJc w:val="left"/>
+      <w:pPr>
+        <w:ind w:left="2727" w:hanging="360"/>
+      </w:pPr>
+      <w:rPr>
+        <w:rFonts w:ascii="Wingdings" w:hAnsi="Wingdings" w:hint="default"/>
+      </w:rPr>
+    </w:lvl>
+    <w:lvl w:ilvl="3" w:tplc="08090001" w:tentative="1">
+      <w:start w:val="1"/>
+      <w:numFmt w:val="bullet"/>
+      <w:lvlText w:val=""/>
+      <w:lvlJc w:val="left"/>
+      <w:pPr>
+        <w:ind w:left="3447" w:hanging="360"/>
+      </w:pPr>
+      <w:rPr>
+        <w:rFonts w:ascii="Symbol" w:hAnsi="Symbol" w:hint="default"/>
+      </w:rPr>
+    </w:lvl>
+    <w:lvl w:ilvl="4" w:tplc="08090003" w:tentative="1">
+      <w:start w:val="1"/>
+      <w:numFmt w:val="bullet"/>
+      <w:lvlText w:val="o"/>
+      <w:lvlJc w:val="left"/>
+      <w:pPr>
+        <w:ind w:left="4167" w:hanging="360"/>
+      </w:pPr>
+      <w:rPr>
+        <w:rFonts w:ascii="Courier New" w:hAnsi="Courier New" w:cs="Courier New" w:hint="default"/>
+      </w:rPr>
+    </w:lvl>
+    <w:lvl w:ilvl="5" w:tplc="08090005" w:tentative="1">
+      <w:start w:val="1"/>
+      <w:numFmt w:val="bullet"/>
+      <w:lvlText w:val=""/>
+      <w:lvlJc w:val="left"/>
+      <w:pPr>
+        <w:ind w:left="4887" w:hanging="360"/>
+      </w:pPr>
+      <w:rPr>
+        <w:rFonts w:ascii="Wingdings" w:hAnsi="Wingdings" w:hint="default"/>
+      </w:rPr>
+    </w:lvl>
+    <w:lvl w:ilvl="6" w:tplc="08090001" w:tentative="1">
+      <w:start w:val="1"/>
+      <w:numFmt w:val="bullet"/>
+      <w:lvlText w:val=""/>
+      <w:lvlJc w:val="left"/>
+      <w:pPr>
+        <w:ind w:left="5607" w:hanging="360"/>
+      </w:pPr>
+      <w:rPr>
+        <w:rFonts w:ascii="Symbol" w:hAnsi="Symbol" w:hint="default"/>
+      </w:rPr>
+    </w:lvl>
+    <w:lvl w:ilvl="7" w:tplc="08090003" w:tentative="1">
+      <w:start w:val="1"/>
+      <w:numFmt w:val="bullet"/>
+      <w:lvlText w:val="o"/>
+      <w:lvlJc w:val="left"/>
+      <w:pPr>
+        <w:ind w:left="6327" w:hanging="360"/>
+      </w:pPr>
+      <w:rPr>
+        <w:rFonts w:ascii="Courier New" w:hAnsi="Courier New" w:cs="Courier New" w:hint="default"/>
+      </w:rPr>
+    </w:lvl>
+    <w:lvl w:ilvl="8" w:tplc="08090005" w:tentative="1">
+      <w:start w:val="1"/>
+      <w:numFmt w:val="bullet"/>
+      <w:lvlText w:val=""/>
+      <w:lvlJc w:val="left"/>
+      <w:pPr>
+        <w:ind w:left="7047" w:hanging="360"/>
+      </w:pPr>
+      <w:rPr>
+        <w:rFonts w:ascii="Wingdings" w:hAnsi="Wingdings" w:hint="default"/>
+      </w:rPr>
+    </w:lvl>
+  </w:abstractNum>
+  <w:abstractNum w:abstractNumId="5" w15:restartNumberingAfterBreak="0">
+    <w:nsid w:val="66175708"/>
+    <w:multiLevelType w:val="hybridMultilevel"/>
+    <w:tmpl w:val="63145F7A"/>
+    <w:lvl w:ilvl="0" w:tplc="5B4AB7CC">
+      <w:start w:val="1"/>
+      <w:numFmt w:val="bullet"/>
+      <w:lvlText w:val=""/>
+      <w:lvlJc w:val="left"/>
+      <w:pPr>
+        <w:ind w:left="720" w:hanging="360"/>
+      </w:pPr>
+      <w:rPr>
+        <w:rFonts w:ascii="Wingdings" w:hAnsi="Wingdings" w:hint="default"/>
+      </w:rPr>
+    </w:lvl>
+    <w:lvl w:ilvl="1" w:tplc="04090003" w:tentative="1">
+      <w:start w:val="1"/>
+      <w:numFmt w:val="bullet"/>
+      <w:lvlText w:val="o"/>
+      <w:lvlJc w:val="left"/>
+      <w:pPr>
+        <w:ind w:left="1440" w:hanging="360"/>
+      </w:pPr>
+      <w:rPr>
+        <w:rFonts w:ascii="Courier New" w:hAnsi="Courier New" w:cs="Courier New" w:hint="default"/>
+      </w:rPr>
+    </w:lvl>
+    <w:lvl w:ilvl="2" w:tplc="04090005" w:tentative="1">
+      <w:start w:val="1"/>
+      <w:numFmt w:val="bullet"/>
+      <w:lvlText w:val=""/>
+      <w:lvlJc w:val="left"/>
+      <w:pPr>
+        <w:ind w:left="2160" w:hanging="360"/>
+      </w:pPr>
+      <w:rPr>
+        <w:rFonts w:ascii="Wingdings" w:hAnsi="Wingdings" w:hint="default"/>
+      </w:rPr>
+    </w:lvl>
+    <w:lvl w:ilvl="3" w:tplc="04090001" w:tentative="1">
+      <w:start w:val="1"/>
+      <w:numFmt w:val="bullet"/>
+      <w:lvlText w:val=""/>
+      <w:lvlJc w:val="left"/>
+      <w:pPr>
+        <w:ind w:left="2880" w:hanging="360"/>
+      </w:pPr>
+      <w:rPr>
+        <w:rFonts w:ascii="Symbol" w:hAnsi="Symbol" w:hint="default"/>
+      </w:rPr>
+    </w:lvl>
+    <w:lvl w:ilvl="4" w:tplc="04090003" w:tentative="1">
+      <w:start w:val="1"/>
+      <w:numFmt w:val="bullet"/>
+      <w:lvlText w:val="o"/>
+      <w:lvlJc w:val="left"/>
+      <w:pPr>
+        <w:ind w:left="3600" w:hanging="360"/>
+      </w:pPr>
+      <w:rPr>
+        <w:rFonts w:ascii="Courier New" w:hAnsi="Courier New" w:cs="Courier New" w:hint="default"/>
+      </w:rPr>
+    </w:lvl>
+    <w:lvl w:ilvl="5" w:tplc="04090005" w:tentative="1">
+      <w:start w:val="1"/>
+      <w:numFmt w:val="bullet"/>
+      <w:lvlText w:val=""/>
+      <w:lvlJc w:val="left"/>
+      <w:pPr>
+        <w:ind w:left="4320" w:hanging="360"/>
+      </w:pPr>
+      <w:rPr>
+        <w:rFonts w:ascii="Wingdings" w:hAnsi="Wingdings" w:hint="default"/>
+      </w:rPr>
+    </w:lvl>
+    <w:lvl w:ilvl="6" w:tplc="04090001" w:tentative="1">
+      <w:start w:val="1"/>
+      <w:numFmt w:val="bullet"/>
+      <w:lvlText w:val=""/>
+      <w:lvlJc w:val="left"/>
+      <w:pPr>
+        <w:ind w:left="5040" w:hanging="360"/>
+      </w:pPr>
+      <w:rPr>
+        <w:rFonts w:ascii="Symbol" w:hAnsi="Symbol" w:hint="default"/>
+      </w:rPr>
+    </w:lvl>
+    <w:lvl w:ilvl="7" w:tplc="04090003" w:tentative="1">
+      <w:start w:val="1"/>
+      <w:numFmt w:val="bullet"/>
+      <w:lvlText w:val="o"/>
+      <w:lvlJc w:val="left"/>
+      <w:pPr>
+        <w:ind w:left="5760" w:hanging="360"/>
+      </w:pPr>
+      <w:rPr>
+        <w:rFonts w:ascii="Courier New" w:hAnsi="Courier New" w:cs="Courier New" w:hint="default"/>
+      </w:rPr>
+    </w:lvl>
+    <w:lvl w:ilvl="8" w:tplc="04090005" w:tentative="1">
+      <w:start w:val="1"/>
+      <w:numFmt w:val="bullet"/>
+      <w:lvlText w:val=""/>
+      <w:lvlJc w:val="left"/>
+      <w:pPr>
+        <w:ind w:left="6480" w:hanging="360"/>
+      </w:pPr>
+      <w:rPr>
+        <w:rFonts w:ascii="Wingdings" w:hAnsi="Wingdings" w:hint="default"/>
+      </w:rPr>
+    </w:lvl>
+  </w:abstractNum>
+  <w:abstractNum w:abstractNumId="6" w15:restartNumberingAfterBreak="0">
+    <w:nsid w:val="68C1132D"/>
+    <w:multiLevelType w:val="hybridMultilevel"/>
+    <w:tmpl w:val="AC24590E"/>
+    <w:lvl w:ilvl="0" w:tplc="4BF8F5C8">
+      <w:start w:val="1"/>
+      <w:numFmt w:val="bullet"/>
+      <w:lvlText w:val="-"/>
+      <w:lvlJc w:val="left"/>
+      <w:pPr>
+        <w:ind w:left="1080" w:hanging="360"/>
+      </w:pPr>
+      <w:rPr>
+        <w:rFonts w:ascii="Times New Roman" w:eastAsia="Times New Roman" w:hAnsi="Times New Roman" w:cs="Times New Roman" w:hint="default"/>
+      </w:rPr>
+    </w:lvl>
+    <w:lvl w:ilvl="1" w:tplc="04090003" w:tentative="1">
+      <w:start w:val="1"/>
+      <w:numFmt w:val="bullet"/>
+      <w:lvlText w:val="o"/>
+      <w:lvlJc w:val="left"/>
+      <w:pPr>
+        <w:ind w:left="1800" w:hanging="360"/>
+      </w:pPr>
+      <w:rPr>
+        <w:rFonts w:ascii="Courier New" w:hAnsi="Courier New" w:cs="Courier New" w:hint="default"/>
+      </w:rPr>
+    </w:lvl>
+    <w:lvl w:ilvl="2" w:tplc="04090005" w:tentative="1">
+      <w:start w:val="1"/>
+      <w:numFmt w:val="bullet"/>
+      <w:lvlText w:val=""/>
+      <w:lvlJc w:val="left"/>
+      <w:pPr>
+        <w:ind w:left="2520" w:hanging="360"/>
+      </w:pPr>
+      <w:rPr>
+        <w:rFonts w:ascii="Wingdings" w:hAnsi="Wingdings" w:hint="default"/>
+      </w:rPr>
+    </w:lvl>
+    <w:lvl w:ilvl="3" w:tplc="04090001" w:tentative="1">
+      <w:start w:val="1"/>
+      <w:numFmt w:val="bullet"/>
+      <w:lvlText w:val=""/>
+      <w:lvlJc w:val="left"/>
+      <w:pPr>
+        <w:ind w:left="3240" w:hanging="360"/>
+      </w:pPr>
+      <w:rPr>
+        <w:rFonts w:ascii="Symbol" w:hAnsi="Symbol" w:hint="default"/>
+      </w:rPr>
+    </w:lvl>
+    <w:lvl w:ilvl="4" w:tplc="04090003" w:tentative="1">
+      <w:start w:val="1"/>
+      <w:numFmt w:val="bullet"/>
+      <w:lvlText w:val="o"/>
+      <w:lvlJc w:val="left"/>
+      <w:pPr>
+        <w:ind w:left="3960" w:hanging="360"/>
+      </w:pPr>
+      <w:rPr>
+        <w:rFonts w:ascii="Courier New" w:hAnsi="Courier New" w:cs="Courier New" w:hint="default"/>
+      </w:rPr>
+    </w:lvl>
+    <w:lvl w:ilvl="5" w:tplc="04090005" w:tentative="1">
+      <w:start w:val="1"/>
+      <w:numFmt w:val="bullet"/>
+      <w:lvlText w:val=""/>
+      <w:lvlJc w:val="left"/>
+      <w:pPr>
+        <w:ind w:left="4680" w:hanging="360"/>
+      </w:pPr>
+      <w:rPr>
+        <w:rFonts w:ascii="Wingdings" w:hAnsi="Wingdings" w:hint="default"/>
+      </w:rPr>
+    </w:lvl>
+    <w:lvl w:ilvl="6" w:tplc="04090001" w:tentative="1">
+      <w:start w:val="1"/>
+      <w:numFmt w:val="bullet"/>
+      <w:lvlText w:val=""/>
+      <w:lvlJc w:val="left"/>
+      <w:pPr>
+        <w:ind w:left="5400" w:hanging="360"/>
+      </w:pPr>
+      <w:rPr>
+        <w:rFonts w:ascii="Symbol" w:hAnsi="Symbol" w:hint="default"/>
+      </w:rPr>
+    </w:lvl>
+    <w:lvl w:ilvl="7" w:tplc="04090003" w:tentative="1">
+      <w:start w:val="1"/>
+      <w:numFmt w:val="bullet"/>
+      <w:lvlText w:val="o"/>
+      <w:lvlJc w:val="left"/>
+      <w:pPr>
+        <w:ind w:left="6120" w:hanging="360"/>
+      </w:pPr>
+      <w:rPr>
+        <w:rFonts w:ascii="Courier New" w:hAnsi="Courier New" w:cs="Courier New" w:hint="default"/>
+      </w:rPr>
+    </w:lvl>
+    <w:lvl w:ilvl="8" w:tplc="04090005" w:tentative="1">
+      <w:start w:val="1"/>
+      <w:numFmt w:val="bullet"/>
+      <w:lvlText w:val=""/>
+      <w:lvlJc w:val="left"/>
+      <w:pPr>
+        <w:ind w:left="6840" w:hanging="360"/>
+      </w:pPr>
+      <w:rPr>
+        <w:rFonts w:ascii="Wingdings" w:hAnsi="Wingdings" w:hint="default"/>
+      </w:rPr>
+    </w:lvl>
+  </w:abstractNum>
+  <w:abstractNum w:abstractNumId="7" w15:restartNumberingAfterBreak="0">
+    <w:nsid w:val="749E27D8"/>
+    <w:multiLevelType w:val="hybridMultilevel"/>
+    <w:tmpl w:val="A7561954"/>
+    <w:lvl w:ilvl="0" w:tplc="5B4AB7CC">
+      <w:start w:val="1"/>
+      <w:numFmt w:val="bullet"/>
+      <w:lvlText w:val=""/>
+      <w:lvlJc w:val="left"/>
+      <w:pPr>
+        <w:ind w:left="720" w:hanging="360"/>
+      </w:pPr>
+      <w:rPr>
+        <w:rFonts w:ascii="Wingdings" w:hAnsi="Wingdings" w:hint="default"/>
+      </w:rPr>
+    </w:lvl>
+    <w:lvl w:ilvl="1" w:tplc="04090003" w:tentative="1">
+      <w:start w:val="1"/>
+      <w:numFmt w:val="bullet"/>
+      <w:lvlText w:val="o"/>
+      <w:lvlJc w:val="left"/>
+      <w:pPr>
+        <w:ind w:left="1440" w:hanging="360"/>
+      </w:pPr>
+      <w:rPr>
+        <w:rFonts w:ascii="Courier New" w:hAnsi="Courier New" w:cs="Courier New" w:hint="default"/>
+      </w:rPr>
+    </w:lvl>
+    <w:lvl w:ilvl="2" w:tplc="04090005" w:tentative="1">
+      <w:start w:val="1"/>
+      <w:numFmt w:val="bullet"/>
+      <w:lvlText w:val=""/>
+      <w:lvlJc w:val="left"/>
+      <w:pPr>
+        <w:ind w:left="2160" w:hanging="360"/>
+      </w:pPr>
+      <w:rPr>
+        <w:rFonts w:ascii="Wingdings" w:hAnsi="Wingdings" w:hint="default"/>
+      </w:rPr>
+    </w:lvl>
+    <w:lvl w:ilvl="3" w:tplc="04090001" w:tentative="1">
+      <w:start w:val="1"/>
+      <w:numFmt w:val="bullet"/>
+      <w:lvlText w:val=""/>
+      <w:lvlJc w:val="left"/>
+      <w:pPr>
+        <w:ind w:left="2880" w:hanging="360"/>
+      </w:pPr>
+      <w:rPr>
+        <w:rFonts w:ascii="Symbol" w:hAnsi="Symbol" w:hint="default"/>
+      </w:rPr>
+    </w:lvl>
+    <w:lvl w:ilvl="4" w:tplc="04090003" w:tentative="1">
+      <w:start w:val="1"/>
+      <w:numFmt w:val="bullet"/>
+      <w:lvlText w:val="o"/>
+      <w:lvlJc w:val="left"/>
+      <w:pPr>
+        <w:ind w:left="3600" w:hanging="360"/>
+      </w:pPr>
+      <w:rPr>
+        <w:rFonts w:ascii="Courier New" w:hAnsi="Courier New" w:cs="Courier New" w:hint="default"/>
+      </w:rPr>
+    </w:lvl>
+    <w:lvl w:ilvl="5" w:tplc="04090005" w:tentative="1">
+      <w:start w:val="1"/>
+      <w:numFmt w:val="bullet"/>
+      <w:lvlText w:val=""/>
+      <w:lvlJc w:val="left"/>
+      <w:pPr>
+        <w:ind w:left="4320" w:hanging="360"/>
+      </w:pPr>
+      <w:rPr>
+        <w:rFonts w:ascii="Wingdings" w:hAnsi="Wingdings" w:hint="default"/>
+      </w:rPr>
+    </w:lvl>
+    <w:lvl w:ilvl="6" w:tplc="04090001" w:tentative="1">
+      <w:start w:val="1"/>
+      <w:numFmt w:val="bullet"/>
+      <w:lvlText w:val=""/>
+      <w:lvlJc w:val="left"/>
+      <w:pPr>
+        <w:ind w:left="5040" w:hanging="360"/>
+      </w:pPr>
+      <w:rPr>
+        <w:rFonts w:ascii="Symbol" w:hAnsi="Symbol" w:hint="default"/>
+      </w:rPr>
+    </w:lvl>
+    <w:lvl w:ilvl="7" w:tplc="04090003" w:tentative="1">
+      <w:start w:val="1"/>
+      <w:numFmt w:val="bullet"/>
+      <w:lvlText w:val="o"/>
+      <w:lvlJc w:val="left"/>
+      <w:pPr>
+        <w:ind w:left="5760" w:hanging="360"/>
+      </w:pPr>
+      <w:rPr>
+        <w:rFonts w:ascii="Courier New" w:hAnsi="Courier New" w:cs="Courier New" w:hint="default"/>
+      </w:rPr>
+    </w:lvl>
+    <w:lvl w:ilvl="8" w:tplc="04090005" w:tentative="1">
+      <w:start w:val="1"/>
+      <w:numFmt w:val="bullet"/>
+      <w:lvlText w:val=""/>
+      <w:lvlJc w:val="left"/>
+      <w:pPr>
+        <w:ind w:left="6480" w:hanging="360"/>
+      </w:pPr>
+      <w:rPr>
+        <w:rFonts w:ascii="Wingdings" w:hAnsi="Wingdings" w:hint="default"/>
+      </w:rPr>
+    </w:lvl>
+  </w:abstractNum>
+  <w:abstractNum w:abstractNumId="8" w15:restartNumberingAfterBreak="0">
+    <w:nsid w:val="7E293062"/>
+    <w:multiLevelType w:val="hybridMultilevel"/>
+    <w:tmpl w:val="EB163600"/>
+    <w:lvl w:ilvl="0" w:tplc="5B4AB7CC">
+      <w:start w:val="1"/>
+      <w:numFmt w:val="bullet"/>
+      <w:lvlText w:val=""/>
+      <w:lvlJc w:val="left"/>
+      <w:pPr>
+        <w:ind w:left="1080" w:hanging="360"/>
+      </w:pPr>
+      <w:rPr>
+        <w:rFonts w:ascii="Wingdings" w:hAnsi="Wingdings" w:hint="default"/>
+      </w:rPr>
+    </w:lvl>
+    <w:lvl w:ilvl="1" w:tplc="08090003" w:tentative="1">
+      <w:start w:val="1"/>
+      <w:numFmt w:val="bullet"/>
+      <w:lvlText w:val="o"/>
+      <w:lvlJc w:val="left"/>
+      <w:pPr>
+        <w:ind w:left="1440" w:hanging="360"/>
+      </w:pPr>
+      <w:rPr>
+        <w:rFonts w:ascii="Courier New" w:hAnsi="Courier New" w:cs="Courier New" w:hint="default"/>
+      </w:rPr>
+    </w:lvl>
+    <w:lvl w:ilvl="2" w:tplc="08090005" w:tentative="1">
+      <w:start w:val="1"/>
+      <w:numFmt w:val="bullet"/>
+      <w:lvlText w:val=""/>
+      <w:lvlJc w:val="left"/>
+      <w:pPr>
+        <w:ind w:left="2160" w:hanging="360"/>
+      </w:pPr>
+      <w:rPr>
+        <w:rFonts w:ascii="Wingdings" w:hAnsi="Wingdings" w:hint="default"/>
+      </w:rPr>
+    </w:lvl>
+    <w:lvl w:ilvl="3" w:tplc="08090001" w:tentative="1">
+      <w:start w:val="1"/>
+      <w:numFmt w:val="bullet"/>
+      <w:lvlText w:val=""/>
+      <w:lvlJc w:val="left"/>
+      <w:pPr>
+        <w:ind w:left="2880" w:hanging="360"/>
+      </w:pPr>
+      <w:rPr>
+        <w:rFonts w:ascii="Symbol" w:hAnsi="Symbol" w:hint="default"/>
+      </w:rPr>
+    </w:lvl>
+    <w:lvl w:ilvl="4" w:tplc="08090003" w:tentative="1">
+      <w:start w:val="1"/>
+      <w:numFmt w:val="bullet"/>
+      <w:lvlText w:val="o"/>
+      <w:lvlJc w:val="left"/>
+      <w:pPr>
+        <w:ind w:left="3600" w:hanging="360"/>
+      </w:pPr>
+      <w:rPr>
+        <w:rFonts w:ascii="Courier New" w:hAnsi="Courier New" w:cs="Courier New" w:hint="default"/>
+      </w:rPr>
+    </w:lvl>
+    <w:lvl w:ilvl="5" w:tplc="08090005" w:tentative="1">
+      <w:start w:val="1"/>
+      <w:numFmt w:val="bullet"/>
+      <w:lvlText w:val=""/>
+      <w:lvlJc w:val="left"/>
+      <w:pPr>
+        <w:ind w:left="4320" w:hanging="360"/>
+      </w:pPr>
+      <w:rPr>
+        <w:rFonts w:ascii="Wingdings" w:hAnsi="Wingdings" w:hint="default"/>
+      </w:rPr>
+    </w:lvl>
+    <w:lvl w:ilvl="6" w:tplc="08090001" w:tentative="1">
+      <w:start w:val="1"/>
+      <w:numFmt w:val="bullet"/>
+      <w:lvlText w:val=""/>
+      <w:lvlJc w:val="left"/>
+      <w:pPr>
+        <w:ind w:left="5040" w:hanging="360"/>
+      </w:pPr>
+      <w:rPr>
+        <w:rFonts w:ascii="Symbol" w:hAnsi="Symbol" w:hint="default"/>
+      </w:rPr>
+    </w:lvl>
+    <w:lvl w:ilvl="7" w:tplc="08090003" w:tentative="1">
+      <w:start w:val="1"/>
+      <w:numFmt w:val="bullet"/>
+      <w:lvlText w:val="o"/>
+      <w:lvlJc w:val="left"/>
+      <w:pPr>
+        <w:ind w:left="5760" w:hanging="360"/>
+      </w:pPr>
+      <w:rPr>
+        <w:rFonts w:ascii="Courier New" w:hAnsi="Courier New" w:cs="Courier New" w:hint="default"/>
+      </w:rPr>
+    </w:lvl>
+    <w:lvl w:ilvl="8" w:tplc="08090005" w:tentative="1">
+      <w:start w:val="1"/>
+      <w:numFmt w:val="bullet"/>
+      <w:lvlText w:val=""/>
+      <w:lvlJc w:val="left"/>
+      <w:pPr>
+        <w:ind w:left="6480" w:hanging="360"/>
+      </w:pPr>
+      <w:rPr>
+        <w:rFonts w:ascii="Wingdings" w:hAnsi="Wingdings" w:hint="default"/>
+      </w:rPr>
+    </w:lvl>
+  </w:abstractNum>
   <w:num w:numId="1" w16cid:durableId="1172719862">
+    <w:abstractNumId w:val="2"/>
+  </w:num>
+  <w:num w:numId="2" w16cid:durableId="140004544">
+    <w:abstractNumId w:val="6"/>
+  </w:num>
+  <w:num w:numId="3" w16cid:durableId="281032314">
+    <w:abstractNumId w:val="8"/>
+  </w:num>
+  <w:num w:numId="4" w16cid:durableId="693001023">
+    <w:abstractNumId w:val="3"/>
+  </w:num>
+  <w:num w:numId="5" w16cid:durableId="1393507987">
+    <w:abstractNumId w:val="4"/>
+  </w:num>
+  <w:num w:numId="6" w16cid:durableId="1225340010">
     <w:abstractNumId w:val="0"/>
+  </w:num>
+  <w:num w:numId="7" w16cid:durableId="1727531782">
+    <w:abstractNumId w:val="1"/>
+  </w:num>
+  <w:num w:numId="8" w16cid:durableId="964656051">
+    <w:abstractNumId w:val="5"/>
+  </w:num>
+  <w:num w:numId="9" w16cid:durableId="283927808">
+    <w:abstractNumId w:val="7"/>
   </w:num>
 </w:numbering>
 </file>
@@ -4439,7 +10208,7 @@
   <w:style w:type="paragraph" w:default="1" w:styleId="Normal">
     <w:name w:val="Normal"/>
     <w:qFormat/>
-    <w:rsid w:val="00562F60"/>
+    <w:rsid w:val="009D6858"/>
     <w:rPr>
       <w:rFonts w:ascii="Times New Roman" w:eastAsia="Times New Roman" w:hAnsi="Times New Roman" w:cs="Times New Roman"/>
     </w:rPr>
@@ -4610,6 +10379,63 @@
     <w:rPr>
       <w:rFonts w:asciiTheme="minorHAnsi" w:eastAsiaTheme="minorHAnsi" w:hAnsiTheme="minorHAnsi" w:cstheme="minorBidi"/>
       <w:lang w:val="de-DE" w:eastAsia="en-US"/>
+    </w:rPr>
+  </w:style>
+  <w:style w:type="character" w:customStyle="1" w:styleId="wacimagecontainer">
+    <w:name w:val="wacimagecontainer"/>
+    <w:basedOn w:val="DefaultParagraphFont"/>
+    <w:rsid w:val="00B756EF"/>
+  </w:style>
+  <w:style w:type="character" w:styleId="Hyperlink">
+    <w:name w:val="Hyperlink"/>
+    <w:basedOn w:val="DefaultParagraphFont"/>
+    <w:uiPriority w:val="99"/>
+    <w:unhideWhenUsed/>
+    <w:rsid w:val="00B756EF"/>
+    <w:rPr>
+      <w:color w:val="0563C1" w:themeColor="hyperlink"/>
+      <w:u w:val="single"/>
+    </w:rPr>
+  </w:style>
+  <w:style w:type="character" w:styleId="UnresolvedMention">
+    <w:name w:val="Unresolved Mention"/>
+    <w:basedOn w:val="DefaultParagraphFont"/>
+    <w:uiPriority w:val="99"/>
+    <w:semiHidden/>
+    <w:unhideWhenUsed/>
+    <w:rsid w:val="009D5624"/>
+    <w:rPr>
+      <w:color w:val="605E5C"/>
+      <w:shd w:val="clear" w:color="auto" w:fill="E1DFDD"/>
+    </w:rPr>
+  </w:style>
+  <w:style w:type="character" w:styleId="FollowedHyperlink">
+    <w:name w:val="FollowedHyperlink"/>
+    <w:basedOn w:val="DefaultParagraphFont"/>
+    <w:uiPriority w:val="99"/>
+    <w:semiHidden/>
+    <w:unhideWhenUsed/>
+    <w:rsid w:val="007E5DD4"/>
+    <w:rPr>
+      <w:color w:val="954F72" w:themeColor="followedHyperlink"/>
+      <w:u w:val="single"/>
+    </w:rPr>
+  </w:style>
+  <w:style w:type="paragraph" w:styleId="NoSpacing">
+    <w:name w:val="No Spacing"/>
+    <w:uiPriority w:val="1"/>
+    <w:qFormat/>
+    <w:rsid w:val="00E56EFE"/>
+    <w:pPr>
+      <w:spacing w:line="480" w:lineRule="auto"/>
+      <w:ind w:firstLine="567"/>
+      <w:jc w:val="both"/>
+    </w:pPr>
+    <w:rPr>
+      <w:rFonts w:ascii="Times New Roman" w:eastAsiaTheme="minorHAnsi" w:hAnsi="Times New Roman"/>
+      <w:kern w:val="2"/>
+      <w:lang w:val="da-DK" w:eastAsia="en-US"/>
+      <w14:ligatures w14:val="standardContextual"/>
     </w:rPr>
   </w:style>
 </w:styles>
